--- a/Test Strategy and Test Plan.docx
+++ b/Test Strategy and Test Plan.docx
@@ -4,84 +4,41 @@
   <w:body>
     <w:p>
       <w:pPr>
-        <w:spacing w:before="100" w:beforeAutospacing="1" w:after="100" w:afterAutospacing="1" w:line="240" w:lineRule="auto"/>
+        <w:spacing w:after="0" w:line="240" w:lineRule="auto"/>
         <w:jc w:val="center"/>
-        <w:outlineLvl w:val="2"/>
-        <w:rPr>
-          <w:rFonts w:ascii="Times New Roman" w:eastAsia="Times New Roman" w:hAnsi="Times New Roman" w:cs="Times New Roman"/>
-          <w:b/>
-          <w:bCs/>
-          <w:sz w:val="27"/>
-          <w:szCs w:val="27"/>
-          <w:lang w:val="en-US"/>
-        </w:rPr>
-      </w:pPr>
-      <w:r>
-        <w:rPr>
-          <w:rFonts w:ascii="Times New Roman" w:eastAsia="Times New Roman" w:hAnsi="Times New Roman" w:cs="Times New Roman"/>
-          <w:b/>
-          <w:bCs/>
-          <w:sz w:val="27"/>
-          <w:szCs w:val="27"/>
-          <w:lang w:val="en-US"/>
+        <w:outlineLvl w:val="0"/>
+        <w:rPr>
+          <w:rStyle w:val="BookTitle"/>
+          <w:i w:val="0"/>
+          <w:sz w:val="40"/>
+          <w:szCs w:val="40"/>
+        </w:rPr>
+      </w:pPr>
+      <w:r>
+        <w:rPr>
+          <w:rStyle w:val="BookTitle"/>
+          <w:i w:val="0"/>
+          <w:sz w:val="40"/>
+          <w:szCs w:val="40"/>
         </w:rPr>
         <w:t>Test Strategy and Test Plan</w:t>
       </w:r>
     </w:p>
     <w:p>
       <w:pPr>
-        <w:spacing w:before="100" w:beforeAutospacing="1" w:after="100" w:afterAutospacing="1" w:line="240" w:lineRule="auto"/>
-        <w:outlineLvl w:val="2"/>
-        <w:rPr>
-          <w:rFonts w:ascii="Times New Roman" w:eastAsia="Times New Roman" w:hAnsi="Times New Roman" w:cs="Times New Roman"/>
-          <w:b/>
-          <w:bCs/>
-          <w:sz w:val="27"/>
-          <w:szCs w:val="27"/>
-          <w:lang w:val="en-US"/>
-        </w:rPr>
-      </w:pPr>
-      <w:r>
-        <w:rPr>
-          <w:rFonts w:ascii="Times New Roman" w:eastAsia="Times New Roman" w:hAnsi="Times New Roman" w:cs="Times New Roman"/>
-          <w:b/>
-          <w:bCs/>
-          <w:sz w:val="27"/>
-          <w:szCs w:val="27"/>
-          <w:lang w:val="en-US"/>
-        </w:rPr>
-        <w:t>1. Objectives and Scope</w:t>
-      </w:r>
-    </w:p>
-    <w:p>
-      <w:pPr>
-        <w:spacing w:before="100" w:beforeAutospacing="1" w:after="100" w:afterAutospacing="1" w:line="240" w:lineRule="auto"/>
-        <w:rPr>
-          <w:rFonts w:ascii="Times New Roman" w:eastAsia="Times New Roman" w:hAnsi="Times New Roman" w:cs="Times New Roman"/>
-          <w:sz w:val="24"/>
-          <w:szCs w:val="24"/>
-          <w:lang w:val="en-US"/>
-        </w:rPr>
-      </w:pPr>
-      <w:r>
-        <w:rPr>
-          <w:rFonts w:ascii="Times New Roman" w:eastAsia="Times New Roman" w:hAnsi="Times New Roman" w:cs="Times New Roman"/>
-          <w:b/>
-          <w:bCs/>
-          <w:sz w:val="24"/>
-          <w:szCs w:val="24"/>
-          <w:lang w:val="en-US"/>
-        </w:rPr>
-        <w:t>In-Scope Operations</w:t>
-      </w:r>
-      <w:r>
-        <w:rPr>
-          <w:rFonts w:ascii="Times New Roman" w:eastAsia="Times New Roman" w:hAnsi="Times New Roman" w:cs="Times New Roman"/>
-          <w:sz w:val="24"/>
-          <w:szCs w:val="24"/>
-          <w:lang w:val="en-US"/>
-        </w:rPr>
-        <w:t xml:space="preserve"> The automation suite will validate core business behaviors across the following API endpoints: </w:t>
+        <w:spacing w:after="0" w:line="240" w:lineRule="auto"/>
+        <w:outlineLvl w:val="1"/>
+        <w:rPr>
+          <w:rStyle w:val="BookTitle"/>
+          <w:i w:val="0"/>
+        </w:rPr>
+      </w:pPr>
+      <w:r>
+        <w:rPr>
+          <w:rStyle w:val="BookTitle"/>
+          <w:i w:val="0"/>
+        </w:rPr>
+        <w:t>Document Control</w:t>
       </w:r>
     </w:p>
     <w:p>
@@ -90,84 +47,20 @@
           <w:ilvl w:val="0"/>
           <w:numId w:val="1"/>
         </w:numPr>
-        <w:spacing w:before="100" w:beforeAutospacing="1" w:after="100" w:afterAutospacing="1" w:line="240" w:lineRule="auto"/>
-        <w:rPr>
-          <w:rFonts w:ascii="Times New Roman" w:eastAsia="Times New Roman" w:hAnsi="Times New Roman" w:cs="Times New Roman"/>
-          <w:sz w:val="24"/>
-          <w:szCs w:val="24"/>
-          <w:lang w:val="en-US"/>
-        </w:rPr>
-      </w:pPr>
-      <w:r>
-        <w:rPr>
-          <w:rFonts w:ascii="Times New Roman" w:eastAsia="Times New Roman" w:hAnsi="Times New Roman" w:cs="Times New Roman"/>
-          <w:sz w:val="24"/>
-          <w:szCs w:val="24"/>
-          <w:lang w:val="en-US"/>
-        </w:rPr>
-        <w:t>Customer Management: Create (</w:t>
-      </w:r>
-      <w:r>
-        <w:rPr>
-          <w:rFonts w:ascii="Courier New" w:eastAsia="Times New Roman" w:hAnsi="Courier New" w:cs="Courier New"/>
-          <w:sz w:val="20"/>
-          <w:lang w:val="en-US"/>
-        </w:rPr>
-        <w:t>POST /customers/add</w:t>
-      </w:r>
-      <w:r>
-        <w:rPr>
-          <w:rFonts w:ascii="Times New Roman" w:eastAsia="Times New Roman" w:hAnsi="Times New Roman" w:cs="Times New Roman"/>
-          <w:sz w:val="24"/>
-          <w:szCs w:val="24"/>
-          <w:lang w:val="en-US"/>
-        </w:rPr>
-        <w:t>), Read, Update, and Delete (</w:t>
-      </w:r>
-      <w:r>
-        <w:rPr>
-          <w:rFonts w:ascii="Courier New" w:eastAsia="Times New Roman" w:hAnsi="Courier New" w:cs="Courier New"/>
-          <w:sz w:val="20"/>
-          <w:lang w:val="en-US"/>
-        </w:rPr>
-        <w:t>GET/PUT/DELETE /customers</w:t>
-      </w:r>
-      <w:proofErr w:type="gramStart"/>
-      <w:r>
-        <w:rPr>
-          <w:rFonts w:ascii="Courier New" w:eastAsia="Times New Roman" w:hAnsi="Courier New" w:cs="Courier New"/>
-          <w:sz w:val="20"/>
-          <w:lang w:val="en-US"/>
-        </w:rPr>
-        <w:t>/{</w:t>
-      </w:r>
-      <w:proofErr w:type="spellStart"/>
-      <w:proofErr w:type="gramEnd"/>
-      <w:r>
-        <w:rPr>
-          <w:rFonts w:ascii="Courier New" w:eastAsia="Times New Roman" w:hAnsi="Courier New" w:cs="Courier New"/>
-          <w:sz w:val="20"/>
-          <w:lang w:val="en-US"/>
-        </w:rPr>
-        <w:t>customerNumber</w:t>
-      </w:r>
-      <w:proofErr w:type="spellEnd"/>
-      <w:r>
-        <w:rPr>
-          <w:rFonts w:ascii="Courier New" w:eastAsia="Times New Roman" w:hAnsi="Courier New" w:cs="Courier New"/>
-          <w:sz w:val="20"/>
-          <w:lang w:val="en-US"/>
-        </w:rPr>
-        <w:t>}</w:t>
-      </w:r>
-      <w:r>
-        <w:rPr>
-          <w:rFonts w:ascii="Times New Roman" w:eastAsia="Times New Roman" w:hAnsi="Times New Roman" w:cs="Times New Roman"/>
-          <w:sz w:val="24"/>
-          <w:szCs w:val="24"/>
-          <w:lang w:val="en-US"/>
-        </w:rPr>
-        <w:t xml:space="preserve">). </w:t>
+        <w:spacing w:after="0" w:line="240" w:lineRule="auto"/>
+        <w:ind w:left="590"/>
+        <w:textAlignment w:val="baseline"/>
+        <w:rPr>
+          <w:rStyle w:val="BookTitle"/>
+          <w:i w:val="0"/>
+        </w:rPr>
+      </w:pPr>
+      <w:r>
+        <w:rPr>
+          <w:rStyle w:val="BookTitle"/>
+          <w:i w:val="0"/>
+        </w:rPr>
+        <w:t>Version: 1.0</w:t>
       </w:r>
     </w:p>
     <w:p>
@@ -176,102 +69,27 @@
           <w:ilvl w:val="0"/>
           <w:numId w:val="1"/>
         </w:numPr>
-        <w:spacing w:before="100" w:beforeAutospacing="1" w:after="100" w:afterAutospacing="1" w:line="240" w:lineRule="auto"/>
-        <w:rPr>
-          <w:rFonts w:ascii="Times New Roman" w:eastAsia="Times New Roman" w:hAnsi="Times New Roman" w:cs="Times New Roman"/>
-          <w:sz w:val="24"/>
-          <w:szCs w:val="24"/>
-          <w:lang w:val="en-US"/>
-        </w:rPr>
-      </w:pPr>
-      <w:r>
-        <w:rPr>
-          <w:rFonts w:ascii="Times New Roman" w:eastAsia="Times New Roman" w:hAnsi="Times New Roman" w:cs="Times New Roman"/>
-          <w:sz w:val="24"/>
-          <w:szCs w:val="24"/>
-          <w:lang w:val="en-US"/>
-        </w:rPr>
-        <w:t>Account Management: Add account (</w:t>
-      </w:r>
-      <w:r>
-        <w:rPr>
-          <w:rFonts w:ascii="Courier New" w:eastAsia="Times New Roman" w:hAnsi="Courier New" w:cs="Courier New"/>
-          <w:sz w:val="20"/>
-          <w:lang w:val="en-US"/>
-        </w:rPr>
-        <w:t>POST /accounts/add</w:t>
-      </w:r>
-      <w:proofErr w:type="gramStart"/>
-      <w:r>
-        <w:rPr>
-          <w:rFonts w:ascii="Courier New" w:eastAsia="Times New Roman" w:hAnsi="Courier New" w:cs="Courier New"/>
-          <w:sz w:val="20"/>
-          <w:lang w:val="en-US"/>
-        </w:rPr>
-        <w:t>/{</w:t>
-      </w:r>
-      <w:proofErr w:type="spellStart"/>
-      <w:proofErr w:type="gramEnd"/>
-      <w:r>
-        <w:rPr>
-          <w:rFonts w:ascii="Courier New" w:eastAsia="Times New Roman" w:hAnsi="Courier New" w:cs="Courier New"/>
-          <w:sz w:val="20"/>
-          <w:lang w:val="en-US"/>
-        </w:rPr>
-        <w:t>customerNumber</w:t>
-      </w:r>
-      <w:proofErr w:type="spellEnd"/>
-      <w:r>
-        <w:rPr>
-          <w:rFonts w:ascii="Courier New" w:eastAsia="Times New Roman" w:hAnsi="Courier New" w:cs="Courier New"/>
-          <w:sz w:val="20"/>
-          <w:lang w:val="en-US"/>
-        </w:rPr>
-        <w:t>}</w:t>
-      </w:r>
-      <w:r>
-        <w:rPr>
-          <w:rFonts w:ascii="Times New Roman" w:eastAsia="Times New Roman" w:hAnsi="Times New Roman" w:cs="Times New Roman"/>
-          <w:sz w:val="24"/>
-          <w:szCs w:val="24"/>
-          <w:lang w:val="en-US"/>
-        </w:rPr>
-        <w:t>), Read account (</w:t>
-      </w:r>
-      <w:r>
-        <w:rPr>
-          <w:rFonts w:ascii="Courier New" w:eastAsia="Times New Roman" w:hAnsi="Courier New" w:cs="Courier New"/>
-          <w:sz w:val="20"/>
-          <w:lang w:val="en-US"/>
-        </w:rPr>
-        <w:t>GET /accounts/{</w:t>
-      </w:r>
-      <w:proofErr w:type="spellStart"/>
-      <w:r>
-        <w:rPr>
-          <w:rFonts w:ascii="Courier New" w:eastAsia="Times New Roman" w:hAnsi="Courier New" w:cs="Courier New"/>
-          <w:sz w:val="20"/>
-          <w:lang w:val="en-US"/>
-        </w:rPr>
-        <w:t>accountNumber</w:t>
-      </w:r>
-      <w:proofErr w:type="spellEnd"/>
-      <w:r>
-        <w:rPr>
-          <w:rFonts w:ascii="Courier New" w:eastAsia="Times New Roman" w:hAnsi="Courier New" w:cs="Courier New"/>
-          <w:sz w:val="20"/>
-          <w:lang w:val="en-US"/>
-        </w:rPr>
-        <w:t>}</w:t>
-      </w:r>
-      <w:r>
-        <w:rPr>
-          <w:rFonts w:ascii="Times New Roman" w:eastAsia="Times New Roman" w:hAnsi="Times New Roman" w:cs="Times New Roman"/>
-          <w:sz w:val="24"/>
-          <w:szCs w:val="24"/>
-          <w:lang w:val="en-US"/>
-        </w:rPr>
-        <w:t xml:space="preserve">). </w:t>
+        <w:spacing w:after="0" w:line="240" w:lineRule="auto"/>
+        <w:ind w:left="590"/>
+        <w:textAlignment w:val="baseline"/>
+        <w:rPr>
+          <w:rStyle w:val="BookTitle"/>
+          <w:i w:val="0"/>
+        </w:rPr>
+      </w:pPr>
+      <w:r>
+        <w:rPr>
+          <w:rStyle w:val="BookTitle"/>
+          <w:i w:val="0"/>
+        </w:rPr>
+        <w:t xml:space="preserve">Author: </w:t>
+      </w:r>
+      <w:r>
+        <w:rPr>
+          <w:rStyle w:val="BookTitle"/>
+          <w:i w:val="0"/>
+        </w:rPr>
+        <w:t>Shoban Prakash R</w:t>
       </w:r>
     </w:p>
     <w:p>
@@ -280,228 +98,71 @@
           <w:ilvl w:val="0"/>
           <w:numId w:val="1"/>
         </w:numPr>
-        <w:spacing w:before="100" w:beforeAutospacing="1" w:after="100" w:afterAutospacing="1" w:line="240" w:lineRule="auto"/>
-        <w:rPr>
-          <w:rFonts w:ascii="Times New Roman" w:eastAsia="Times New Roman" w:hAnsi="Times New Roman" w:cs="Times New Roman"/>
-          <w:sz w:val="24"/>
-          <w:szCs w:val="24"/>
-          <w:lang w:val="en-US"/>
-        </w:rPr>
-      </w:pPr>
-      <w:r>
-        <w:rPr>
-          <w:rFonts w:ascii="Times New Roman" w:eastAsia="Times New Roman" w:hAnsi="Times New Roman" w:cs="Times New Roman"/>
-          <w:sz w:val="24"/>
-          <w:szCs w:val="24"/>
-          <w:lang w:val="en-US"/>
-        </w:rPr>
-        <w:t>Transactions: Transfer funds (</w:t>
-      </w:r>
-      <w:r>
-        <w:rPr>
-          <w:rFonts w:ascii="Courier New" w:eastAsia="Times New Roman" w:hAnsi="Courier New" w:cs="Courier New"/>
-          <w:sz w:val="20"/>
-          <w:lang w:val="en-US"/>
-        </w:rPr>
-        <w:t>PUT /accounts/transfer</w:t>
-      </w:r>
-      <w:proofErr w:type="gramStart"/>
-      <w:r>
-        <w:rPr>
-          <w:rFonts w:ascii="Courier New" w:eastAsia="Times New Roman" w:hAnsi="Courier New" w:cs="Courier New"/>
-          <w:sz w:val="20"/>
-          <w:lang w:val="en-US"/>
-        </w:rPr>
-        <w:t>/{</w:t>
-      </w:r>
-      <w:proofErr w:type="spellStart"/>
-      <w:proofErr w:type="gramEnd"/>
-      <w:r>
-        <w:rPr>
-          <w:rFonts w:ascii="Courier New" w:eastAsia="Times New Roman" w:hAnsi="Courier New" w:cs="Courier New"/>
-          <w:sz w:val="20"/>
-          <w:lang w:val="en-US"/>
-        </w:rPr>
-        <w:t>customerNumber</w:t>
-      </w:r>
-      <w:proofErr w:type="spellEnd"/>
-      <w:r>
-        <w:rPr>
-          <w:rFonts w:ascii="Courier New" w:eastAsia="Times New Roman" w:hAnsi="Courier New" w:cs="Courier New"/>
-          <w:sz w:val="20"/>
-          <w:lang w:val="en-US"/>
-        </w:rPr>
-        <w:t>}</w:t>
-      </w:r>
-      <w:r>
-        <w:rPr>
-          <w:rFonts w:ascii="Times New Roman" w:eastAsia="Times New Roman" w:hAnsi="Times New Roman" w:cs="Times New Roman"/>
-          <w:sz w:val="24"/>
-          <w:szCs w:val="24"/>
-          <w:lang w:val="en-US"/>
-        </w:rPr>
-        <w:t>), Read transaction history (</w:t>
-      </w:r>
-      <w:r>
-        <w:rPr>
-          <w:rFonts w:ascii="Courier New" w:eastAsia="Times New Roman" w:hAnsi="Courier New" w:cs="Courier New"/>
-          <w:sz w:val="20"/>
-          <w:lang w:val="en-US"/>
-        </w:rPr>
-        <w:t>GET /accounts/transactions/{</w:t>
-      </w:r>
-      <w:proofErr w:type="spellStart"/>
-      <w:r>
-        <w:rPr>
-          <w:rFonts w:ascii="Courier New" w:eastAsia="Times New Roman" w:hAnsi="Courier New" w:cs="Courier New"/>
-          <w:sz w:val="20"/>
-          <w:lang w:val="en-US"/>
-        </w:rPr>
-        <w:t>accountNumber</w:t>
-      </w:r>
-      <w:proofErr w:type="spellEnd"/>
-      <w:r>
-        <w:rPr>
-          <w:rFonts w:ascii="Courier New" w:eastAsia="Times New Roman" w:hAnsi="Courier New" w:cs="Courier New"/>
-          <w:sz w:val="20"/>
-          <w:lang w:val="en-US"/>
-        </w:rPr>
-        <w:t>}</w:t>
-      </w:r>
-      <w:r>
-        <w:rPr>
-          <w:rFonts w:ascii="Times New Roman" w:eastAsia="Times New Roman" w:hAnsi="Times New Roman" w:cs="Times New Roman"/>
-          <w:sz w:val="24"/>
-          <w:szCs w:val="24"/>
-          <w:lang w:val="en-US"/>
-        </w:rPr>
-        <w:t xml:space="preserve">). </w:t>
+        <w:spacing w:after="0" w:line="240" w:lineRule="auto"/>
+        <w:ind w:left="590"/>
+        <w:textAlignment w:val="baseline"/>
+        <w:rPr>
+          <w:rStyle w:val="BookTitle"/>
+          <w:i w:val="0"/>
+        </w:rPr>
+      </w:pPr>
+      <w:r>
+        <w:rPr>
+          <w:rStyle w:val="BookTitle"/>
+          <w:i w:val="0"/>
+        </w:rPr>
+        <w:t xml:space="preserve">Reviewer: </w:t>
+      </w:r>
+      <w:r>
+        <w:rPr>
+          <w:rStyle w:val="BookTitle"/>
+          <w:i w:val="0"/>
+        </w:rPr>
+        <w:t>Prathiba</w:t>
       </w:r>
     </w:p>
     <w:p>
       <w:pPr>
-        <w:spacing w:before="100" w:beforeAutospacing="1" w:after="100" w:afterAutospacing="1" w:line="240" w:lineRule="auto"/>
-        <w:rPr>
-          <w:rFonts w:ascii="Times New Roman" w:eastAsia="Times New Roman" w:hAnsi="Times New Roman" w:cs="Times New Roman"/>
-          <w:sz w:val="24"/>
-          <w:szCs w:val="24"/>
-          <w:lang w:val="en-US"/>
-        </w:rPr>
-      </w:pPr>
-      <w:r>
-        <w:rPr>
-          <w:rFonts w:ascii="Times New Roman" w:eastAsia="Times New Roman" w:hAnsi="Times New Roman" w:cs="Times New Roman"/>
-          <w:b/>
-          <w:bCs/>
-          <w:sz w:val="24"/>
-          <w:szCs w:val="24"/>
-          <w:lang w:val="en-US"/>
-        </w:rPr>
-        <w:t>Out-of-Scope</w:t>
+        <w:numPr>
+          <w:ilvl w:val="0"/>
+          <w:numId w:val="1"/>
+        </w:numPr>
+        <w:spacing w:after="0" w:line="240" w:lineRule="auto"/>
+        <w:ind w:left="590"/>
+        <w:textAlignment w:val="baseline"/>
+        <w:rPr>
+          <w:rStyle w:val="BookTitle"/>
+          <w:i w:val="0"/>
+        </w:rPr>
+      </w:pPr>
+      <w:r>
+        <w:rPr>
+          <w:rStyle w:val="BookTitle"/>
+          <w:i w:val="0"/>
+        </w:rPr>
+        <w:t xml:space="preserve">Approval Status: </w:t>
       </w:r>
     </w:p>
     <w:p>
       <w:pPr>
         <w:numPr>
           <w:ilvl w:val="0"/>
-          <w:numId w:val="2"/>
+          <w:numId w:val="1"/>
         </w:numPr>
-        <w:spacing w:before="100" w:beforeAutospacing="1" w:after="100" w:afterAutospacing="1" w:line="240" w:lineRule="auto"/>
-        <w:rPr>
-          <w:rFonts w:ascii="Times New Roman" w:eastAsia="Times New Roman" w:hAnsi="Times New Roman" w:cs="Times New Roman"/>
-          <w:sz w:val="24"/>
-          <w:szCs w:val="24"/>
-          <w:lang w:val="en-US"/>
-        </w:rPr>
-      </w:pPr>
-      <w:r>
-        <w:rPr>
-          <w:rFonts w:ascii="Times New Roman" w:eastAsia="Times New Roman" w:hAnsi="Times New Roman" w:cs="Times New Roman"/>
-          <w:sz w:val="24"/>
-          <w:szCs w:val="24"/>
-          <w:lang w:val="en-US"/>
-        </w:rPr>
-        <w:t xml:space="preserve">Non-functional testing, including load, stress, and destructive security testing against the shared environment. </w:t>
-      </w:r>
-    </w:p>
-    <w:p>
-      <w:pPr>
-        <w:numPr>
-          <w:ilvl w:val="0"/>
-          <w:numId w:val="2"/>
-        </w:numPr>
-        <w:spacing w:before="100" w:beforeAutospacing="1" w:after="100" w:afterAutospacing="1" w:line="240" w:lineRule="auto"/>
-        <w:rPr>
-          <w:rFonts w:ascii="Times New Roman" w:eastAsia="Times New Roman" w:hAnsi="Times New Roman" w:cs="Times New Roman"/>
-          <w:sz w:val="24"/>
-          <w:szCs w:val="24"/>
-          <w:lang w:val="en-US"/>
-        </w:rPr>
-      </w:pPr>
-      <w:r>
-        <w:rPr>
-          <w:rFonts w:ascii="Times New Roman" w:eastAsia="Times New Roman" w:hAnsi="Times New Roman" w:cs="Times New Roman"/>
-          <w:sz w:val="24"/>
-          <w:szCs w:val="24"/>
-          <w:lang w:val="en-US"/>
-        </w:rPr>
-        <w:t>Paral</w:t>
-      </w:r>
-      <w:r>
-        <w:rPr>
-          <w:rFonts w:ascii="Times New Roman" w:eastAsia="Times New Roman" w:hAnsi="Times New Roman" w:cs="Times New Roman"/>
-          <w:sz w:val="24"/>
-          <w:szCs w:val="24"/>
-          <w:lang w:val="en-US"/>
-        </w:rPr>
-        <w:t>lel execution, CI configuration</w:t>
-      </w:r>
-    </w:p>
-    <w:p>
-      <w:pPr>
-        <w:spacing w:before="100" w:beforeAutospacing="1" w:after="100" w:afterAutospacing="1" w:line="240" w:lineRule="auto"/>
-        <w:outlineLvl w:val="2"/>
-        <w:rPr>
-          <w:rFonts w:ascii="Times New Roman" w:eastAsia="Times New Roman" w:hAnsi="Times New Roman" w:cs="Times New Roman"/>
-          <w:b/>
-          <w:bCs/>
-          <w:sz w:val="27"/>
-          <w:szCs w:val="27"/>
-          <w:lang w:val="en-US"/>
-        </w:rPr>
-      </w:pPr>
-      <w:r>
-        <w:rPr>
-          <w:rFonts w:ascii="Times New Roman" w:eastAsia="Times New Roman" w:hAnsi="Times New Roman" w:cs="Times New Roman"/>
-          <w:b/>
-          <w:bCs/>
-          <w:sz w:val="27"/>
-          <w:szCs w:val="27"/>
-          <w:lang w:val="en-US"/>
-        </w:rPr>
-        <w:t>2. Test Strategy and Architecture</w:t>
-      </w:r>
-    </w:p>
-    <w:p>
-      <w:pPr>
-        <w:spacing w:before="100" w:beforeAutospacing="1" w:after="100" w:afterAutospacing="1" w:line="240" w:lineRule="auto"/>
-        <w:rPr>
-          <w:rFonts w:ascii="Times New Roman" w:eastAsia="Times New Roman" w:hAnsi="Times New Roman" w:cs="Times New Roman"/>
-          <w:sz w:val="24"/>
-          <w:szCs w:val="24"/>
-          <w:lang w:val="en-US"/>
-        </w:rPr>
-      </w:pPr>
-      <w:r>
-        <w:rPr>
-          <w:rFonts w:ascii="Times New Roman" w:eastAsia="Times New Roman" w:hAnsi="Times New Roman" w:cs="Times New Roman"/>
-          <w:b/>
-          <w:bCs/>
-          <w:sz w:val="24"/>
-          <w:szCs w:val="24"/>
-          <w:lang w:val="en-US"/>
-        </w:rPr>
-        <w:t>Technology Stack</w:t>
+        <w:spacing w:after="0" w:line="240" w:lineRule="auto"/>
+        <w:ind w:left="590"/>
+        <w:textAlignment w:val="baseline"/>
+        <w:rPr>
+          <w:rStyle w:val="BookTitle"/>
+          <w:i w:val="0"/>
+        </w:rPr>
+      </w:pPr>
+      <w:r>
+        <w:rPr>
+          <w:rStyle w:val="BookTitle"/>
+          <w:i w:val="0"/>
+        </w:rPr>
+        <w:t>Revision History:</w:t>
       </w:r>
     </w:p>
     <w:p>
@@ -510,255 +171,44 @@
           <w:ilvl w:val="0"/>
           <w:numId w:val="3"/>
         </w:numPr>
-        <w:spacing w:before="100" w:beforeAutospacing="1" w:after="100" w:afterAutospacing="1" w:line="240" w:lineRule="auto"/>
-        <w:rPr>
-          <w:rFonts w:ascii="Times New Roman" w:eastAsia="Times New Roman" w:hAnsi="Times New Roman" w:cs="Times New Roman"/>
-          <w:sz w:val="24"/>
-          <w:szCs w:val="24"/>
-          <w:lang w:val="en-US"/>
-        </w:rPr>
-      </w:pPr>
-      <w:r>
-        <w:rPr>
-          <w:rFonts w:ascii="Times New Roman" w:eastAsia="Times New Roman" w:hAnsi="Times New Roman" w:cs="Times New Roman"/>
-          <w:b/>
-          <w:bCs/>
-          <w:sz w:val="24"/>
-          <w:szCs w:val="24"/>
-          <w:lang w:val="en-US"/>
-        </w:rPr>
-        <w:t>Language &amp; Build:</w:t>
-      </w:r>
-      <w:r>
-        <w:rPr>
-          <w:rFonts w:ascii="Times New Roman" w:eastAsia="Times New Roman" w:hAnsi="Times New Roman" w:cs="Times New Roman"/>
-          <w:sz w:val="24"/>
-          <w:szCs w:val="24"/>
-          <w:lang w:val="en-US"/>
-        </w:rPr>
-        <w:t xml:space="preserve"> Java 11+ and Maven. </w:t>
+        <w:spacing w:after="0" w:line="240" w:lineRule="auto"/>
+        <w:ind w:left="590"/>
+        <w:textAlignment w:val="baseline"/>
+        <w:rPr>
+          <w:rStyle w:val="BookTitle"/>
+          <w:i w:val="0"/>
+        </w:rPr>
+      </w:pPr>
+      <w:r>
+        <w:rPr>
+          <w:rStyle w:val="BookTitle"/>
+          <w:i w:val="0"/>
+        </w:rPr>
+        <w:t>Reviewed Branch/Commit: main</w:t>
       </w:r>
     </w:p>
     <w:p>
       <w:pPr>
-        <w:numPr>
-          <w:ilvl w:val="0"/>
-          <w:numId w:val="3"/>
-        </w:numPr>
-        <w:spacing w:before="100" w:beforeAutospacing="1" w:after="100" w:afterAutospacing="1" w:line="240" w:lineRule="auto"/>
-        <w:rPr>
-          <w:rFonts w:ascii="Times New Roman" w:eastAsia="Times New Roman" w:hAnsi="Times New Roman" w:cs="Times New Roman"/>
-          <w:sz w:val="24"/>
-          <w:szCs w:val="24"/>
-          <w:lang w:val="en-US"/>
-        </w:rPr>
-      </w:pPr>
-      <w:r>
-        <w:rPr>
-          <w:rFonts w:ascii="Times New Roman" w:eastAsia="Times New Roman" w:hAnsi="Times New Roman" w:cs="Times New Roman"/>
-          <w:b/>
-          <w:bCs/>
-          <w:sz w:val="24"/>
-          <w:szCs w:val="24"/>
-          <w:lang w:val="en-US"/>
-        </w:rPr>
-        <w:t>Core API Client:</w:t>
-      </w:r>
-      <w:r>
-        <w:rPr>
-          <w:rFonts w:ascii="Times New Roman" w:eastAsia="Times New Roman" w:hAnsi="Times New Roman" w:cs="Times New Roman"/>
-          <w:sz w:val="24"/>
-          <w:szCs w:val="24"/>
-          <w:lang w:val="en-US"/>
-        </w:rPr>
-        <w:t xml:space="preserve"> Rest-Assured (mandatory for API interactions). </w:t>
-      </w:r>
-    </w:p>
-    <w:p>
-      <w:pPr>
-        <w:numPr>
-          <w:ilvl w:val="0"/>
-          <w:numId w:val="3"/>
-        </w:numPr>
-        <w:spacing w:before="100" w:beforeAutospacing="1" w:after="100" w:afterAutospacing="1" w:line="240" w:lineRule="auto"/>
-        <w:rPr>
-          <w:rFonts w:ascii="Times New Roman" w:eastAsia="Times New Roman" w:hAnsi="Times New Roman" w:cs="Times New Roman"/>
-          <w:sz w:val="24"/>
-          <w:szCs w:val="24"/>
-          <w:lang w:val="en-US"/>
-        </w:rPr>
-      </w:pPr>
-      <w:r>
-        <w:rPr>
-          <w:rFonts w:ascii="Times New Roman" w:eastAsia="Times New Roman" w:hAnsi="Times New Roman" w:cs="Times New Roman"/>
-          <w:b/>
-          <w:bCs/>
-          <w:sz w:val="24"/>
-          <w:szCs w:val="24"/>
-          <w:lang w:val="en-US"/>
-        </w:rPr>
-        <w:t>Test Framework:</w:t>
-      </w:r>
-      <w:r>
-        <w:rPr>
-          <w:rFonts w:ascii="Times New Roman" w:eastAsia="Times New Roman" w:hAnsi="Times New Roman" w:cs="Times New Roman"/>
-          <w:sz w:val="24"/>
-          <w:szCs w:val="24"/>
-          <w:lang w:val="en-US"/>
-        </w:rPr>
-        <w:t xml:space="preserve"> Cucumber (for BDD-style Gherkin scenarios) and </w:t>
-      </w:r>
-      <w:proofErr w:type="spellStart"/>
-      <w:r>
-        <w:rPr>
-          <w:rFonts w:ascii="Times New Roman" w:eastAsia="Times New Roman" w:hAnsi="Times New Roman" w:cs="Times New Roman"/>
-          <w:sz w:val="24"/>
-          <w:szCs w:val="24"/>
-          <w:lang w:val="en-US"/>
-        </w:rPr>
-        <w:t>TestNG</w:t>
-      </w:r>
-      <w:proofErr w:type="spellEnd"/>
-      <w:r>
-        <w:rPr>
-          <w:rFonts w:ascii="Times New Roman" w:eastAsia="Times New Roman" w:hAnsi="Times New Roman" w:cs="Times New Roman"/>
-          <w:sz w:val="24"/>
-          <w:szCs w:val="24"/>
-          <w:lang w:val="en-US"/>
-        </w:rPr>
-        <w:t xml:space="preserve"> for execution and assertions.</w:t>
-      </w:r>
-    </w:p>
-    <w:p>
-      <w:pPr>
-        <w:numPr>
-          <w:ilvl w:val="0"/>
-          <w:numId w:val="3"/>
-        </w:numPr>
-        <w:spacing w:before="100" w:beforeAutospacing="1" w:after="100" w:afterAutospacing="1" w:line="240" w:lineRule="auto"/>
-        <w:rPr>
-          <w:rFonts w:ascii="Times New Roman" w:eastAsia="Times New Roman" w:hAnsi="Times New Roman" w:cs="Times New Roman"/>
-          <w:sz w:val="24"/>
-          <w:szCs w:val="24"/>
-          <w:lang w:val="en-US"/>
-        </w:rPr>
-      </w:pPr>
-      <w:r>
-        <w:rPr>
-          <w:rFonts w:ascii="Times New Roman" w:eastAsia="Times New Roman" w:hAnsi="Times New Roman" w:cs="Times New Roman"/>
-          <w:b/>
-          <w:bCs/>
-          <w:sz w:val="24"/>
-          <w:szCs w:val="24"/>
-          <w:lang w:val="en-US"/>
-        </w:rPr>
-        <w:t>Dependency Injection:</w:t>
-      </w:r>
-      <w:r>
-        <w:rPr>
-          <w:rFonts w:ascii="Times New Roman" w:eastAsia="Times New Roman" w:hAnsi="Times New Roman" w:cs="Times New Roman"/>
-          <w:sz w:val="24"/>
-          <w:szCs w:val="24"/>
-          <w:lang w:val="en-US"/>
-        </w:rPr>
-        <w:t xml:space="preserve"> </w:t>
-      </w:r>
-      <w:proofErr w:type="spellStart"/>
-      <w:r>
-        <w:rPr>
-          <w:rFonts w:ascii="Times New Roman" w:eastAsia="Times New Roman" w:hAnsi="Times New Roman" w:cs="Times New Roman"/>
-          <w:sz w:val="24"/>
-          <w:szCs w:val="24"/>
-          <w:lang w:val="en-US"/>
-        </w:rPr>
-        <w:t>PicoContainer</w:t>
-      </w:r>
-      <w:proofErr w:type="spellEnd"/>
-      <w:r>
-        <w:rPr>
-          <w:rFonts w:ascii="Times New Roman" w:eastAsia="Times New Roman" w:hAnsi="Times New Roman" w:cs="Times New Roman"/>
-          <w:sz w:val="24"/>
-          <w:szCs w:val="24"/>
-          <w:lang w:val="en-US"/>
-        </w:rPr>
-        <w:t xml:space="preserve"> (for sharing state, such as customer and account IDs, across step definitions).</w:t>
-      </w:r>
-    </w:p>
-    <w:p>
-      <w:pPr>
-        <w:numPr>
-          <w:ilvl w:val="0"/>
-          <w:numId w:val="3"/>
-        </w:numPr>
-        <w:spacing w:before="100" w:beforeAutospacing="1" w:after="100" w:afterAutospacing="1" w:line="240" w:lineRule="auto"/>
-        <w:rPr>
-          <w:rFonts w:ascii="Times New Roman" w:eastAsia="Times New Roman" w:hAnsi="Times New Roman" w:cs="Times New Roman"/>
-          <w:sz w:val="24"/>
-          <w:szCs w:val="24"/>
-          <w:lang w:val="en-US"/>
-        </w:rPr>
-      </w:pPr>
-      <w:r>
-        <w:rPr>
-          <w:rFonts w:ascii="Times New Roman" w:eastAsia="Times New Roman" w:hAnsi="Times New Roman" w:cs="Times New Roman"/>
-          <w:b/>
-          <w:bCs/>
-          <w:sz w:val="24"/>
-          <w:szCs w:val="24"/>
-          <w:lang w:val="en-US"/>
-        </w:rPr>
-        <w:t>Data Binding:</w:t>
-      </w:r>
-      <w:r>
-        <w:rPr>
-          <w:rFonts w:ascii="Times New Roman" w:eastAsia="Times New Roman" w:hAnsi="Times New Roman" w:cs="Times New Roman"/>
-          <w:sz w:val="24"/>
-          <w:szCs w:val="24"/>
-          <w:lang w:val="en-US"/>
-        </w:rPr>
-        <w:t xml:space="preserve"> Jackson (for POJO serialization/</w:t>
-      </w:r>
-      <w:proofErr w:type="spellStart"/>
-      <w:r>
-        <w:rPr>
-          <w:rFonts w:ascii="Times New Roman" w:eastAsia="Times New Roman" w:hAnsi="Times New Roman" w:cs="Times New Roman"/>
-          <w:sz w:val="24"/>
-          <w:szCs w:val="24"/>
-          <w:lang w:val="en-US"/>
-        </w:rPr>
-        <w:t>deserialization</w:t>
-      </w:r>
-      <w:proofErr w:type="spellEnd"/>
-      <w:r>
-        <w:rPr>
-          <w:rFonts w:ascii="Times New Roman" w:eastAsia="Times New Roman" w:hAnsi="Times New Roman" w:cs="Times New Roman"/>
-          <w:sz w:val="24"/>
-          <w:szCs w:val="24"/>
-          <w:lang w:val="en-US"/>
-        </w:rPr>
-        <w:t>).</w:t>
-      </w:r>
-    </w:p>
-    <w:p>
-      <w:pPr>
-        <w:spacing w:before="100" w:beforeAutospacing="1" w:after="100" w:afterAutospacing="1" w:line="240" w:lineRule="auto"/>
-        <w:rPr>
-          <w:rFonts w:ascii="Times New Roman" w:eastAsia="Times New Roman" w:hAnsi="Times New Roman" w:cs="Times New Roman"/>
-          <w:sz w:val="24"/>
-          <w:szCs w:val="24"/>
-          <w:lang w:val="en-US"/>
-        </w:rPr>
-      </w:pPr>
-      <w:r>
-        <w:rPr>
-          <w:rFonts w:ascii="Times New Roman" w:eastAsia="Times New Roman" w:hAnsi="Times New Roman" w:cs="Times New Roman"/>
-          <w:b/>
-          <w:bCs/>
-          <w:sz w:val="24"/>
-          <w:szCs w:val="24"/>
-          <w:lang w:val="en-US"/>
-        </w:rPr>
-        <w:t>Data Management</w:t>
+        <w:spacing w:after="0" w:line="240" w:lineRule="auto"/>
+        <w:outlineLvl w:val="1"/>
+        <w:rPr>
+          <w:rStyle w:val="BookTitle"/>
+          <w:i w:val="0"/>
+        </w:rPr>
+      </w:pPr>
+      <w:r>
+        <w:rPr>
+          <w:rStyle w:val="BookTitle"/>
+          <w:i w:val="0"/>
+        </w:rPr>
+        <w:t>1. Objectives and Scope</w:t>
+      </w:r>
+      <w:r>
+        <w:rPr>
+          <w:rStyle w:val="BookTitle"/>
+          <w:i w:val="0"/>
+        </w:rPr>
+        <w:t>s</w:t>
       </w:r>
     </w:p>
     <w:p>
@@ -767,90 +217,22 @@
           <w:ilvl w:val="0"/>
           <w:numId w:val="4"/>
         </w:numPr>
-        <w:spacing w:before="100" w:beforeAutospacing="1" w:after="100" w:afterAutospacing="1" w:line="240" w:lineRule="auto"/>
-        <w:rPr>
-          <w:rFonts w:ascii="Times New Roman" w:eastAsia="Times New Roman" w:hAnsi="Times New Roman" w:cs="Times New Roman"/>
-          <w:sz w:val="24"/>
-          <w:szCs w:val="24"/>
-          <w:lang w:val="en-US"/>
-        </w:rPr>
-      </w:pPr>
-      <w:r>
-        <w:rPr>
-          <w:rFonts w:ascii="Times New Roman" w:eastAsia="Times New Roman" w:hAnsi="Times New Roman" w:cs="Times New Roman"/>
-          <w:b/>
-          <w:bCs/>
-          <w:sz w:val="24"/>
-          <w:szCs w:val="24"/>
-          <w:lang w:val="en-US"/>
-        </w:rPr>
-        <w:t>Synthetic Data Generation:</w:t>
-      </w:r>
-      <w:r>
-        <w:rPr>
-          <w:rFonts w:ascii="Times New Roman" w:eastAsia="Times New Roman" w:hAnsi="Times New Roman" w:cs="Times New Roman"/>
-          <w:sz w:val="24"/>
-          <w:szCs w:val="24"/>
-          <w:lang w:val="en-US"/>
-        </w:rPr>
-        <w:t xml:space="preserve"> All tests will utilize independent, dynamically generated synthetic data to prevent collisions in the shared environment. </w:t>
-      </w:r>
-    </w:p>
-    <w:p>
-      <w:pPr>
-        <w:numPr>
-          <w:ilvl w:val="0"/>
-          <w:numId w:val="4"/>
-        </w:numPr>
-        <w:spacing w:before="100" w:beforeAutospacing="1" w:after="100" w:afterAutospacing="1" w:line="240" w:lineRule="auto"/>
-        <w:rPr>
-          <w:rFonts w:ascii="Times New Roman" w:eastAsia="Times New Roman" w:hAnsi="Times New Roman" w:cs="Times New Roman"/>
-          <w:sz w:val="24"/>
-          <w:szCs w:val="24"/>
-          <w:lang w:val="en-US"/>
-        </w:rPr>
-      </w:pPr>
-      <w:r>
-        <w:rPr>
-          <w:rFonts w:ascii="Times New Roman" w:eastAsia="Times New Roman" w:hAnsi="Times New Roman" w:cs="Times New Roman"/>
-          <w:b/>
-          <w:bCs/>
-          <w:sz w:val="24"/>
-          <w:szCs w:val="24"/>
-          <w:lang w:val="en-US"/>
-        </w:rPr>
-        <w:t>State Management:</w:t>
-      </w:r>
-      <w:r>
-        <w:rPr>
-          <w:rFonts w:ascii="Times New Roman" w:eastAsia="Times New Roman" w:hAnsi="Times New Roman" w:cs="Times New Roman"/>
-          <w:sz w:val="24"/>
-          <w:szCs w:val="24"/>
-          <w:lang w:val="en-US"/>
-        </w:rPr>
-        <w:t xml:space="preserve"> Explicit opening balances will be set during account creation to ensure predictable test states for transfer validations. </w:t>
-      </w:r>
-    </w:p>
-    <w:p>
-      <w:pPr>
-        <w:spacing w:before="100" w:beforeAutospacing="1" w:after="100" w:afterAutospacing="1" w:line="240" w:lineRule="auto"/>
-        <w:rPr>
-          <w:rFonts w:ascii="Times New Roman" w:eastAsia="Times New Roman" w:hAnsi="Times New Roman" w:cs="Times New Roman"/>
-          <w:sz w:val="24"/>
-          <w:szCs w:val="24"/>
-          <w:lang w:val="en-US"/>
-        </w:rPr>
-      </w:pPr>
-      <w:r>
-        <w:rPr>
-          <w:rFonts w:ascii="Times New Roman" w:eastAsia="Times New Roman" w:hAnsi="Times New Roman" w:cs="Times New Roman"/>
-          <w:b/>
-          <w:bCs/>
-          <w:sz w:val="24"/>
-          <w:szCs w:val="24"/>
-          <w:lang w:val="en-US"/>
-        </w:rPr>
-        <w:t>Configuration &amp; Precision</w:t>
+        <w:spacing w:after="0" w:line="240" w:lineRule="auto"/>
+        <w:ind w:left="590"/>
+        <w:textAlignment w:val="baseline"/>
+        <w:rPr>
+          <w:rStyle w:val="BookTitle"/>
+          <w:b w:val="0"/>
+          <w:i w:val="0"/>
+        </w:rPr>
+      </w:pPr>
+      <w:r>
+        <w:rPr>
+          <w:rStyle w:val="BookTitle"/>
+          <w:b w:val="0"/>
+          <w:i w:val="0"/>
+        </w:rPr>
+        <w:t>In-Scope Operations: The automation suite will validate core business behaviors across the following API endpoints:</w:t>
       </w:r>
     </w:p>
     <w:p>
@@ -859,57 +241,22 @@
           <w:ilvl w:val="0"/>
           <w:numId w:val="5"/>
         </w:numPr>
-        <w:spacing w:before="100" w:beforeAutospacing="1" w:after="100" w:afterAutospacing="1" w:line="240" w:lineRule="auto"/>
-        <w:rPr>
-          <w:rFonts w:ascii="Times New Roman" w:eastAsia="Times New Roman" w:hAnsi="Times New Roman" w:cs="Times New Roman"/>
-          <w:sz w:val="24"/>
-          <w:szCs w:val="24"/>
-          <w:lang w:val="en-US"/>
-        </w:rPr>
-      </w:pPr>
-      <w:r>
-        <w:rPr>
-          <w:rFonts w:ascii="Times New Roman" w:eastAsia="Times New Roman" w:hAnsi="Times New Roman" w:cs="Times New Roman"/>
-          <w:sz w:val="24"/>
-          <w:szCs w:val="24"/>
-          <w:lang w:val="en-US"/>
-        </w:rPr>
-        <w:t>The base URL (</w:t>
-      </w:r>
-      <w:r>
-        <w:rPr>
-          <w:rFonts w:ascii="Courier New" w:eastAsia="Times New Roman" w:hAnsi="Courier New" w:cs="Courier New"/>
-          <w:sz w:val="20"/>
-          <w:lang w:val="en-US"/>
-        </w:rPr>
-        <w:t>[https://seahorse-app-tam6f.ondigitalocean.app/bank-api</w:t>
-      </w:r>
-      <w:proofErr w:type="gramStart"/>
-      <w:r>
-        <w:rPr>
-          <w:rFonts w:ascii="Courier New" w:eastAsia="Times New Roman" w:hAnsi="Courier New" w:cs="Courier New"/>
-          <w:sz w:val="20"/>
-          <w:lang w:val="en-US"/>
-        </w:rPr>
-        <w:t>](</w:t>
-      </w:r>
-      <w:proofErr w:type="gramEnd"/>
-      <w:r>
-        <w:rPr>
-          <w:rFonts w:ascii="Courier New" w:eastAsia="Times New Roman" w:hAnsi="Courier New" w:cs="Courier New"/>
-          <w:sz w:val="20"/>
-          <w:lang w:val="en-US"/>
-        </w:rPr>
-        <w:t>https://seahorse-app-tam6f.ondigitalocean.app/bank-api)</w:t>
-      </w:r>
-      <w:r>
-        <w:rPr>
-          <w:rFonts w:ascii="Times New Roman" w:eastAsia="Times New Roman" w:hAnsi="Times New Roman" w:cs="Times New Roman"/>
-          <w:sz w:val="24"/>
-          <w:szCs w:val="24"/>
-          <w:lang w:val="en-US"/>
-        </w:rPr>
-        <w:t xml:space="preserve">) will be configurable via Maven and a properties file. </w:t>
+        <w:spacing w:after="0" w:line="240" w:lineRule="auto"/>
+        <w:ind w:left="641"/>
+        <w:textAlignment w:val="baseline"/>
+        <w:rPr>
+          <w:rStyle w:val="BookTitle"/>
+          <w:b w:val="0"/>
+          <w:i w:val="0"/>
+        </w:rPr>
+      </w:pPr>
+      <w:r>
+        <w:rPr>
+          <w:rStyle w:val="BookTitle"/>
+          <w:b w:val="0"/>
+          <w:i w:val="0"/>
+        </w:rPr>
+        <w:t>Customer Management: Create (POST /customers/add), Read, Update, and Delete (GET/PUT/DELETE /customers/{customerNumber}).</w:t>
       </w:r>
     </w:p>
     <w:p>
@@ -918,106 +265,46 @@
           <w:ilvl w:val="0"/>
           <w:numId w:val="5"/>
         </w:numPr>
-        <w:spacing w:before="100" w:beforeAutospacing="1" w:after="100" w:afterAutospacing="1" w:line="240" w:lineRule="auto"/>
-        <w:rPr>
-          <w:rFonts w:ascii="Times New Roman" w:eastAsia="Times New Roman" w:hAnsi="Times New Roman" w:cs="Times New Roman"/>
-          <w:sz w:val="24"/>
-          <w:szCs w:val="24"/>
-          <w:lang w:val="en-US"/>
-        </w:rPr>
-      </w:pPr>
-      <w:r>
-        <w:rPr>
-          <w:rFonts w:ascii="Times New Roman" w:eastAsia="Times New Roman" w:hAnsi="Times New Roman" w:cs="Times New Roman"/>
-          <w:sz w:val="24"/>
-          <w:szCs w:val="24"/>
-          <w:lang w:val="en-US"/>
-        </w:rPr>
-        <w:lastRenderedPageBreak/>
-        <w:t xml:space="preserve">Monetary values will be handled using appropriate Java data types (e.g., </w:t>
-      </w:r>
-      <w:r>
-        <w:rPr>
-          <w:rFonts w:ascii="Courier New" w:eastAsia="Times New Roman" w:hAnsi="Courier New" w:cs="Courier New"/>
-          <w:sz w:val="20"/>
-          <w:lang w:val="en-US"/>
-        </w:rPr>
-        <w:t>double</w:t>
-      </w:r>
-      <w:r>
-        <w:rPr>
-          <w:rFonts w:ascii="Times New Roman" w:eastAsia="Times New Roman" w:hAnsi="Times New Roman" w:cs="Times New Roman"/>
-          <w:sz w:val="24"/>
-          <w:szCs w:val="24"/>
-          <w:lang w:val="en-US"/>
-        </w:rPr>
-        <w:t xml:space="preserve"> or </w:t>
-      </w:r>
-      <w:proofErr w:type="spellStart"/>
-      <w:r>
-        <w:rPr>
-          <w:rFonts w:ascii="Courier New" w:eastAsia="Times New Roman" w:hAnsi="Courier New" w:cs="Courier New"/>
-          <w:sz w:val="20"/>
-          <w:lang w:val="en-US"/>
-        </w:rPr>
-        <w:t>BigDecimal</w:t>
-      </w:r>
-      <w:proofErr w:type="spellEnd"/>
-      <w:r>
-        <w:rPr>
-          <w:rFonts w:ascii="Times New Roman" w:eastAsia="Times New Roman" w:hAnsi="Times New Roman" w:cs="Times New Roman"/>
-          <w:sz w:val="24"/>
-          <w:szCs w:val="24"/>
-          <w:lang w:val="en-US"/>
-        </w:rPr>
-        <w:t xml:space="preserve">) to ensure precise validation up to two decimal places, avoiding silent truncation or rounding errors during transfer assertions. </w:t>
+        <w:spacing w:after="0" w:line="240" w:lineRule="auto"/>
+        <w:ind w:left="641"/>
+        <w:textAlignment w:val="baseline"/>
+        <w:rPr>
+          <w:rStyle w:val="BookTitle"/>
+          <w:b w:val="0"/>
+          <w:i w:val="0"/>
+        </w:rPr>
+      </w:pPr>
+      <w:r>
+        <w:rPr>
+          <w:rStyle w:val="BookTitle"/>
+          <w:b w:val="0"/>
+          <w:i w:val="0"/>
+        </w:rPr>
+        <w:t>Account Management: Add account (POST /accounts/add/{customerNumber}), Read account (GET /accounts/{accountNumber}).</w:t>
       </w:r>
     </w:p>
     <w:p>
       <w:pPr>
-        <w:spacing w:before="100" w:beforeAutospacing="1" w:after="100" w:afterAutospacing="1" w:line="240" w:lineRule="auto"/>
-        <w:outlineLvl w:val="2"/>
-        <w:rPr>
-          <w:rFonts w:ascii="Times New Roman" w:eastAsia="Times New Roman" w:hAnsi="Times New Roman" w:cs="Times New Roman"/>
-          <w:b/>
-          <w:bCs/>
-          <w:sz w:val="27"/>
-          <w:szCs w:val="27"/>
-          <w:lang w:val="en-US"/>
-        </w:rPr>
-      </w:pPr>
-      <w:r>
-        <w:rPr>
-          <w:rFonts w:ascii="Times New Roman" w:eastAsia="Times New Roman" w:hAnsi="Times New Roman" w:cs="Times New Roman"/>
-          <w:b/>
-          <w:bCs/>
-          <w:sz w:val="27"/>
-          <w:szCs w:val="27"/>
-          <w:lang w:val="en-US"/>
-        </w:rPr>
-        <w:t>3. Test Scenarios and Coverage</w:t>
-      </w:r>
-    </w:p>
-    <w:p>
-      <w:pPr>
-        <w:spacing w:before="100" w:beforeAutospacing="1" w:after="100" w:afterAutospacing="1" w:line="240" w:lineRule="auto"/>
-        <w:rPr>
-          <w:rFonts w:ascii="Times New Roman" w:eastAsia="Times New Roman" w:hAnsi="Times New Roman" w:cs="Times New Roman"/>
-          <w:sz w:val="24"/>
-          <w:szCs w:val="24"/>
-          <w:lang w:val="en-US"/>
-        </w:rPr>
-      </w:pPr>
-      <w:r>
-        <w:rPr>
-          <w:rFonts w:ascii="Times New Roman" w:eastAsia="Times New Roman" w:hAnsi="Times New Roman" w:cs="Times New Roman"/>
-          <w:b/>
-          <w:bCs/>
-          <w:sz w:val="24"/>
-          <w:szCs w:val="24"/>
-          <w:lang w:val="en-US"/>
-        </w:rPr>
-        <w:t>Core Scenarios (Required)</w:t>
+        <w:numPr>
+          <w:ilvl w:val="0"/>
+          <w:numId w:val="5"/>
+        </w:numPr>
+        <w:spacing w:after="0" w:line="240" w:lineRule="auto"/>
+        <w:ind w:left="641"/>
+        <w:textAlignment w:val="baseline"/>
+        <w:rPr>
+          <w:rStyle w:val="BookTitle"/>
+          <w:b w:val="0"/>
+          <w:i w:val="0"/>
+        </w:rPr>
+      </w:pPr>
+      <w:r>
+        <w:rPr>
+          <w:rStyle w:val="BookTitle"/>
+          <w:b w:val="0"/>
+          <w:i w:val="0"/>
+        </w:rPr>
+        <w:t>Transactions: Transfer funds (PUT /accounts/transfer/{customerNumber}), Read transaction history (GET /accounts/transactions/{accountNumber}).</w:t>
       </w:r>
     </w:p>
     <w:p>
@@ -1026,125 +313,20 @@
           <w:ilvl w:val="0"/>
           <w:numId w:val="6"/>
         </w:numPr>
-        <w:spacing w:before="100" w:beforeAutospacing="1" w:after="100" w:afterAutospacing="1" w:line="240" w:lineRule="auto"/>
-        <w:rPr>
-          <w:rFonts w:ascii="Times New Roman" w:eastAsia="Times New Roman" w:hAnsi="Times New Roman" w:cs="Times New Roman"/>
-          <w:sz w:val="24"/>
-          <w:szCs w:val="24"/>
-          <w:lang w:val="en-US"/>
-        </w:rPr>
-      </w:pPr>
-      <w:r>
-        <w:rPr>
-          <w:rFonts w:ascii="Times New Roman" w:eastAsia="Times New Roman" w:hAnsi="Times New Roman" w:cs="Times New Roman"/>
-          <w:b/>
-          <w:bCs/>
-          <w:sz w:val="24"/>
-          <w:szCs w:val="24"/>
-          <w:lang w:val="en-US"/>
-        </w:rPr>
-        <w:t>Customer Lifecycle:</w:t>
-      </w:r>
-      <w:r>
-        <w:rPr>
-          <w:rFonts w:ascii="Times New Roman" w:eastAsia="Times New Roman" w:hAnsi="Times New Roman" w:cs="Times New Roman"/>
-          <w:sz w:val="24"/>
-          <w:szCs w:val="24"/>
-          <w:lang w:val="en-US"/>
-        </w:rPr>
-        <w:t xml:space="preserve"> A unified scenario (or independent steps utilizing shared context) to create, retrieve, update, and retrieve the customer again, concluding with deletion. Assertions will verify that neither the customer nor their associated accounts can be retrieved post-deletion. </w:t>
-      </w:r>
-    </w:p>
-    <w:p>
-      <w:pPr>
-        <w:numPr>
-          <w:ilvl w:val="0"/>
-          <w:numId w:val="6"/>
-        </w:numPr>
-        <w:spacing w:before="100" w:beforeAutospacing="1" w:after="100" w:afterAutospacing="1" w:line="240" w:lineRule="auto"/>
-        <w:rPr>
-          <w:rFonts w:ascii="Times New Roman" w:eastAsia="Times New Roman" w:hAnsi="Times New Roman" w:cs="Times New Roman"/>
-          <w:sz w:val="24"/>
-          <w:szCs w:val="24"/>
-          <w:lang w:val="en-US"/>
-        </w:rPr>
-      </w:pPr>
-      <w:r>
-        <w:rPr>
-          <w:rFonts w:ascii="Times New Roman" w:eastAsia="Times New Roman" w:hAnsi="Times New Roman" w:cs="Times New Roman"/>
-          <w:b/>
-          <w:bCs/>
-          <w:sz w:val="24"/>
-          <w:szCs w:val="24"/>
-          <w:lang w:val="en-US"/>
-        </w:rPr>
-        <w:t>Successful Transfer:</w:t>
-      </w:r>
-      <w:r>
-        <w:rPr>
-          <w:rFonts w:ascii="Times New Roman" w:eastAsia="Times New Roman" w:hAnsi="Times New Roman" w:cs="Times New Roman"/>
-          <w:sz w:val="24"/>
-          <w:szCs w:val="24"/>
-          <w:lang w:val="en-US"/>
-        </w:rPr>
-        <w:t xml:space="preserve"> Validate that a transfer of a positive amount (up to two decimal places) between two accounts belonging to the same customer returns a 200 status code. Assertions will confirm exact deductions and additions to the respective balances and verify the corresponding debit/credit history records. </w:t>
-      </w:r>
-    </w:p>
-    <w:p>
-      <w:pPr>
-        <w:numPr>
-          <w:ilvl w:val="0"/>
-          <w:numId w:val="6"/>
-        </w:numPr>
-        <w:spacing w:before="100" w:beforeAutospacing="1" w:after="100" w:afterAutospacing="1" w:line="240" w:lineRule="auto"/>
-        <w:rPr>
-          <w:rFonts w:ascii="Times New Roman" w:eastAsia="Times New Roman" w:hAnsi="Times New Roman" w:cs="Times New Roman"/>
-          <w:sz w:val="24"/>
-          <w:szCs w:val="24"/>
-          <w:lang w:val="en-US"/>
-        </w:rPr>
-      </w:pPr>
-      <w:r>
-        <w:rPr>
-          <w:rFonts w:ascii="Times New Roman" w:eastAsia="Times New Roman" w:hAnsi="Times New Roman" w:cs="Times New Roman"/>
-          <w:b/>
-          <w:bCs/>
-          <w:sz w:val="24"/>
-          <w:szCs w:val="24"/>
-          <w:lang w:val="en-US"/>
-        </w:rPr>
-        <w:t>Rejected Transfers:</w:t>
-      </w:r>
-      <w:r>
-        <w:rPr>
-          <w:rFonts w:ascii="Times New Roman" w:eastAsia="Times New Roman" w:hAnsi="Times New Roman" w:cs="Times New Roman"/>
-          <w:sz w:val="24"/>
-          <w:szCs w:val="24"/>
-          <w:lang w:val="en-US"/>
-        </w:rPr>
-        <w:t xml:space="preserve"> Parameterized tests covering negative amounts (-10.00) and amounts exceeding the available balance (9999.99). Assertions will verify a 400 Bad Request status, a meaningful error message, unchanged balances, and the absence of successful transaction entries. </w:t>
-      </w:r>
-    </w:p>
-    <w:p>
-      <w:pPr>
-        <w:spacing w:before="100" w:beforeAutospacing="1" w:after="100" w:afterAutospacing="1" w:line="240" w:lineRule="auto"/>
-        <w:rPr>
-          <w:rFonts w:ascii="Times New Roman" w:eastAsia="Times New Roman" w:hAnsi="Times New Roman" w:cs="Times New Roman"/>
-          <w:sz w:val="24"/>
-          <w:szCs w:val="24"/>
-          <w:lang w:val="en-US"/>
-        </w:rPr>
-      </w:pPr>
-      <w:r>
-        <w:rPr>
-          <w:rFonts w:ascii="Times New Roman" w:eastAsia="Times New Roman" w:hAnsi="Times New Roman" w:cs="Times New Roman"/>
-          <w:b/>
-          <w:bCs/>
-          <w:sz w:val="24"/>
-          <w:szCs w:val="24"/>
-          <w:lang w:val="en-US"/>
-        </w:rPr>
-        <w:t>Additional Scenarios (Risk-Based)</w:t>
+        <w:spacing w:after="0" w:line="240" w:lineRule="auto"/>
+        <w:ind w:left="590"/>
+        <w:textAlignment w:val="baseline"/>
+        <w:rPr>
+          <w:rStyle w:val="BookTitle"/>
+          <w:i w:val="0"/>
+        </w:rPr>
+      </w:pPr>
+      <w:r>
+        <w:rPr>
+          <w:rStyle w:val="BookTitle"/>
+          <w:i w:val="0"/>
+        </w:rPr>
+        <w:t>Out-of-Scope:</w:t>
       </w:r>
     </w:p>
     <w:p>
@@ -1153,53 +335,22 @@
           <w:ilvl w:val="0"/>
           <w:numId w:val="7"/>
         </w:numPr>
-        <w:spacing w:before="100" w:beforeAutospacing="1" w:after="100" w:afterAutospacing="1" w:line="240" w:lineRule="auto"/>
-        <w:rPr>
-          <w:rFonts w:ascii="Times New Roman" w:eastAsia="Times New Roman" w:hAnsi="Times New Roman" w:cs="Times New Roman"/>
-          <w:sz w:val="24"/>
-          <w:szCs w:val="24"/>
-          <w:lang w:val="en-US"/>
-        </w:rPr>
-      </w:pPr>
-      <w:r>
-        <w:rPr>
-          <w:rFonts w:ascii="Times New Roman" w:eastAsia="Times New Roman" w:hAnsi="Times New Roman" w:cs="Times New Roman"/>
-          <w:b/>
-          <w:bCs/>
-          <w:sz w:val="24"/>
-          <w:szCs w:val="24"/>
-          <w:lang w:val="en-US"/>
-        </w:rPr>
-        <w:t>Unknown Customer Reference (GET):</w:t>
-      </w:r>
-      <w:r>
-        <w:rPr>
-          <w:rFonts w:ascii="Times New Roman" w:eastAsia="Times New Roman" w:hAnsi="Times New Roman" w:cs="Times New Roman"/>
-          <w:sz w:val="24"/>
-          <w:szCs w:val="24"/>
-          <w:lang w:val="en-US"/>
-        </w:rPr>
-        <w:t xml:space="preserve"> Validate system behavior when querying a non-existent customer ID to ensure graceful degradation (expected 404 </w:t>
-      </w:r>
-      <w:proofErr w:type="gramStart"/>
-      <w:r>
-        <w:rPr>
-          <w:rFonts w:ascii="Times New Roman" w:eastAsia="Times New Roman" w:hAnsi="Times New Roman" w:cs="Times New Roman"/>
-          <w:sz w:val="24"/>
-          <w:szCs w:val="24"/>
-          <w:lang w:val="en-US"/>
-        </w:rPr>
-        <w:t>status</w:t>
-      </w:r>
-      <w:proofErr w:type="gramEnd"/>
-      <w:r>
-        <w:rPr>
-          <w:rFonts w:ascii="Times New Roman" w:eastAsia="Times New Roman" w:hAnsi="Times New Roman" w:cs="Times New Roman"/>
-          <w:sz w:val="24"/>
-          <w:szCs w:val="24"/>
-          <w:lang w:val="en-US"/>
-        </w:rPr>
-        <w:t>).</w:t>
+        <w:spacing w:after="0" w:line="240" w:lineRule="auto"/>
+        <w:ind w:left="641"/>
+        <w:textAlignment w:val="baseline"/>
+        <w:rPr>
+          <w:rStyle w:val="BookTitle"/>
+          <w:b w:val="0"/>
+          <w:i w:val="0"/>
+        </w:rPr>
+      </w:pPr>
+      <w:r>
+        <w:rPr>
+          <w:rStyle w:val="BookTitle"/>
+          <w:b w:val="0"/>
+          <w:i w:val="0"/>
+        </w:rPr>
+        <w:t>Standalone account update and delete tests are explicitly outside the scope of this assignment.</w:t>
       </w:r>
     </w:p>
     <w:p>
@@ -1208,58 +359,63 @@
           <w:ilvl w:val="0"/>
           <w:numId w:val="7"/>
         </w:numPr>
-        <w:spacing w:before="100" w:beforeAutospacing="1" w:after="100" w:afterAutospacing="1" w:line="240" w:lineRule="auto"/>
-        <w:rPr>
-          <w:rFonts w:ascii="Times New Roman" w:eastAsia="Times New Roman" w:hAnsi="Times New Roman" w:cs="Times New Roman"/>
-          <w:sz w:val="24"/>
-          <w:szCs w:val="24"/>
-          <w:lang w:val="en-US"/>
-        </w:rPr>
-      </w:pPr>
-      <w:r>
-        <w:rPr>
-          <w:rFonts w:ascii="Times New Roman" w:eastAsia="Times New Roman" w:hAnsi="Times New Roman" w:cs="Times New Roman"/>
-          <w:b/>
-          <w:bCs/>
-          <w:sz w:val="24"/>
-          <w:szCs w:val="24"/>
-          <w:lang w:val="en-US"/>
-        </w:rPr>
-        <w:t>Duplicate Account Number (POST):</w:t>
-      </w:r>
-      <w:r>
-        <w:rPr>
-          <w:rFonts w:ascii="Times New Roman" w:eastAsia="Times New Roman" w:hAnsi="Times New Roman" w:cs="Times New Roman"/>
-          <w:sz w:val="24"/>
-          <w:szCs w:val="24"/>
-          <w:lang w:val="en-US"/>
-        </w:rPr>
-        <w:t xml:space="preserve"> Validate that the system rejects the creation of a second account using an identical account number (expected 400 or 409 status).</w:t>
+        <w:spacing w:after="0" w:line="240" w:lineRule="auto"/>
+        <w:ind w:left="641"/>
+        <w:textAlignment w:val="baseline"/>
+        <w:rPr>
+          <w:rStyle w:val="BookTitle"/>
+          <w:b w:val="0"/>
+          <w:i w:val="0"/>
+        </w:rPr>
+      </w:pPr>
+      <w:r>
+        <w:rPr>
+          <w:rStyle w:val="BookTitle"/>
+          <w:b w:val="0"/>
+          <w:i w:val="0"/>
+        </w:rPr>
+        <w:t>Non-functional testing, including load, stress, and destructive security testing against the shared environment.</w:t>
       </w:r>
     </w:p>
     <w:p>
       <w:pPr>
-        <w:spacing w:before="100" w:beforeAutospacing="1" w:after="100" w:afterAutospacing="1" w:line="240" w:lineRule="auto"/>
-        <w:outlineLvl w:val="2"/>
-        <w:rPr>
-          <w:rFonts w:ascii="Times New Roman" w:eastAsia="Times New Roman" w:hAnsi="Times New Roman" w:cs="Times New Roman"/>
-          <w:b/>
-          <w:bCs/>
-          <w:sz w:val="27"/>
-          <w:szCs w:val="27"/>
-          <w:lang w:val="en-US"/>
-        </w:rPr>
-      </w:pPr>
-      <w:r>
-        <w:rPr>
-          <w:rFonts w:ascii="Times New Roman" w:eastAsia="Times New Roman" w:hAnsi="Times New Roman" w:cs="Times New Roman"/>
-          <w:b/>
-          <w:bCs/>
-          <w:sz w:val="27"/>
-          <w:szCs w:val="27"/>
-          <w:lang w:val="en-US"/>
-        </w:rPr>
-        <w:t>4. Risk and Priority Assessment</w:t>
+        <w:numPr>
+          <w:ilvl w:val="0"/>
+          <w:numId w:val="7"/>
+        </w:numPr>
+        <w:spacing w:after="0" w:line="240" w:lineRule="auto"/>
+        <w:ind w:left="641"/>
+        <w:textAlignment w:val="baseline"/>
+        <w:rPr>
+          <w:rStyle w:val="BookTitle"/>
+          <w:b w:val="0"/>
+          <w:i w:val="0"/>
+        </w:rPr>
+      </w:pPr>
+      <w:r>
+        <w:rPr>
+          <w:rStyle w:val="BookTitle"/>
+          <w:b w:val="0"/>
+          <w:i w:val="0"/>
+        </w:rPr>
+        <w:t>Parallel execution and CI configuration.</w:t>
+      </w:r>
+    </w:p>
+    <w:p>
+      <w:pPr>
+        <w:spacing w:after="0" w:line="240" w:lineRule="auto"/>
+        <w:outlineLvl w:val="1"/>
+        <w:rPr>
+          <w:rStyle w:val="BookTitle"/>
+          <w:i w:val="0"/>
+        </w:rPr>
+      </w:pPr>
+      <w:r>
+        <w:rPr>
+          <w:rStyle w:val="BookTitle"/>
+          <w:i w:val="0"/>
+        </w:rPr>
+        <w:t>2. Test Strategy and Architecture</w:t>
       </w:r>
     </w:p>
     <w:p>
@@ -1268,33 +424,22 @@
           <w:ilvl w:val="0"/>
           <w:numId w:val="8"/>
         </w:numPr>
-        <w:spacing w:before="100" w:beforeAutospacing="1" w:after="100" w:afterAutospacing="1" w:line="240" w:lineRule="auto"/>
-        <w:rPr>
-          <w:rFonts w:ascii="Times New Roman" w:eastAsia="Times New Roman" w:hAnsi="Times New Roman" w:cs="Times New Roman"/>
-          <w:sz w:val="24"/>
-          <w:szCs w:val="24"/>
-          <w:lang w:val="en-US"/>
-        </w:rPr>
-      </w:pPr>
-      <w:r>
-        <w:rPr>
-          <w:rFonts w:ascii="Times New Roman" w:eastAsia="Times New Roman" w:hAnsi="Times New Roman" w:cs="Times New Roman"/>
-          <w:b/>
-          <w:bCs/>
-          <w:sz w:val="24"/>
-          <w:szCs w:val="24"/>
-          <w:lang w:val="en-US"/>
-        </w:rPr>
-        <w:t>Financial Integrity (Highest Priority):</w:t>
-      </w:r>
-      <w:r>
-        <w:rPr>
-          <w:rFonts w:ascii="Times New Roman" w:eastAsia="Times New Roman" w:hAnsi="Times New Roman" w:cs="Times New Roman"/>
-          <w:sz w:val="24"/>
-          <w:szCs w:val="24"/>
-          <w:lang w:val="en-US"/>
-        </w:rPr>
-        <w:t xml:space="preserve"> Validating the exact transfer of funds and strict enforcement of the "no overdraft" rule. Failure here represents the highest business risk. </w:t>
+        <w:spacing w:after="0" w:line="240" w:lineRule="auto"/>
+        <w:ind w:left="590"/>
+        <w:textAlignment w:val="baseline"/>
+        <w:rPr>
+          <w:rStyle w:val="BookTitle"/>
+          <w:b w:val="0"/>
+          <w:i w:val="0"/>
+        </w:rPr>
+      </w:pPr>
+      <w:r>
+        <w:rPr>
+          <w:rStyle w:val="BookTitle"/>
+          <w:b w:val="0"/>
+          <w:i w:val="0"/>
+        </w:rPr>
+        <w:t>Technology Stack: Java 11+ and Maven. Rest-Assured (mandatory for API interactions). Cucumber (for BDD-style Gherkin scenarios) and TestNG for execution and assertions. PicoContainer for state dependency injection, and Jackson for POJO serialization/deserialization.</w:t>
       </w:r>
     </w:p>
     <w:p>
@@ -1303,33 +448,22 @@
           <w:ilvl w:val="0"/>
           <w:numId w:val="8"/>
         </w:numPr>
-        <w:spacing w:before="100" w:beforeAutospacing="1" w:after="100" w:afterAutospacing="1" w:line="240" w:lineRule="auto"/>
-        <w:rPr>
-          <w:rFonts w:ascii="Times New Roman" w:eastAsia="Times New Roman" w:hAnsi="Times New Roman" w:cs="Times New Roman"/>
-          <w:sz w:val="24"/>
-          <w:szCs w:val="24"/>
-          <w:lang w:val="en-US"/>
-        </w:rPr>
-      </w:pPr>
-      <w:r>
-        <w:rPr>
-          <w:rFonts w:ascii="Times New Roman" w:eastAsia="Times New Roman" w:hAnsi="Times New Roman" w:cs="Times New Roman"/>
-          <w:b/>
-          <w:bCs/>
-          <w:sz w:val="24"/>
-          <w:szCs w:val="24"/>
-          <w:lang w:val="en-US"/>
-        </w:rPr>
-        <w:t>Data Isolation (High Priority):</w:t>
-      </w:r>
-      <w:r>
-        <w:rPr>
-          <w:rFonts w:ascii="Times New Roman" w:eastAsia="Times New Roman" w:hAnsi="Times New Roman" w:cs="Times New Roman"/>
-          <w:sz w:val="24"/>
-          <w:szCs w:val="24"/>
-          <w:lang w:val="en-US"/>
-        </w:rPr>
-        <w:t xml:space="preserve"> Ensuring tests do not modify shared records and that cleanup processes are robust. Leaking test data pollutes the shared environment. </w:t>
+        <w:spacing w:after="0" w:line="240" w:lineRule="auto"/>
+        <w:ind w:left="590"/>
+        <w:textAlignment w:val="baseline"/>
+        <w:rPr>
+          <w:rStyle w:val="BookTitle"/>
+          <w:b w:val="0"/>
+          <w:i w:val="0"/>
+        </w:rPr>
+      </w:pPr>
+      <w:r>
+        <w:rPr>
+          <w:rStyle w:val="BookTitle"/>
+          <w:b w:val="0"/>
+          <w:i w:val="0"/>
+        </w:rPr>
+        <w:t>Data Management: Tests will utilize independent synthetic data to ensure collision avoidance. There will be no shared-record modification. Explicit opening balances will be set during account creation to ensure predictable test states for transfer validations. A global cleanup will execute after failures to ensure data is removed.</w:t>
       </w:r>
     </w:p>
     <w:p>
@@ -1338,93 +472,56 @@
           <w:ilvl w:val="0"/>
           <w:numId w:val="8"/>
         </w:numPr>
-        <w:spacing w:before="100" w:beforeAutospacing="1" w:after="100" w:afterAutospacing="1" w:line="240" w:lineRule="auto"/>
-        <w:rPr>
-          <w:rFonts w:ascii="Times New Roman" w:eastAsia="Times New Roman" w:hAnsi="Times New Roman" w:cs="Times New Roman"/>
-          <w:sz w:val="24"/>
-          <w:szCs w:val="24"/>
-          <w:lang w:val="en-US"/>
-        </w:rPr>
-      </w:pPr>
-      <w:r>
-        <w:rPr>
-          <w:rFonts w:ascii="Times New Roman" w:eastAsia="Times New Roman" w:hAnsi="Times New Roman" w:cs="Times New Roman"/>
-          <w:b/>
-          <w:bCs/>
-          <w:sz w:val="24"/>
-          <w:szCs w:val="24"/>
-          <w:lang w:val="en-US"/>
-        </w:rPr>
-        <w:t>Monetary Precision (High Priority):</w:t>
-      </w:r>
-      <w:r>
-        <w:rPr>
-          <w:rFonts w:ascii="Times New Roman" w:eastAsia="Times New Roman" w:hAnsi="Times New Roman" w:cs="Times New Roman"/>
-          <w:sz w:val="24"/>
-          <w:szCs w:val="24"/>
-          <w:lang w:val="en-US"/>
-        </w:rPr>
-        <w:t xml:space="preserve"> Ensuring the system appropriately handles and rejects transfers with invalid decimal precision (beyond two places) to prevent micro-transaction anomalies. </w:t>
+        <w:spacing w:after="0" w:line="240" w:lineRule="auto"/>
+        <w:ind w:left="590"/>
+        <w:textAlignment w:val="baseline"/>
+        <w:rPr>
+          <w:rStyle w:val="BookTitle"/>
+          <w:b w:val="0"/>
+          <w:i w:val="0"/>
+        </w:rPr>
+      </w:pPr>
+      <w:r>
+        <w:rPr>
+          <w:rStyle w:val="BookTitle"/>
+          <w:b w:val="0"/>
+          <w:i w:val="0"/>
+        </w:rPr>
+        <w:t>Configuration &amp; Precision: The base URL will be configurable via Maven and a properties file. Monetary precision will be strictly handled using BigDecimal usage, ensuring accurate scale and rounding behavior up to two decimal places.</w:t>
       </w:r>
     </w:p>
     <w:p>
       <w:pPr>
-        <w:numPr>
-          <w:ilvl w:val="0"/>
-          <w:numId w:val="8"/>
-        </w:numPr>
-        <w:spacing w:before="100" w:beforeAutospacing="1" w:after="100" w:afterAutospacing="1" w:line="240" w:lineRule="auto"/>
-        <w:rPr>
-          <w:rFonts w:ascii="Times New Roman" w:eastAsia="Times New Roman" w:hAnsi="Times New Roman" w:cs="Times New Roman"/>
-          <w:sz w:val="24"/>
-          <w:szCs w:val="24"/>
-          <w:lang w:val="en-US"/>
-        </w:rPr>
-      </w:pPr>
-      <w:r>
-        <w:rPr>
-          <w:rFonts w:ascii="Times New Roman" w:eastAsia="Times New Roman" w:hAnsi="Times New Roman" w:cs="Times New Roman"/>
-          <w:b/>
-          <w:bCs/>
-          <w:sz w:val="24"/>
-          <w:szCs w:val="24"/>
-          <w:lang w:val="en-US"/>
-        </w:rPr>
-        <w:t>Error Handling (Medium Priority):</w:t>
-      </w:r>
-      <w:r>
-        <w:rPr>
-          <w:rFonts w:ascii="Times New Roman" w:eastAsia="Times New Roman" w:hAnsi="Times New Roman" w:cs="Times New Roman"/>
-          <w:sz w:val="24"/>
-          <w:szCs w:val="24"/>
-          <w:lang w:val="en-US"/>
-        </w:rPr>
-        <w:t xml:space="preserve"> Verifying that rejected transfers and unknown references return standard HTTP error codes rather than internal server errors (500s) or stack traces.</w:t>
+        <w:spacing w:after="0" w:line="240" w:lineRule="auto"/>
+        <w:outlineLvl w:val="1"/>
+        <w:rPr>
+          <w:rStyle w:val="BookTitle"/>
+          <w:i w:val="0"/>
+        </w:rPr>
+      </w:pPr>
+      <w:r>
+        <w:rPr>
+          <w:rStyle w:val="BookTitle"/>
+          <w:i w:val="0"/>
+        </w:rPr>
+        <w:lastRenderedPageBreak/>
+        <w:t>3. Selected Coverage</w:t>
       </w:r>
     </w:p>
     <w:p>
       <w:pPr>
-        <w:spacing w:before="100" w:beforeAutospacing="1" w:after="100" w:afterAutospacing="1" w:line="240" w:lineRule="auto"/>
-        <w:outlineLvl w:val="2"/>
-        <w:rPr>
-          <w:rFonts w:ascii="Times New Roman" w:eastAsia="Times New Roman" w:hAnsi="Times New Roman" w:cs="Times New Roman"/>
-          <w:b/>
-          <w:bCs/>
-          <w:sz w:val="27"/>
-          <w:szCs w:val="27"/>
-          <w:lang w:val="en-US"/>
-        </w:rPr>
-      </w:pPr>
-      <w:r>
-        <w:rPr>
-          <w:rFonts w:ascii="Times New Roman" w:eastAsia="Times New Roman" w:hAnsi="Times New Roman" w:cs="Times New Roman"/>
-          <w:b/>
-          <w:bCs/>
-          <w:sz w:val="27"/>
-          <w:szCs w:val="27"/>
-          <w:lang w:val="en-US"/>
-        </w:rPr>
-        <w:t>5. Defect Management and Reporting</w:t>
+        <w:spacing w:after="0" w:line="240" w:lineRule="auto"/>
+        <w:rPr>
+          <w:rStyle w:val="BookTitle"/>
+          <w:i w:val="0"/>
+        </w:rPr>
+      </w:pPr>
+      <w:r>
+        <w:rPr>
+          <w:rStyle w:val="BookTitle"/>
+          <w:i w:val="0"/>
+        </w:rPr>
+        <w:t>The following test coverage will be implemented within the timebox:</w:t>
       </w:r>
     </w:p>
     <w:p>
@@ -1433,22 +530,22 @@
           <w:ilvl w:val="0"/>
           <w:numId w:val="9"/>
         </w:numPr>
-        <w:spacing w:before="100" w:beforeAutospacing="1" w:after="100" w:afterAutospacing="1" w:line="240" w:lineRule="auto"/>
-        <w:rPr>
-          <w:rFonts w:ascii="Times New Roman" w:eastAsia="Times New Roman" w:hAnsi="Times New Roman" w:cs="Times New Roman"/>
-          <w:sz w:val="24"/>
-          <w:szCs w:val="24"/>
-          <w:lang w:val="en-US"/>
-        </w:rPr>
-      </w:pPr>
-      <w:r>
-        <w:rPr>
-          <w:rFonts w:ascii="Times New Roman" w:eastAsia="Times New Roman" w:hAnsi="Times New Roman" w:cs="Times New Roman"/>
-          <w:sz w:val="24"/>
-          <w:szCs w:val="24"/>
-          <w:lang w:val="en-US"/>
-        </w:rPr>
-        <w:t>Cucumber based reports are enabled for reporting</w:t>
+        <w:spacing w:after="0" w:line="240" w:lineRule="auto"/>
+        <w:ind w:left="590"/>
+        <w:textAlignment w:val="baseline"/>
+        <w:rPr>
+          <w:rStyle w:val="BookTitle"/>
+          <w:b w:val="0"/>
+          <w:i w:val="0"/>
+        </w:rPr>
+      </w:pPr>
+      <w:r>
+        <w:rPr>
+          <w:rStyle w:val="BookTitle"/>
+          <w:b w:val="0"/>
+          <w:i w:val="0"/>
+        </w:rPr>
+        <w:t>Customer Lifecycle: Create, retrieve, update, and retrieve the customer again, concluding with deletion. Assertions verify persisted changes and that neither the customer nor their associated accounts can be retrieved post-deletion.</w:t>
       </w:r>
     </w:p>
     <w:p>
@@ -1457,22 +554,22 @@
           <w:ilvl w:val="0"/>
           <w:numId w:val="9"/>
         </w:numPr>
-        <w:spacing w:before="100" w:beforeAutospacing="1" w:after="100" w:afterAutospacing="1" w:line="240" w:lineRule="auto"/>
-        <w:rPr>
-          <w:rFonts w:ascii="Times New Roman" w:eastAsia="Times New Roman" w:hAnsi="Times New Roman" w:cs="Times New Roman"/>
-          <w:sz w:val="24"/>
-          <w:szCs w:val="24"/>
-          <w:lang w:val="en-US"/>
-        </w:rPr>
-      </w:pPr>
-      <w:r>
-        <w:rPr>
-          <w:rFonts w:ascii="Times New Roman" w:eastAsia="Times New Roman" w:hAnsi="Times New Roman" w:cs="Times New Roman"/>
-          <w:sz w:val="24"/>
-          <w:szCs w:val="24"/>
-          <w:lang w:val="en-US"/>
-        </w:rPr>
-        <w:t xml:space="preserve">Failing tests will not be silently disabled. </w:t>
+        <w:spacing w:after="0" w:line="240" w:lineRule="auto"/>
+        <w:ind w:left="590"/>
+        <w:textAlignment w:val="baseline"/>
+        <w:rPr>
+          <w:rStyle w:val="BookTitle"/>
+          <w:b w:val="0"/>
+          <w:i w:val="0"/>
+        </w:rPr>
+      </w:pPr>
+      <w:r>
+        <w:rPr>
+          <w:rStyle w:val="BookTitle"/>
+          <w:b w:val="0"/>
+          <w:i w:val="0"/>
+        </w:rPr>
+        <w:t>Successful Transfer: Validate that a transfer of a positive amount (up to two decimal places) between two accounts belonging to the same customer returns a 200 status code. Assertions will verify the response, confirm both balances, and verify the corresponding debit and credit history records against the state before the transfer.</w:t>
       </w:r>
     </w:p>
     <w:p>
@@ -1481,36 +578,603 @@
           <w:ilvl w:val="0"/>
           <w:numId w:val="9"/>
         </w:numPr>
-        <w:spacing w:before="100" w:beforeAutospacing="1" w:after="100" w:afterAutospacing="1" w:line="240" w:lineRule="auto"/>
-      </w:pPr>
-      <w:r>
-        <w:rPr>
-          <w:rFonts w:ascii="Times New Roman" w:eastAsia="Times New Roman" w:hAnsi="Times New Roman" w:cs="Times New Roman"/>
-          <w:sz w:val="24"/>
-          <w:szCs w:val="24"/>
-          <w:lang w:val="en-US"/>
+        <w:spacing w:after="0" w:line="240" w:lineRule="auto"/>
+        <w:ind w:left="590"/>
+        <w:textAlignment w:val="baseline"/>
+        <w:rPr>
+          <w:rStyle w:val="BookTitle"/>
+          <w:b w:val="0"/>
+          <w:i w:val="0"/>
+        </w:rPr>
+      </w:pPr>
+      <w:r>
+        <w:rPr>
+          <w:rStyle w:val="BookTitle"/>
+          <w:b w:val="0"/>
+          <w:i w:val="0"/>
+        </w:rPr>
+        <w:t>Rejected Transfers: Parameterized tests covering negative amounts (e.g., -10.00) and amounts exceeding the available balance. Assertions will verify a 400 Bad Request status with a meaningful error message, unchanged balances, and no new successful debit or credit records.</w:t>
+      </w:r>
+    </w:p>
+    <w:p>
+      <w:pPr>
+        <w:numPr>
+          <w:ilvl w:val="0"/>
+          <w:numId w:val="9"/>
+        </w:numPr>
+        <w:spacing w:after="0" w:line="240" w:lineRule="auto"/>
+        <w:ind w:left="590"/>
+        <w:textAlignment w:val="baseline"/>
+        <w:rPr>
+          <w:rStyle w:val="BookTitle"/>
+          <w:b w:val="0"/>
+          <w:i w:val="0"/>
+        </w:rPr>
+      </w:pPr>
+      <w:r>
+        <w:rPr>
+          <w:rStyle w:val="BookTitle"/>
+          <w:b w:val="0"/>
+          <w:i w:val="0"/>
+        </w:rPr>
+        <w:t>Two Additional Scenarios (Justified):</w:t>
+      </w:r>
+    </w:p>
+    <w:p>
+      <w:pPr>
+        <w:numPr>
+          <w:ilvl w:val="0"/>
+          <w:numId w:val="10"/>
+        </w:numPr>
+        <w:spacing w:after="0" w:line="240" w:lineRule="auto"/>
+        <w:ind w:left="641"/>
+        <w:textAlignment w:val="baseline"/>
+        <w:rPr>
+          <w:rStyle w:val="BookTitle"/>
+          <w:b w:val="0"/>
+          <w:i w:val="0"/>
+        </w:rPr>
+      </w:pPr>
+      <w:r>
+        <w:rPr>
+          <w:rStyle w:val="BookTitle"/>
+          <w:b w:val="0"/>
+          <w:i w:val="0"/>
+        </w:rPr>
+        <w:t>Unknown Customer Reference (GET): Validates graceful degradation.</w:t>
+      </w:r>
+    </w:p>
+    <w:p>
+      <w:pPr>
+        <w:numPr>
+          <w:ilvl w:val="0"/>
+          <w:numId w:val="10"/>
+        </w:numPr>
+        <w:spacing w:after="0" w:line="240" w:lineRule="auto"/>
+        <w:ind w:left="641"/>
+        <w:textAlignment w:val="baseline"/>
+        <w:rPr>
+          <w:rStyle w:val="BookTitle"/>
+          <w:b w:val="0"/>
+          <w:i w:val="0"/>
+        </w:rPr>
+      </w:pPr>
+      <w:r>
+        <w:rPr>
+          <w:rStyle w:val="BookTitle"/>
+          <w:b w:val="0"/>
+          <w:i w:val="0"/>
+        </w:rPr>
+        <w:t>Duplicate Account Number (POST): Validates system rejection of duplicate financial records.</w:t>
+      </w:r>
+    </w:p>
+    <w:p>
+      <w:pPr>
+        <w:spacing w:after="0" w:line="240" w:lineRule="auto"/>
+        <w:outlineLvl w:val="1"/>
+        <w:rPr>
+          <w:rStyle w:val="BookTitle"/>
+          <w:i w:val="0"/>
+        </w:rPr>
+      </w:pPr>
+      <w:r>
+        <w:rPr>
+          <w:rStyle w:val="BookTitle"/>
+          <w:i w:val="0"/>
+        </w:rPr>
+        <w:t>4. Risks</w:t>
+      </w:r>
+    </w:p>
+    <w:p>
+      <w:pPr>
+        <w:spacing w:after="0" w:line="240" w:lineRule="auto"/>
+        <w:rPr>
+          <w:rStyle w:val="BookTitle"/>
+          <w:i w:val="0"/>
+        </w:rPr>
+      </w:pPr>
+      <w:r>
+        <w:rPr>
+          <w:rStyle w:val="BookTitle"/>
+          <w:i w:val="0"/>
+        </w:rPr>
+        <w:t>The highest-priority risks assessed for this suite include:</w:t>
+      </w:r>
+    </w:p>
+    <w:p>
+      <w:pPr>
+        <w:numPr>
+          <w:ilvl w:val="0"/>
+          <w:numId w:val="11"/>
+        </w:numPr>
+        <w:spacing w:after="0" w:line="240" w:lineRule="auto"/>
+        <w:ind w:left="590"/>
+        <w:textAlignment w:val="baseline"/>
+        <w:rPr>
+          <w:rStyle w:val="BookTitle"/>
+          <w:b w:val="0"/>
+          <w:i w:val="0"/>
+        </w:rPr>
+      </w:pPr>
+      <w:r>
+        <w:rPr>
+          <w:rStyle w:val="BookTitle"/>
+          <w:b w:val="0"/>
+          <w:i w:val="0"/>
+        </w:rPr>
+        <w:t>Financial integrity</w:t>
+      </w:r>
+    </w:p>
+    <w:p>
+      <w:pPr>
+        <w:numPr>
+          <w:ilvl w:val="0"/>
+          <w:numId w:val="11"/>
+        </w:numPr>
+        <w:spacing w:after="0" w:line="240" w:lineRule="auto"/>
+        <w:ind w:left="590"/>
+        <w:textAlignment w:val="baseline"/>
+        <w:rPr>
+          <w:rStyle w:val="BookTitle"/>
+          <w:b w:val="0"/>
+          <w:i w:val="0"/>
+        </w:rPr>
+      </w:pPr>
+      <w:r>
+        <w:rPr>
+          <w:rStyle w:val="BookTitle"/>
+          <w:b w:val="0"/>
+          <w:i w:val="0"/>
+        </w:rPr>
+        <w:t>No overdraft enforcement</w:t>
+      </w:r>
+    </w:p>
+    <w:p>
+      <w:pPr>
+        <w:numPr>
+          <w:ilvl w:val="0"/>
+          <w:numId w:val="11"/>
+        </w:numPr>
+        <w:spacing w:after="0" w:line="240" w:lineRule="auto"/>
+        <w:ind w:left="590"/>
+        <w:textAlignment w:val="baseline"/>
+        <w:rPr>
+          <w:rStyle w:val="BookTitle"/>
+          <w:b w:val="0"/>
+          <w:i w:val="0"/>
+        </w:rPr>
+      </w:pPr>
+      <w:r>
+        <w:rPr>
+          <w:rStyle w:val="BookTitle"/>
+          <w:b w:val="0"/>
+          <w:i w:val="0"/>
+        </w:rPr>
+        <w:t>Monetary precision</w:t>
+      </w:r>
+    </w:p>
+    <w:p>
+      <w:pPr>
+        <w:numPr>
+          <w:ilvl w:val="0"/>
+          <w:numId w:val="11"/>
+        </w:numPr>
+        <w:spacing w:after="0" w:line="240" w:lineRule="auto"/>
+        <w:ind w:left="590"/>
+        <w:textAlignment w:val="baseline"/>
+        <w:rPr>
+          <w:rStyle w:val="BookTitle"/>
+          <w:b w:val="0"/>
+          <w:i w:val="0"/>
+        </w:rPr>
+      </w:pPr>
+      <w:r>
+        <w:rPr>
+          <w:rStyle w:val="BookTitle"/>
+          <w:b w:val="0"/>
+          <w:i w:val="0"/>
+        </w:rPr>
+        <w:t>Data isolation</w:t>
+      </w:r>
+    </w:p>
+    <w:p>
+      <w:pPr>
+        <w:numPr>
+          <w:ilvl w:val="0"/>
+          <w:numId w:val="11"/>
+        </w:numPr>
+        <w:spacing w:after="0" w:line="240" w:lineRule="auto"/>
+        <w:ind w:left="590"/>
+        <w:textAlignment w:val="baseline"/>
+        <w:rPr>
+          <w:rStyle w:val="BookTitle"/>
+          <w:b w:val="0"/>
+          <w:i w:val="0"/>
+        </w:rPr>
+      </w:pPr>
+      <w:r>
+        <w:rPr>
+          <w:rStyle w:val="BookTitle"/>
+          <w:b w:val="0"/>
+          <w:i w:val="0"/>
+        </w:rPr>
+        <w:t>Persisted-state verification</w:t>
+      </w:r>
+    </w:p>
+    <w:p>
+      <w:pPr>
+        <w:numPr>
+          <w:ilvl w:val="0"/>
+          <w:numId w:val="11"/>
+        </w:numPr>
+        <w:spacing w:after="0" w:line="240" w:lineRule="auto"/>
+        <w:ind w:left="590"/>
+        <w:textAlignment w:val="baseline"/>
+        <w:rPr>
+          <w:rStyle w:val="BookTitle"/>
+          <w:b w:val="0"/>
+          <w:i w:val="0"/>
+        </w:rPr>
+      </w:pPr>
+      <w:r>
+        <w:rPr>
+          <w:rStyle w:val="BookTitle"/>
+          <w:b w:val="0"/>
+          <w:i w:val="0"/>
+        </w:rPr>
+        <w:t>Cleanup execution reliability</w:t>
+      </w:r>
+    </w:p>
+    <w:p>
+      <w:pPr>
+        <w:spacing w:after="0" w:line="240" w:lineRule="auto"/>
+        <w:outlineLvl w:val="1"/>
+        <w:rPr>
+          <w:rStyle w:val="BookTitle"/>
+          <w:i w:val="0"/>
+        </w:rPr>
+      </w:pPr>
+      <w:r>
+        <w:rPr>
+          <w:rStyle w:val="BookTitle"/>
+          <w:i w:val="0"/>
+        </w:rPr>
+        <w:t>5. Assumptions and Omissions</w:t>
+      </w:r>
+    </w:p>
+    <w:p>
+      <w:pPr>
+        <w:numPr>
+          <w:ilvl w:val="0"/>
+          <w:numId w:val="12"/>
+        </w:numPr>
+        <w:spacing w:after="0" w:line="240" w:lineRule="auto"/>
+        <w:ind w:left="590"/>
+        <w:textAlignment w:val="baseline"/>
+        <w:rPr>
+          <w:rStyle w:val="BookTitle"/>
+          <w:b w:val="0"/>
+          <w:i w:val="0"/>
+        </w:rPr>
+      </w:pPr>
+      <w:r>
+        <w:rPr>
+          <w:rStyle w:val="BookTitle"/>
+          <w:b w:val="0"/>
+          <w:i w:val="0"/>
+        </w:rPr>
+        <w:t>Assumptions (Unspecified Behavior): Every expectation not explicitly specified by the assignment or OpenAPI is labeled.</w:t>
+      </w:r>
+    </w:p>
+    <w:p>
+      <w:pPr>
+        <w:numPr>
+          <w:ilvl w:val="0"/>
+          <w:numId w:val="13"/>
+        </w:numPr>
+        <w:spacing w:after="0" w:line="240" w:lineRule="auto"/>
+        <w:ind w:left="641"/>
+        <w:textAlignment w:val="baseline"/>
+        <w:rPr>
+          <w:rStyle w:val="BookTitle"/>
+          <w:b w:val="0"/>
+          <w:i w:val="0"/>
+        </w:rPr>
+      </w:pPr>
+      <w:r>
+        <w:rPr>
+          <w:rStyle w:val="BookTitle"/>
+          <w:b w:val="0"/>
+          <w:i w:val="0"/>
+        </w:rPr>
+        <w:t>Unknown-Customer Behavior: Assuming a 404 status code response when querying an unknown customer reference.</w:t>
+      </w:r>
+    </w:p>
+    <w:p>
+      <w:pPr>
+        <w:numPr>
+          <w:ilvl w:val="0"/>
+          <w:numId w:val="13"/>
+        </w:numPr>
+        <w:spacing w:after="0" w:line="240" w:lineRule="auto"/>
+        <w:ind w:left="641"/>
+        <w:textAlignment w:val="baseline"/>
+        <w:rPr>
+          <w:rStyle w:val="BookTitle"/>
+          <w:b w:val="0"/>
+          <w:i w:val="0"/>
+        </w:rPr>
+      </w:pPr>
+      <w:r>
+        <w:rPr>
+          <w:rStyle w:val="BookTitle"/>
+          <w:b w:val="0"/>
+          <w:i w:val="0"/>
+        </w:rPr>
+        <w:t>Duplicate-Account Behavior:</w:t>
+      </w:r>
+      <w:r>
+        <w:rPr>
+          <w:rStyle w:val="BookTitle"/>
+          <w:b w:val="0"/>
+          <w:i w:val="0"/>
+        </w:rPr>
+        <w:t xml:space="preserve"> Assuming a 400 or 404</w:t>
+      </w:r>
+      <w:r>
+        <w:rPr>
+          <w:rStyle w:val="BookTitle"/>
+          <w:b w:val="0"/>
+          <w:i w:val="0"/>
+        </w:rPr>
+        <w:t xml:space="preserve"> status code rejection when attempting to create an account with a duplicate number.</w:t>
+      </w:r>
+    </w:p>
+    <w:p>
+      <w:pPr>
+        <w:numPr>
+          <w:ilvl w:val="0"/>
+          <w:numId w:val="14"/>
+        </w:numPr>
+        <w:spacing w:after="0" w:line="240" w:lineRule="auto"/>
+        <w:ind w:left="590"/>
+        <w:textAlignment w:val="baseline"/>
+        <w:rPr>
+          <w:rStyle w:val="BookTitle"/>
+          <w:i w:val="0"/>
+        </w:rPr>
+      </w:pPr>
+      <w:r>
+        <w:rPr>
+          <w:rStyle w:val="BookTitle"/>
+          <w:i w:val="0"/>
+        </w:rPr>
+        <w:t>Omissions:</w:t>
+      </w:r>
+    </w:p>
+    <w:p>
+      <w:pPr>
+        <w:numPr>
+          <w:ilvl w:val="0"/>
+          <w:numId w:val="15"/>
+        </w:numPr>
+        <w:spacing w:after="0" w:line="240" w:lineRule="auto"/>
+        <w:ind w:left="641"/>
+        <w:textAlignment w:val="baseline"/>
+        <w:rPr>
+          <w:rStyle w:val="BookTitle"/>
+          <w:b w:val="0"/>
+          <w:i w:val="0"/>
+        </w:rPr>
+      </w:pPr>
+      <w:r>
+        <w:rPr>
+          <w:rStyle w:val="BookTitle"/>
+          <w:b w:val="0"/>
+          <w:i w:val="0"/>
+        </w:rPr>
+        <w:t>Exhaustive HTML reporting, parallel execution, and CI setups are intentionally unfinished/time-boxed as they are not required. These are not presented as assignment failures, as the core requirement prioritizes business behavior and diagnostics.</w:t>
+      </w:r>
+    </w:p>
+    <w:p>
+      <w:pPr>
+        <w:spacing w:after="0" w:line="240" w:lineRule="auto"/>
+        <w:outlineLvl w:val="1"/>
+        <w:rPr>
+          <w:rStyle w:val="BookTitle"/>
+          <w:i w:val="0"/>
+        </w:rPr>
+      </w:pPr>
+      <w:r>
+        <w:rPr>
+          <w:rStyle w:val="BookTitle"/>
+          <w:i w:val="0"/>
         </w:rPr>
         <w:lastRenderedPageBreak/>
-        <w:t xml:space="preserve">The final submission will include execution results detailing any </w:t>
-      </w:r>
-      <w:r>
-        <w:rPr>
-          <w:rFonts w:ascii="Times New Roman" w:eastAsia="Times New Roman" w:hAnsi="Times New Roman" w:cs="Times New Roman"/>
-          <w:sz w:val="24"/>
-          <w:szCs w:val="24"/>
-          <w:lang w:val="en-US"/>
-        </w:rPr>
-        <w:t>discovered</w:t>
-      </w:r>
-      <w:r>
-        <w:rPr>
-          <w:rFonts w:ascii="Times New Roman" w:eastAsia="Times New Roman" w:hAnsi="Times New Roman" w:cs="Times New Roman"/>
-          <w:sz w:val="24"/>
-          <w:szCs w:val="24"/>
-          <w:lang w:val="en-US"/>
-        </w:rPr>
-        <w:t xml:space="preserve"> defects, including expected vs. actual behavior</w:t>
-      </w:r>
+        <w:t>6. Entry and Exit Criteria</w:t>
+      </w:r>
+    </w:p>
+    <w:p>
+      <w:pPr>
+        <w:numPr>
+          <w:ilvl w:val="0"/>
+          <w:numId w:val="16"/>
+        </w:numPr>
+        <w:spacing w:after="0" w:line="240" w:lineRule="auto"/>
+        <w:ind w:left="590"/>
+        <w:textAlignment w:val="baseline"/>
+        <w:rPr>
+          <w:rStyle w:val="BookTitle"/>
+          <w:b w:val="0"/>
+          <w:i w:val="0"/>
+        </w:rPr>
+      </w:pPr>
+      <w:r>
+        <w:rPr>
+          <w:rStyle w:val="BookTitle"/>
+          <w:b w:val="0"/>
+          <w:i w:val="0"/>
+        </w:rPr>
+        <w:t>Entry Criteria: The environment is reachable, the contract is available, dependencies resolve, a configurable URL is present, and synthetic test data can be successfully created.</w:t>
+      </w:r>
+    </w:p>
+    <w:p>
+      <w:pPr>
+        <w:numPr>
+          <w:ilvl w:val="0"/>
+          <w:numId w:val="16"/>
+        </w:numPr>
+        <w:spacing w:after="0" w:line="240" w:lineRule="auto"/>
+        <w:ind w:left="590"/>
+        <w:textAlignment w:val="baseline"/>
+        <w:rPr>
+          <w:rStyle w:val="BookTitle"/>
+          <w:b w:val="0"/>
+          <w:i w:val="0"/>
+        </w:rPr>
+      </w:pPr>
+      <w:r>
+        <w:rPr>
+          <w:rStyle w:val="BookTitle"/>
+          <w:b w:val="0"/>
+          <w:i w:val="0"/>
+        </w:rPr>
+        <w:t>Exit Criteria: All planned scenarios are executed. Each failure is mapped to a product discrepancy, blocker, or automation issue. Finally, test data cleanup and evidence collection are completed.</w:t>
+      </w:r>
+    </w:p>
+    <w:p>
+      <w:pPr>
+        <w:spacing w:after="0" w:line="240" w:lineRule="auto"/>
+        <w:outlineLvl w:val="1"/>
+        <w:rPr>
+          <w:rStyle w:val="BookTitle"/>
+          <w:i w:val="0"/>
+        </w:rPr>
+      </w:pPr>
+      <w:r>
+        <w:rPr>
+          <w:rStyle w:val="BookTitle"/>
+          <w:i w:val="0"/>
+        </w:rPr>
+        <w:t>7. Traceability</w:t>
+      </w:r>
+    </w:p>
+    <w:p>
+      <w:pPr>
+        <w:numPr>
+          <w:ilvl w:val="0"/>
+          <w:numId w:val="17"/>
+        </w:numPr>
+        <w:spacing w:after="0" w:line="240" w:lineRule="auto"/>
+        <w:ind w:left="590"/>
+        <w:textAlignment w:val="baseline"/>
+        <w:rPr>
+          <w:rStyle w:val="BookTitle"/>
+          <w:b w:val="0"/>
+          <w:i w:val="0"/>
+        </w:rPr>
+      </w:pPr>
+      <w:r>
+        <w:rPr>
+          <w:rStyle w:val="BookTitle"/>
+          <w:b w:val="0"/>
+          <w:i w:val="0"/>
+        </w:rPr>
+        <w:t>The framework will map requirements directly to the Scenario, Feature, Expected Result, Execution Result, and Defect ID to ensure full traceability of business behaviors.</w:t>
+      </w:r>
+    </w:p>
+    <w:p>
+      <w:pPr>
+        <w:spacing w:after="0" w:line="240" w:lineRule="auto"/>
+        <w:outlineLvl w:val="1"/>
+        <w:rPr>
+          <w:rStyle w:val="BookTitle"/>
+          <w:i w:val="0"/>
+        </w:rPr>
+      </w:pPr>
+      <w:r>
+        <w:rPr>
+          <w:rStyle w:val="BookTitle"/>
+          <w:i w:val="0"/>
+        </w:rPr>
+        <w:t>8. Defect Handling and Reporting</w:t>
+      </w:r>
+    </w:p>
+    <w:p>
+      <w:pPr>
+        <w:numPr>
+          <w:ilvl w:val="0"/>
+          <w:numId w:val="18"/>
+        </w:numPr>
+        <w:spacing w:after="0" w:line="240" w:lineRule="auto"/>
+        <w:ind w:left="590"/>
+        <w:textAlignment w:val="baseline"/>
+        <w:rPr>
+          <w:rStyle w:val="BookTitle"/>
+          <w:b w:val="0"/>
+          <w:i w:val="0"/>
+        </w:rPr>
+      </w:pPr>
+      <w:r>
+        <w:rPr>
+          <w:rStyle w:val="BookTitle"/>
+          <w:b w:val="0"/>
+          <w:i w:val="0"/>
+        </w:rPr>
+        <w:t>Defect Handling: Discovered defects will document expected versus actual behavior, reproduction steps, sanitized request evidence, impact assessment, and linkage to the failing automated scenario. Failing tests exposing defects will not be silently disabled.</w:t>
+      </w:r>
+    </w:p>
+    <w:p>
+      <w:pPr>
+        <w:numPr>
+          <w:ilvl w:val="0"/>
+          <w:numId w:val="18"/>
+        </w:numPr>
+        <w:spacing w:after="0" w:line="240" w:lineRule="auto"/>
+        <w:ind w:left="590"/>
+        <w:textAlignment w:val="baseline"/>
+        <w:rPr>
+          <w:rStyle w:val="BookTitle"/>
+          <w:b w:val="0"/>
+          <w:i w:val="0"/>
+        </w:rPr>
+      </w:pPr>
+      <w:r>
+        <w:rPr>
+          <w:rStyle w:val="BookTitle"/>
+          <w:b w:val="0"/>
+          <w:i w:val="0"/>
+        </w:rPr>
+        <w:t>Reporting: The final commit will report passed, failed, skipped, and blocked outcomes. HTML reporting is optional and is not a client requirement.</w:t>
+      </w:r>
+    </w:p>
+    <w:p>
+      <w:pPr>
+        <w:rPr>
+          <w:rStyle w:val="BookTitle"/>
+          <w:i w:val="0"/>
+        </w:rPr>
+      </w:pPr>
     </w:p>
     <w:sectPr>
       <w:pgSz w:w="12240" w:h="15840"/>
@@ -1525,9 +1189,9 @@
 <file path=word/numbering.xml><?xml version="1.0" encoding="utf-8"?>
 <w:numbering xmlns:ve="http://schemas.openxmlformats.org/markup-compatibility/2006" xmlns:o="urn:schemas-microsoft-com:office:office" xmlns:r="http://schemas.openxmlformats.org/officeDocument/2006/relationships" xmlns:m="http://schemas.openxmlformats.org/officeDocument/2006/math" xmlns:v="urn:schemas-microsoft-com:vml" xmlns:wp="http://schemas.openxmlformats.org/drawingml/2006/wordprocessingDrawing" xmlns:w10="urn:schemas-microsoft-com:office:word" xmlns:w="http://schemas.openxmlformats.org/wordprocessingml/2006/main" xmlns:wne="http://schemas.microsoft.com/office/word/2006/wordml">
   <w:abstractNum w:abstractNumId="0">
-    <w:nsid w:val="05FA089A"/>
+    <w:nsid w:val="00014469"/>
     <w:multiLevelType w:val="multilevel"/>
-    <w:tmpl w:val="7BD294E0"/>
+    <w:tmpl w:val="64BE33FC"/>
     <w:lvl w:ilvl="0">
       <w:start w:val="1"/>
       <w:numFmt w:val="bullet"/>
@@ -1674,13 +1338,13 @@
     </w:lvl>
   </w:abstractNum>
   <w:abstractNum w:abstractNumId="1">
-    <w:nsid w:val="0A5210B1"/>
+    <w:nsid w:val="00BB33D3"/>
     <w:multiLevelType w:val="multilevel"/>
-    <w:tmpl w:val="27569964"/>
+    <w:tmpl w:val="A31CF5E6"/>
     <w:lvl w:ilvl="0">
       <w:start w:val="1"/>
-      <w:numFmt w:val="decimal"/>
-      <w:lvlText w:val="%1."/>
+      <w:numFmt w:val="bullet"/>
+      <w:lvlText w:val=""/>
       <w:lvlJc w:val="left"/>
       <w:pPr>
         <w:tabs>
@@ -1688,11 +1352,15 @@
         </w:tabs>
         <w:ind w:left="720" w:hanging="360"/>
       </w:pPr>
+      <w:rPr>
+        <w:rFonts w:ascii="Symbol" w:hAnsi="Symbol" w:hint="default"/>
+        <w:sz w:val="20"/>
+      </w:rPr>
     </w:lvl>
     <w:lvl w:ilvl="1" w:tentative="1">
       <w:start w:val="1"/>
-      <w:numFmt w:val="decimal"/>
-      <w:lvlText w:val="%2."/>
+      <w:numFmt w:val="bullet"/>
+      <w:lvlText w:val="o"/>
       <w:lvlJc w:val="left"/>
       <w:pPr>
         <w:tabs>
@@ -1700,11 +1368,15 @@
         </w:tabs>
         <w:ind w:left="1440" w:hanging="360"/>
       </w:pPr>
+      <w:rPr>
+        <w:rFonts w:ascii="Courier New" w:hAnsi="Courier New" w:hint="default"/>
+        <w:sz w:val="20"/>
+      </w:rPr>
     </w:lvl>
     <w:lvl w:ilvl="2" w:tentative="1">
       <w:start w:val="1"/>
-      <w:numFmt w:val="decimal"/>
-      <w:lvlText w:val="%3."/>
+      <w:numFmt w:val="bullet"/>
+      <w:lvlText w:val=""/>
       <w:lvlJc w:val="left"/>
       <w:pPr>
         <w:tabs>
@@ -1712,11 +1384,15 @@
         </w:tabs>
         <w:ind w:left="2160" w:hanging="360"/>
       </w:pPr>
+      <w:rPr>
+        <w:rFonts w:ascii="Wingdings" w:hAnsi="Wingdings" w:hint="default"/>
+        <w:sz w:val="20"/>
+      </w:rPr>
     </w:lvl>
     <w:lvl w:ilvl="3" w:tentative="1">
       <w:start w:val="1"/>
-      <w:numFmt w:val="decimal"/>
-      <w:lvlText w:val="%4."/>
+      <w:numFmt w:val="bullet"/>
+      <w:lvlText w:val=""/>
       <w:lvlJc w:val="left"/>
       <w:pPr>
         <w:tabs>
@@ -1724,11 +1400,15 @@
         </w:tabs>
         <w:ind w:left="2880" w:hanging="360"/>
       </w:pPr>
+      <w:rPr>
+        <w:rFonts w:ascii="Wingdings" w:hAnsi="Wingdings" w:hint="default"/>
+        <w:sz w:val="20"/>
+      </w:rPr>
     </w:lvl>
     <w:lvl w:ilvl="4" w:tentative="1">
       <w:start w:val="1"/>
-      <w:numFmt w:val="decimal"/>
-      <w:lvlText w:val="%5."/>
+      <w:numFmt w:val="bullet"/>
+      <w:lvlText w:val=""/>
       <w:lvlJc w:val="left"/>
       <w:pPr>
         <w:tabs>
@@ -1736,11 +1416,15 @@
         </w:tabs>
         <w:ind w:left="3600" w:hanging="360"/>
       </w:pPr>
+      <w:rPr>
+        <w:rFonts w:ascii="Wingdings" w:hAnsi="Wingdings" w:hint="default"/>
+        <w:sz w:val="20"/>
+      </w:rPr>
     </w:lvl>
     <w:lvl w:ilvl="5" w:tentative="1">
       <w:start w:val="1"/>
-      <w:numFmt w:val="decimal"/>
-      <w:lvlText w:val="%6."/>
+      <w:numFmt w:val="bullet"/>
+      <w:lvlText w:val=""/>
       <w:lvlJc w:val="left"/>
       <w:pPr>
         <w:tabs>
@@ -1748,11 +1432,15 @@
         </w:tabs>
         <w:ind w:left="4320" w:hanging="360"/>
       </w:pPr>
+      <w:rPr>
+        <w:rFonts w:ascii="Wingdings" w:hAnsi="Wingdings" w:hint="default"/>
+        <w:sz w:val="20"/>
+      </w:rPr>
     </w:lvl>
     <w:lvl w:ilvl="6" w:tentative="1">
       <w:start w:val="1"/>
-      <w:numFmt w:val="decimal"/>
-      <w:lvlText w:val="%7."/>
+      <w:numFmt w:val="bullet"/>
+      <w:lvlText w:val=""/>
       <w:lvlJc w:val="left"/>
       <w:pPr>
         <w:tabs>
@@ -1760,11 +1448,15 @@
         </w:tabs>
         <w:ind w:left="5040" w:hanging="360"/>
       </w:pPr>
+      <w:rPr>
+        <w:rFonts w:ascii="Wingdings" w:hAnsi="Wingdings" w:hint="default"/>
+        <w:sz w:val="20"/>
+      </w:rPr>
     </w:lvl>
     <w:lvl w:ilvl="7" w:tentative="1">
       <w:start w:val="1"/>
-      <w:numFmt w:val="decimal"/>
-      <w:lvlText w:val="%8."/>
+      <w:numFmt w:val="bullet"/>
+      <w:lvlText w:val=""/>
       <w:lvlJc w:val="left"/>
       <w:pPr>
         <w:tabs>
@@ -1772,11 +1464,15 @@
         </w:tabs>
         <w:ind w:left="5760" w:hanging="360"/>
       </w:pPr>
+      <w:rPr>
+        <w:rFonts w:ascii="Wingdings" w:hAnsi="Wingdings" w:hint="default"/>
+        <w:sz w:val="20"/>
+      </w:rPr>
     </w:lvl>
     <w:lvl w:ilvl="8" w:tentative="1">
       <w:start w:val="1"/>
-      <w:numFmt w:val="decimal"/>
-      <w:lvlText w:val="%9."/>
+      <w:numFmt w:val="bullet"/>
+      <w:lvlText w:val=""/>
       <w:lvlJc w:val="left"/>
       <w:pPr>
         <w:tabs>
@@ -1784,12 +1480,16 @@
         </w:tabs>
         <w:ind w:left="6480" w:hanging="360"/>
       </w:pPr>
+      <w:rPr>
+        <w:rFonts w:ascii="Wingdings" w:hAnsi="Wingdings" w:hint="default"/>
+        <w:sz w:val="20"/>
+      </w:rPr>
     </w:lvl>
   </w:abstractNum>
   <w:abstractNum w:abstractNumId="2">
-    <w:nsid w:val="0CD56828"/>
+    <w:nsid w:val="03115611"/>
     <w:multiLevelType w:val="multilevel"/>
-    <w:tmpl w:val="A636EF26"/>
+    <w:tmpl w:val="263ACC1A"/>
     <w:lvl w:ilvl="0">
       <w:start w:val="1"/>
       <w:numFmt w:val="bullet"/>
@@ -1936,9 +1636,9 @@
     </w:lvl>
   </w:abstractNum>
   <w:abstractNum w:abstractNumId="3">
-    <w:nsid w:val="0FD17A8E"/>
+    <w:nsid w:val="04D631DB"/>
     <w:multiLevelType w:val="multilevel"/>
-    <w:tmpl w:val="B8A060E0"/>
+    <w:tmpl w:val="963AC91C"/>
     <w:lvl w:ilvl="0">
       <w:start w:val="1"/>
       <w:numFmt w:val="bullet"/>
@@ -2085,9 +1785,9 @@
     </w:lvl>
   </w:abstractNum>
   <w:abstractNum w:abstractNumId="4">
-    <w:nsid w:val="108A20CC"/>
+    <w:nsid w:val="07C83E57"/>
     <w:multiLevelType w:val="multilevel"/>
-    <w:tmpl w:val="F334D9A0"/>
+    <w:tmpl w:val="99FAA830"/>
     <w:lvl w:ilvl="0">
       <w:start w:val="1"/>
       <w:numFmt w:val="bullet"/>
@@ -2234,9 +1934,9 @@
     </w:lvl>
   </w:abstractNum>
   <w:abstractNum w:abstractNumId="5">
-    <w:nsid w:val="1B8E4B2A"/>
+    <w:nsid w:val="2BD6660B"/>
     <w:multiLevelType w:val="multilevel"/>
-    <w:tmpl w:val="8318D60C"/>
+    <w:tmpl w:val="0A001AFE"/>
     <w:lvl w:ilvl="0">
       <w:start w:val="1"/>
       <w:numFmt w:val="bullet"/>
@@ -2383,9 +2083,9 @@
     </w:lvl>
   </w:abstractNum>
   <w:abstractNum w:abstractNumId="6">
-    <w:nsid w:val="3E917429"/>
+    <w:nsid w:val="32570006"/>
     <w:multiLevelType w:val="multilevel"/>
-    <w:tmpl w:val="362E07EA"/>
+    <w:tmpl w:val="45FEA164"/>
     <w:lvl w:ilvl="0">
       <w:start w:val="1"/>
       <w:numFmt w:val="bullet"/>
@@ -2532,9 +2232,9 @@
     </w:lvl>
   </w:abstractNum>
   <w:abstractNum w:abstractNumId="7">
-    <w:nsid w:val="67462D1C"/>
+    <w:nsid w:val="389B5453"/>
     <w:multiLevelType w:val="multilevel"/>
-    <w:tmpl w:val="81C4D0C2"/>
+    <w:tmpl w:val="8326A894"/>
     <w:lvl w:ilvl="0">
       <w:start w:val="1"/>
       <w:numFmt w:val="bullet"/>
@@ -2681,9 +2381,1350 @@
     </w:lvl>
   </w:abstractNum>
   <w:abstractNum w:abstractNumId="8">
-    <w:nsid w:val="7F6B7CC7"/>
+    <w:nsid w:val="4C3F4C71"/>
     <w:multiLevelType w:val="multilevel"/>
-    <w:tmpl w:val="3EC21020"/>
+    <w:tmpl w:val="A12EF99E"/>
+    <w:lvl w:ilvl="0">
+      <w:start w:val="1"/>
+      <w:numFmt w:val="bullet"/>
+      <w:lvlText w:val=""/>
+      <w:lvlJc w:val="left"/>
+      <w:pPr>
+        <w:tabs>
+          <w:tab w:val="num" w:pos="720"/>
+        </w:tabs>
+        <w:ind w:left="720" w:hanging="360"/>
+      </w:pPr>
+      <w:rPr>
+        <w:rFonts w:ascii="Symbol" w:hAnsi="Symbol" w:hint="default"/>
+        <w:sz w:val="20"/>
+      </w:rPr>
+    </w:lvl>
+    <w:lvl w:ilvl="1" w:tentative="1">
+      <w:start w:val="1"/>
+      <w:numFmt w:val="bullet"/>
+      <w:lvlText w:val="o"/>
+      <w:lvlJc w:val="left"/>
+      <w:pPr>
+        <w:tabs>
+          <w:tab w:val="num" w:pos="1440"/>
+        </w:tabs>
+        <w:ind w:left="1440" w:hanging="360"/>
+      </w:pPr>
+      <w:rPr>
+        <w:rFonts w:ascii="Courier New" w:hAnsi="Courier New" w:hint="default"/>
+        <w:sz w:val="20"/>
+      </w:rPr>
+    </w:lvl>
+    <w:lvl w:ilvl="2" w:tentative="1">
+      <w:start w:val="1"/>
+      <w:numFmt w:val="bullet"/>
+      <w:lvlText w:val=""/>
+      <w:lvlJc w:val="left"/>
+      <w:pPr>
+        <w:tabs>
+          <w:tab w:val="num" w:pos="2160"/>
+        </w:tabs>
+        <w:ind w:left="2160" w:hanging="360"/>
+      </w:pPr>
+      <w:rPr>
+        <w:rFonts w:ascii="Wingdings" w:hAnsi="Wingdings" w:hint="default"/>
+        <w:sz w:val="20"/>
+      </w:rPr>
+    </w:lvl>
+    <w:lvl w:ilvl="3" w:tentative="1">
+      <w:start w:val="1"/>
+      <w:numFmt w:val="bullet"/>
+      <w:lvlText w:val=""/>
+      <w:lvlJc w:val="left"/>
+      <w:pPr>
+        <w:tabs>
+          <w:tab w:val="num" w:pos="2880"/>
+        </w:tabs>
+        <w:ind w:left="2880" w:hanging="360"/>
+      </w:pPr>
+      <w:rPr>
+        <w:rFonts w:ascii="Wingdings" w:hAnsi="Wingdings" w:hint="default"/>
+        <w:sz w:val="20"/>
+      </w:rPr>
+    </w:lvl>
+    <w:lvl w:ilvl="4" w:tentative="1">
+      <w:start w:val="1"/>
+      <w:numFmt w:val="bullet"/>
+      <w:lvlText w:val=""/>
+      <w:lvlJc w:val="left"/>
+      <w:pPr>
+        <w:tabs>
+          <w:tab w:val="num" w:pos="3600"/>
+        </w:tabs>
+        <w:ind w:left="3600" w:hanging="360"/>
+      </w:pPr>
+      <w:rPr>
+        <w:rFonts w:ascii="Wingdings" w:hAnsi="Wingdings" w:hint="default"/>
+        <w:sz w:val="20"/>
+      </w:rPr>
+    </w:lvl>
+    <w:lvl w:ilvl="5" w:tentative="1">
+      <w:start w:val="1"/>
+      <w:numFmt w:val="bullet"/>
+      <w:lvlText w:val=""/>
+      <w:lvlJc w:val="left"/>
+      <w:pPr>
+        <w:tabs>
+          <w:tab w:val="num" w:pos="4320"/>
+        </w:tabs>
+        <w:ind w:left="4320" w:hanging="360"/>
+      </w:pPr>
+      <w:rPr>
+        <w:rFonts w:ascii="Wingdings" w:hAnsi="Wingdings" w:hint="default"/>
+        <w:sz w:val="20"/>
+      </w:rPr>
+    </w:lvl>
+    <w:lvl w:ilvl="6" w:tentative="1">
+      <w:start w:val="1"/>
+      <w:numFmt w:val="bullet"/>
+      <w:lvlText w:val=""/>
+      <w:lvlJc w:val="left"/>
+      <w:pPr>
+        <w:tabs>
+          <w:tab w:val="num" w:pos="5040"/>
+        </w:tabs>
+        <w:ind w:left="5040" w:hanging="360"/>
+      </w:pPr>
+      <w:rPr>
+        <w:rFonts w:ascii="Wingdings" w:hAnsi="Wingdings" w:hint="default"/>
+        <w:sz w:val="20"/>
+      </w:rPr>
+    </w:lvl>
+    <w:lvl w:ilvl="7" w:tentative="1">
+      <w:start w:val="1"/>
+      <w:numFmt w:val="bullet"/>
+      <w:lvlText w:val=""/>
+      <w:lvlJc w:val="left"/>
+      <w:pPr>
+        <w:tabs>
+          <w:tab w:val="num" w:pos="5760"/>
+        </w:tabs>
+        <w:ind w:left="5760" w:hanging="360"/>
+      </w:pPr>
+      <w:rPr>
+        <w:rFonts w:ascii="Wingdings" w:hAnsi="Wingdings" w:hint="default"/>
+        <w:sz w:val="20"/>
+      </w:rPr>
+    </w:lvl>
+    <w:lvl w:ilvl="8" w:tentative="1">
+      <w:start w:val="1"/>
+      <w:numFmt w:val="bullet"/>
+      <w:lvlText w:val=""/>
+      <w:lvlJc w:val="left"/>
+      <w:pPr>
+        <w:tabs>
+          <w:tab w:val="num" w:pos="6480"/>
+        </w:tabs>
+        <w:ind w:left="6480" w:hanging="360"/>
+      </w:pPr>
+      <w:rPr>
+        <w:rFonts w:ascii="Wingdings" w:hAnsi="Wingdings" w:hint="default"/>
+        <w:sz w:val="20"/>
+      </w:rPr>
+    </w:lvl>
+  </w:abstractNum>
+  <w:abstractNum w:abstractNumId="9">
+    <w:nsid w:val="56D732D8"/>
+    <w:multiLevelType w:val="multilevel"/>
+    <w:tmpl w:val="678E3726"/>
+    <w:lvl w:ilvl="0">
+      <w:start w:val="1"/>
+      <w:numFmt w:val="bullet"/>
+      <w:lvlText w:val=""/>
+      <w:lvlJc w:val="left"/>
+      <w:pPr>
+        <w:tabs>
+          <w:tab w:val="num" w:pos="720"/>
+        </w:tabs>
+        <w:ind w:left="720" w:hanging="360"/>
+      </w:pPr>
+      <w:rPr>
+        <w:rFonts w:ascii="Symbol" w:hAnsi="Symbol" w:hint="default"/>
+        <w:sz w:val="20"/>
+      </w:rPr>
+    </w:lvl>
+    <w:lvl w:ilvl="1" w:tentative="1">
+      <w:start w:val="1"/>
+      <w:numFmt w:val="bullet"/>
+      <w:lvlText w:val="o"/>
+      <w:lvlJc w:val="left"/>
+      <w:pPr>
+        <w:tabs>
+          <w:tab w:val="num" w:pos="1440"/>
+        </w:tabs>
+        <w:ind w:left="1440" w:hanging="360"/>
+      </w:pPr>
+      <w:rPr>
+        <w:rFonts w:ascii="Courier New" w:hAnsi="Courier New" w:hint="default"/>
+        <w:sz w:val="20"/>
+      </w:rPr>
+    </w:lvl>
+    <w:lvl w:ilvl="2" w:tentative="1">
+      <w:start w:val="1"/>
+      <w:numFmt w:val="bullet"/>
+      <w:lvlText w:val=""/>
+      <w:lvlJc w:val="left"/>
+      <w:pPr>
+        <w:tabs>
+          <w:tab w:val="num" w:pos="2160"/>
+        </w:tabs>
+        <w:ind w:left="2160" w:hanging="360"/>
+      </w:pPr>
+      <w:rPr>
+        <w:rFonts w:ascii="Wingdings" w:hAnsi="Wingdings" w:hint="default"/>
+        <w:sz w:val="20"/>
+      </w:rPr>
+    </w:lvl>
+    <w:lvl w:ilvl="3" w:tentative="1">
+      <w:start w:val="1"/>
+      <w:numFmt w:val="bullet"/>
+      <w:lvlText w:val=""/>
+      <w:lvlJc w:val="left"/>
+      <w:pPr>
+        <w:tabs>
+          <w:tab w:val="num" w:pos="2880"/>
+        </w:tabs>
+        <w:ind w:left="2880" w:hanging="360"/>
+      </w:pPr>
+      <w:rPr>
+        <w:rFonts w:ascii="Wingdings" w:hAnsi="Wingdings" w:hint="default"/>
+        <w:sz w:val="20"/>
+      </w:rPr>
+    </w:lvl>
+    <w:lvl w:ilvl="4" w:tentative="1">
+      <w:start w:val="1"/>
+      <w:numFmt w:val="bullet"/>
+      <w:lvlText w:val=""/>
+      <w:lvlJc w:val="left"/>
+      <w:pPr>
+        <w:tabs>
+          <w:tab w:val="num" w:pos="3600"/>
+        </w:tabs>
+        <w:ind w:left="3600" w:hanging="360"/>
+      </w:pPr>
+      <w:rPr>
+        <w:rFonts w:ascii="Wingdings" w:hAnsi="Wingdings" w:hint="default"/>
+        <w:sz w:val="20"/>
+      </w:rPr>
+    </w:lvl>
+    <w:lvl w:ilvl="5" w:tentative="1">
+      <w:start w:val="1"/>
+      <w:numFmt w:val="bullet"/>
+      <w:lvlText w:val=""/>
+      <w:lvlJc w:val="left"/>
+      <w:pPr>
+        <w:tabs>
+          <w:tab w:val="num" w:pos="4320"/>
+        </w:tabs>
+        <w:ind w:left="4320" w:hanging="360"/>
+      </w:pPr>
+      <w:rPr>
+        <w:rFonts w:ascii="Wingdings" w:hAnsi="Wingdings" w:hint="default"/>
+        <w:sz w:val="20"/>
+      </w:rPr>
+    </w:lvl>
+    <w:lvl w:ilvl="6" w:tentative="1">
+      <w:start w:val="1"/>
+      <w:numFmt w:val="bullet"/>
+      <w:lvlText w:val=""/>
+      <w:lvlJc w:val="left"/>
+      <w:pPr>
+        <w:tabs>
+          <w:tab w:val="num" w:pos="5040"/>
+        </w:tabs>
+        <w:ind w:left="5040" w:hanging="360"/>
+      </w:pPr>
+      <w:rPr>
+        <w:rFonts w:ascii="Wingdings" w:hAnsi="Wingdings" w:hint="default"/>
+        <w:sz w:val="20"/>
+      </w:rPr>
+    </w:lvl>
+    <w:lvl w:ilvl="7" w:tentative="1">
+      <w:start w:val="1"/>
+      <w:numFmt w:val="bullet"/>
+      <w:lvlText w:val=""/>
+      <w:lvlJc w:val="left"/>
+      <w:pPr>
+        <w:tabs>
+          <w:tab w:val="num" w:pos="5760"/>
+        </w:tabs>
+        <w:ind w:left="5760" w:hanging="360"/>
+      </w:pPr>
+      <w:rPr>
+        <w:rFonts w:ascii="Wingdings" w:hAnsi="Wingdings" w:hint="default"/>
+        <w:sz w:val="20"/>
+      </w:rPr>
+    </w:lvl>
+    <w:lvl w:ilvl="8" w:tentative="1">
+      <w:start w:val="1"/>
+      <w:numFmt w:val="bullet"/>
+      <w:lvlText w:val=""/>
+      <w:lvlJc w:val="left"/>
+      <w:pPr>
+        <w:tabs>
+          <w:tab w:val="num" w:pos="6480"/>
+        </w:tabs>
+        <w:ind w:left="6480" w:hanging="360"/>
+      </w:pPr>
+      <w:rPr>
+        <w:rFonts w:ascii="Wingdings" w:hAnsi="Wingdings" w:hint="default"/>
+        <w:sz w:val="20"/>
+      </w:rPr>
+    </w:lvl>
+  </w:abstractNum>
+  <w:abstractNum w:abstractNumId="10">
+    <w:nsid w:val="5A4B41F9"/>
+    <w:multiLevelType w:val="multilevel"/>
+    <w:tmpl w:val="487403B6"/>
+    <w:lvl w:ilvl="0">
+      <w:start w:val="1"/>
+      <w:numFmt w:val="bullet"/>
+      <w:lvlText w:val=""/>
+      <w:lvlJc w:val="left"/>
+      <w:pPr>
+        <w:tabs>
+          <w:tab w:val="num" w:pos="720"/>
+        </w:tabs>
+        <w:ind w:left="720" w:hanging="360"/>
+      </w:pPr>
+      <w:rPr>
+        <w:rFonts w:ascii="Symbol" w:hAnsi="Symbol" w:hint="default"/>
+        <w:sz w:val="20"/>
+      </w:rPr>
+    </w:lvl>
+    <w:lvl w:ilvl="1" w:tentative="1">
+      <w:start w:val="1"/>
+      <w:numFmt w:val="bullet"/>
+      <w:lvlText w:val="o"/>
+      <w:lvlJc w:val="left"/>
+      <w:pPr>
+        <w:tabs>
+          <w:tab w:val="num" w:pos="1440"/>
+        </w:tabs>
+        <w:ind w:left="1440" w:hanging="360"/>
+      </w:pPr>
+      <w:rPr>
+        <w:rFonts w:ascii="Courier New" w:hAnsi="Courier New" w:hint="default"/>
+        <w:sz w:val="20"/>
+      </w:rPr>
+    </w:lvl>
+    <w:lvl w:ilvl="2" w:tentative="1">
+      <w:start w:val="1"/>
+      <w:numFmt w:val="bullet"/>
+      <w:lvlText w:val=""/>
+      <w:lvlJc w:val="left"/>
+      <w:pPr>
+        <w:tabs>
+          <w:tab w:val="num" w:pos="2160"/>
+        </w:tabs>
+        <w:ind w:left="2160" w:hanging="360"/>
+      </w:pPr>
+      <w:rPr>
+        <w:rFonts w:ascii="Wingdings" w:hAnsi="Wingdings" w:hint="default"/>
+        <w:sz w:val="20"/>
+      </w:rPr>
+    </w:lvl>
+    <w:lvl w:ilvl="3" w:tentative="1">
+      <w:start w:val="1"/>
+      <w:numFmt w:val="bullet"/>
+      <w:lvlText w:val=""/>
+      <w:lvlJc w:val="left"/>
+      <w:pPr>
+        <w:tabs>
+          <w:tab w:val="num" w:pos="2880"/>
+        </w:tabs>
+        <w:ind w:left="2880" w:hanging="360"/>
+      </w:pPr>
+      <w:rPr>
+        <w:rFonts w:ascii="Wingdings" w:hAnsi="Wingdings" w:hint="default"/>
+        <w:sz w:val="20"/>
+      </w:rPr>
+    </w:lvl>
+    <w:lvl w:ilvl="4" w:tentative="1">
+      <w:start w:val="1"/>
+      <w:numFmt w:val="bullet"/>
+      <w:lvlText w:val=""/>
+      <w:lvlJc w:val="left"/>
+      <w:pPr>
+        <w:tabs>
+          <w:tab w:val="num" w:pos="3600"/>
+        </w:tabs>
+        <w:ind w:left="3600" w:hanging="360"/>
+      </w:pPr>
+      <w:rPr>
+        <w:rFonts w:ascii="Wingdings" w:hAnsi="Wingdings" w:hint="default"/>
+        <w:sz w:val="20"/>
+      </w:rPr>
+    </w:lvl>
+    <w:lvl w:ilvl="5" w:tentative="1">
+      <w:start w:val="1"/>
+      <w:numFmt w:val="bullet"/>
+      <w:lvlText w:val=""/>
+      <w:lvlJc w:val="left"/>
+      <w:pPr>
+        <w:tabs>
+          <w:tab w:val="num" w:pos="4320"/>
+        </w:tabs>
+        <w:ind w:left="4320" w:hanging="360"/>
+      </w:pPr>
+      <w:rPr>
+        <w:rFonts w:ascii="Wingdings" w:hAnsi="Wingdings" w:hint="default"/>
+        <w:sz w:val="20"/>
+      </w:rPr>
+    </w:lvl>
+    <w:lvl w:ilvl="6" w:tentative="1">
+      <w:start w:val="1"/>
+      <w:numFmt w:val="bullet"/>
+      <w:lvlText w:val=""/>
+      <w:lvlJc w:val="left"/>
+      <w:pPr>
+        <w:tabs>
+          <w:tab w:val="num" w:pos="5040"/>
+        </w:tabs>
+        <w:ind w:left="5040" w:hanging="360"/>
+      </w:pPr>
+      <w:rPr>
+        <w:rFonts w:ascii="Wingdings" w:hAnsi="Wingdings" w:hint="default"/>
+        <w:sz w:val="20"/>
+      </w:rPr>
+    </w:lvl>
+    <w:lvl w:ilvl="7" w:tentative="1">
+      <w:start w:val="1"/>
+      <w:numFmt w:val="bullet"/>
+      <w:lvlText w:val=""/>
+      <w:lvlJc w:val="left"/>
+      <w:pPr>
+        <w:tabs>
+          <w:tab w:val="num" w:pos="5760"/>
+        </w:tabs>
+        <w:ind w:left="5760" w:hanging="360"/>
+      </w:pPr>
+      <w:rPr>
+        <w:rFonts w:ascii="Wingdings" w:hAnsi="Wingdings" w:hint="default"/>
+        <w:sz w:val="20"/>
+      </w:rPr>
+    </w:lvl>
+    <w:lvl w:ilvl="8" w:tentative="1">
+      <w:start w:val="1"/>
+      <w:numFmt w:val="bullet"/>
+      <w:lvlText w:val=""/>
+      <w:lvlJc w:val="left"/>
+      <w:pPr>
+        <w:tabs>
+          <w:tab w:val="num" w:pos="6480"/>
+        </w:tabs>
+        <w:ind w:left="6480" w:hanging="360"/>
+      </w:pPr>
+      <w:rPr>
+        <w:rFonts w:ascii="Wingdings" w:hAnsi="Wingdings" w:hint="default"/>
+        <w:sz w:val="20"/>
+      </w:rPr>
+    </w:lvl>
+  </w:abstractNum>
+  <w:abstractNum w:abstractNumId="11">
+    <w:nsid w:val="5FA34B25"/>
+    <w:multiLevelType w:val="multilevel"/>
+    <w:tmpl w:val="3C921B3C"/>
+    <w:lvl w:ilvl="0">
+      <w:start w:val="1"/>
+      <w:numFmt w:val="bullet"/>
+      <w:lvlText w:val=""/>
+      <w:lvlJc w:val="left"/>
+      <w:pPr>
+        <w:tabs>
+          <w:tab w:val="num" w:pos="720"/>
+        </w:tabs>
+        <w:ind w:left="720" w:hanging="360"/>
+      </w:pPr>
+      <w:rPr>
+        <w:rFonts w:ascii="Symbol" w:hAnsi="Symbol" w:hint="default"/>
+        <w:sz w:val="20"/>
+      </w:rPr>
+    </w:lvl>
+    <w:lvl w:ilvl="1" w:tentative="1">
+      <w:start w:val="1"/>
+      <w:numFmt w:val="bullet"/>
+      <w:lvlText w:val="o"/>
+      <w:lvlJc w:val="left"/>
+      <w:pPr>
+        <w:tabs>
+          <w:tab w:val="num" w:pos="1440"/>
+        </w:tabs>
+        <w:ind w:left="1440" w:hanging="360"/>
+      </w:pPr>
+      <w:rPr>
+        <w:rFonts w:ascii="Courier New" w:hAnsi="Courier New" w:hint="default"/>
+        <w:sz w:val="20"/>
+      </w:rPr>
+    </w:lvl>
+    <w:lvl w:ilvl="2" w:tentative="1">
+      <w:start w:val="1"/>
+      <w:numFmt w:val="bullet"/>
+      <w:lvlText w:val=""/>
+      <w:lvlJc w:val="left"/>
+      <w:pPr>
+        <w:tabs>
+          <w:tab w:val="num" w:pos="2160"/>
+        </w:tabs>
+        <w:ind w:left="2160" w:hanging="360"/>
+      </w:pPr>
+      <w:rPr>
+        <w:rFonts w:ascii="Wingdings" w:hAnsi="Wingdings" w:hint="default"/>
+        <w:sz w:val="20"/>
+      </w:rPr>
+    </w:lvl>
+    <w:lvl w:ilvl="3" w:tentative="1">
+      <w:start w:val="1"/>
+      <w:numFmt w:val="bullet"/>
+      <w:lvlText w:val=""/>
+      <w:lvlJc w:val="left"/>
+      <w:pPr>
+        <w:tabs>
+          <w:tab w:val="num" w:pos="2880"/>
+        </w:tabs>
+        <w:ind w:left="2880" w:hanging="360"/>
+      </w:pPr>
+      <w:rPr>
+        <w:rFonts w:ascii="Wingdings" w:hAnsi="Wingdings" w:hint="default"/>
+        <w:sz w:val="20"/>
+      </w:rPr>
+    </w:lvl>
+    <w:lvl w:ilvl="4" w:tentative="1">
+      <w:start w:val="1"/>
+      <w:numFmt w:val="bullet"/>
+      <w:lvlText w:val=""/>
+      <w:lvlJc w:val="left"/>
+      <w:pPr>
+        <w:tabs>
+          <w:tab w:val="num" w:pos="3600"/>
+        </w:tabs>
+        <w:ind w:left="3600" w:hanging="360"/>
+      </w:pPr>
+      <w:rPr>
+        <w:rFonts w:ascii="Wingdings" w:hAnsi="Wingdings" w:hint="default"/>
+        <w:sz w:val="20"/>
+      </w:rPr>
+    </w:lvl>
+    <w:lvl w:ilvl="5" w:tentative="1">
+      <w:start w:val="1"/>
+      <w:numFmt w:val="bullet"/>
+      <w:lvlText w:val=""/>
+      <w:lvlJc w:val="left"/>
+      <w:pPr>
+        <w:tabs>
+          <w:tab w:val="num" w:pos="4320"/>
+        </w:tabs>
+        <w:ind w:left="4320" w:hanging="360"/>
+      </w:pPr>
+      <w:rPr>
+        <w:rFonts w:ascii="Wingdings" w:hAnsi="Wingdings" w:hint="default"/>
+        <w:sz w:val="20"/>
+      </w:rPr>
+    </w:lvl>
+    <w:lvl w:ilvl="6" w:tentative="1">
+      <w:start w:val="1"/>
+      <w:numFmt w:val="bullet"/>
+      <w:lvlText w:val=""/>
+      <w:lvlJc w:val="left"/>
+      <w:pPr>
+        <w:tabs>
+          <w:tab w:val="num" w:pos="5040"/>
+        </w:tabs>
+        <w:ind w:left="5040" w:hanging="360"/>
+      </w:pPr>
+      <w:rPr>
+        <w:rFonts w:ascii="Wingdings" w:hAnsi="Wingdings" w:hint="default"/>
+        <w:sz w:val="20"/>
+      </w:rPr>
+    </w:lvl>
+    <w:lvl w:ilvl="7" w:tentative="1">
+      <w:start w:val="1"/>
+      <w:numFmt w:val="bullet"/>
+      <w:lvlText w:val=""/>
+      <w:lvlJc w:val="left"/>
+      <w:pPr>
+        <w:tabs>
+          <w:tab w:val="num" w:pos="5760"/>
+        </w:tabs>
+        <w:ind w:left="5760" w:hanging="360"/>
+      </w:pPr>
+      <w:rPr>
+        <w:rFonts w:ascii="Wingdings" w:hAnsi="Wingdings" w:hint="default"/>
+        <w:sz w:val="20"/>
+      </w:rPr>
+    </w:lvl>
+    <w:lvl w:ilvl="8" w:tentative="1">
+      <w:start w:val="1"/>
+      <w:numFmt w:val="bullet"/>
+      <w:lvlText w:val=""/>
+      <w:lvlJc w:val="left"/>
+      <w:pPr>
+        <w:tabs>
+          <w:tab w:val="num" w:pos="6480"/>
+        </w:tabs>
+        <w:ind w:left="6480" w:hanging="360"/>
+      </w:pPr>
+      <w:rPr>
+        <w:rFonts w:ascii="Wingdings" w:hAnsi="Wingdings" w:hint="default"/>
+        <w:sz w:val="20"/>
+      </w:rPr>
+    </w:lvl>
+  </w:abstractNum>
+  <w:abstractNum w:abstractNumId="12">
+    <w:nsid w:val="616F29BC"/>
+    <w:multiLevelType w:val="multilevel"/>
+    <w:tmpl w:val="79BE0FB2"/>
+    <w:lvl w:ilvl="0">
+      <w:start w:val="1"/>
+      <w:numFmt w:val="bullet"/>
+      <w:lvlText w:val=""/>
+      <w:lvlJc w:val="left"/>
+      <w:pPr>
+        <w:tabs>
+          <w:tab w:val="num" w:pos="720"/>
+        </w:tabs>
+        <w:ind w:left="720" w:hanging="360"/>
+      </w:pPr>
+      <w:rPr>
+        <w:rFonts w:ascii="Symbol" w:hAnsi="Symbol" w:hint="default"/>
+        <w:sz w:val="20"/>
+      </w:rPr>
+    </w:lvl>
+    <w:lvl w:ilvl="1" w:tentative="1">
+      <w:start w:val="1"/>
+      <w:numFmt w:val="bullet"/>
+      <w:lvlText w:val="o"/>
+      <w:lvlJc w:val="left"/>
+      <w:pPr>
+        <w:tabs>
+          <w:tab w:val="num" w:pos="1440"/>
+        </w:tabs>
+        <w:ind w:left="1440" w:hanging="360"/>
+      </w:pPr>
+      <w:rPr>
+        <w:rFonts w:ascii="Courier New" w:hAnsi="Courier New" w:hint="default"/>
+        <w:sz w:val="20"/>
+      </w:rPr>
+    </w:lvl>
+    <w:lvl w:ilvl="2" w:tentative="1">
+      <w:start w:val="1"/>
+      <w:numFmt w:val="bullet"/>
+      <w:lvlText w:val=""/>
+      <w:lvlJc w:val="left"/>
+      <w:pPr>
+        <w:tabs>
+          <w:tab w:val="num" w:pos="2160"/>
+        </w:tabs>
+        <w:ind w:left="2160" w:hanging="360"/>
+      </w:pPr>
+      <w:rPr>
+        <w:rFonts w:ascii="Wingdings" w:hAnsi="Wingdings" w:hint="default"/>
+        <w:sz w:val="20"/>
+      </w:rPr>
+    </w:lvl>
+    <w:lvl w:ilvl="3" w:tentative="1">
+      <w:start w:val="1"/>
+      <w:numFmt w:val="bullet"/>
+      <w:lvlText w:val=""/>
+      <w:lvlJc w:val="left"/>
+      <w:pPr>
+        <w:tabs>
+          <w:tab w:val="num" w:pos="2880"/>
+        </w:tabs>
+        <w:ind w:left="2880" w:hanging="360"/>
+      </w:pPr>
+      <w:rPr>
+        <w:rFonts w:ascii="Wingdings" w:hAnsi="Wingdings" w:hint="default"/>
+        <w:sz w:val="20"/>
+      </w:rPr>
+    </w:lvl>
+    <w:lvl w:ilvl="4" w:tentative="1">
+      <w:start w:val="1"/>
+      <w:numFmt w:val="bullet"/>
+      <w:lvlText w:val=""/>
+      <w:lvlJc w:val="left"/>
+      <w:pPr>
+        <w:tabs>
+          <w:tab w:val="num" w:pos="3600"/>
+        </w:tabs>
+        <w:ind w:left="3600" w:hanging="360"/>
+      </w:pPr>
+      <w:rPr>
+        <w:rFonts w:ascii="Wingdings" w:hAnsi="Wingdings" w:hint="default"/>
+        <w:sz w:val="20"/>
+      </w:rPr>
+    </w:lvl>
+    <w:lvl w:ilvl="5" w:tentative="1">
+      <w:start w:val="1"/>
+      <w:numFmt w:val="bullet"/>
+      <w:lvlText w:val=""/>
+      <w:lvlJc w:val="left"/>
+      <w:pPr>
+        <w:tabs>
+          <w:tab w:val="num" w:pos="4320"/>
+        </w:tabs>
+        <w:ind w:left="4320" w:hanging="360"/>
+      </w:pPr>
+      <w:rPr>
+        <w:rFonts w:ascii="Wingdings" w:hAnsi="Wingdings" w:hint="default"/>
+        <w:sz w:val="20"/>
+      </w:rPr>
+    </w:lvl>
+    <w:lvl w:ilvl="6" w:tentative="1">
+      <w:start w:val="1"/>
+      <w:numFmt w:val="bullet"/>
+      <w:lvlText w:val=""/>
+      <w:lvlJc w:val="left"/>
+      <w:pPr>
+        <w:tabs>
+          <w:tab w:val="num" w:pos="5040"/>
+        </w:tabs>
+        <w:ind w:left="5040" w:hanging="360"/>
+      </w:pPr>
+      <w:rPr>
+        <w:rFonts w:ascii="Wingdings" w:hAnsi="Wingdings" w:hint="default"/>
+        <w:sz w:val="20"/>
+      </w:rPr>
+    </w:lvl>
+    <w:lvl w:ilvl="7" w:tentative="1">
+      <w:start w:val="1"/>
+      <w:numFmt w:val="bullet"/>
+      <w:lvlText w:val=""/>
+      <w:lvlJc w:val="left"/>
+      <w:pPr>
+        <w:tabs>
+          <w:tab w:val="num" w:pos="5760"/>
+        </w:tabs>
+        <w:ind w:left="5760" w:hanging="360"/>
+      </w:pPr>
+      <w:rPr>
+        <w:rFonts w:ascii="Wingdings" w:hAnsi="Wingdings" w:hint="default"/>
+        <w:sz w:val="20"/>
+      </w:rPr>
+    </w:lvl>
+    <w:lvl w:ilvl="8" w:tentative="1">
+      <w:start w:val="1"/>
+      <w:numFmt w:val="bullet"/>
+      <w:lvlText w:val=""/>
+      <w:lvlJc w:val="left"/>
+      <w:pPr>
+        <w:tabs>
+          <w:tab w:val="num" w:pos="6480"/>
+        </w:tabs>
+        <w:ind w:left="6480" w:hanging="360"/>
+      </w:pPr>
+      <w:rPr>
+        <w:rFonts w:ascii="Wingdings" w:hAnsi="Wingdings" w:hint="default"/>
+        <w:sz w:val="20"/>
+      </w:rPr>
+    </w:lvl>
+  </w:abstractNum>
+  <w:abstractNum w:abstractNumId="13">
+    <w:nsid w:val="625A6AD7"/>
+    <w:multiLevelType w:val="multilevel"/>
+    <w:tmpl w:val="2AB24776"/>
+    <w:lvl w:ilvl="0">
+      <w:start w:val="1"/>
+      <w:numFmt w:val="bullet"/>
+      <w:lvlText w:val=""/>
+      <w:lvlJc w:val="left"/>
+      <w:pPr>
+        <w:tabs>
+          <w:tab w:val="num" w:pos="720"/>
+        </w:tabs>
+        <w:ind w:left="720" w:hanging="360"/>
+      </w:pPr>
+      <w:rPr>
+        <w:rFonts w:ascii="Symbol" w:hAnsi="Symbol" w:hint="default"/>
+        <w:sz w:val="20"/>
+      </w:rPr>
+    </w:lvl>
+    <w:lvl w:ilvl="1" w:tentative="1">
+      <w:start w:val="1"/>
+      <w:numFmt w:val="bullet"/>
+      <w:lvlText w:val="o"/>
+      <w:lvlJc w:val="left"/>
+      <w:pPr>
+        <w:tabs>
+          <w:tab w:val="num" w:pos="1440"/>
+        </w:tabs>
+        <w:ind w:left="1440" w:hanging="360"/>
+      </w:pPr>
+      <w:rPr>
+        <w:rFonts w:ascii="Courier New" w:hAnsi="Courier New" w:hint="default"/>
+        <w:sz w:val="20"/>
+      </w:rPr>
+    </w:lvl>
+    <w:lvl w:ilvl="2" w:tentative="1">
+      <w:start w:val="1"/>
+      <w:numFmt w:val="bullet"/>
+      <w:lvlText w:val=""/>
+      <w:lvlJc w:val="left"/>
+      <w:pPr>
+        <w:tabs>
+          <w:tab w:val="num" w:pos="2160"/>
+        </w:tabs>
+        <w:ind w:left="2160" w:hanging="360"/>
+      </w:pPr>
+      <w:rPr>
+        <w:rFonts w:ascii="Wingdings" w:hAnsi="Wingdings" w:hint="default"/>
+        <w:sz w:val="20"/>
+      </w:rPr>
+    </w:lvl>
+    <w:lvl w:ilvl="3" w:tentative="1">
+      <w:start w:val="1"/>
+      <w:numFmt w:val="bullet"/>
+      <w:lvlText w:val=""/>
+      <w:lvlJc w:val="left"/>
+      <w:pPr>
+        <w:tabs>
+          <w:tab w:val="num" w:pos="2880"/>
+        </w:tabs>
+        <w:ind w:left="2880" w:hanging="360"/>
+      </w:pPr>
+      <w:rPr>
+        <w:rFonts w:ascii="Wingdings" w:hAnsi="Wingdings" w:hint="default"/>
+        <w:sz w:val="20"/>
+      </w:rPr>
+    </w:lvl>
+    <w:lvl w:ilvl="4" w:tentative="1">
+      <w:start w:val="1"/>
+      <w:numFmt w:val="bullet"/>
+      <w:lvlText w:val=""/>
+      <w:lvlJc w:val="left"/>
+      <w:pPr>
+        <w:tabs>
+          <w:tab w:val="num" w:pos="3600"/>
+        </w:tabs>
+        <w:ind w:left="3600" w:hanging="360"/>
+      </w:pPr>
+      <w:rPr>
+        <w:rFonts w:ascii="Wingdings" w:hAnsi="Wingdings" w:hint="default"/>
+        <w:sz w:val="20"/>
+      </w:rPr>
+    </w:lvl>
+    <w:lvl w:ilvl="5" w:tentative="1">
+      <w:start w:val="1"/>
+      <w:numFmt w:val="bullet"/>
+      <w:lvlText w:val=""/>
+      <w:lvlJc w:val="left"/>
+      <w:pPr>
+        <w:tabs>
+          <w:tab w:val="num" w:pos="4320"/>
+        </w:tabs>
+        <w:ind w:left="4320" w:hanging="360"/>
+      </w:pPr>
+      <w:rPr>
+        <w:rFonts w:ascii="Wingdings" w:hAnsi="Wingdings" w:hint="default"/>
+        <w:sz w:val="20"/>
+      </w:rPr>
+    </w:lvl>
+    <w:lvl w:ilvl="6" w:tentative="1">
+      <w:start w:val="1"/>
+      <w:numFmt w:val="bullet"/>
+      <w:lvlText w:val=""/>
+      <w:lvlJc w:val="left"/>
+      <w:pPr>
+        <w:tabs>
+          <w:tab w:val="num" w:pos="5040"/>
+        </w:tabs>
+        <w:ind w:left="5040" w:hanging="360"/>
+      </w:pPr>
+      <w:rPr>
+        <w:rFonts w:ascii="Wingdings" w:hAnsi="Wingdings" w:hint="default"/>
+        <w:sz w:val="20"/>
+      </w:rPr>
+    </w:lvl>
+    <w:lvl w:ilvl="7" w:tentative="1">
+      <w:start w:val="1"/>
+      <w:numFmt w:val="bullet"/>
+      <w:lvlText w:val=""/>
+      <w:lvlJc w:val="left"/>
+      <w:pPr>
+        <w:tabs>
+          <w:tab w:val="num" w:pos="5760"/>
+        </w:tabs>
+        <w:ind w:left="5760" w:hanging="360"/>
+      </w:pPr>
+      <w:rPr>
+        <w:rFonts w:ascii="Wingdings" w:hAnsi="Wingdings" w:hint="default"/>
+        <w:sz w:val="20"/>
+      </w:rPr>
+    </w:lvl>
+    <w:lvl w:ilvl="8" w:tentative="1">
+      <w:start w:val="1"/>
+      <w:numFmt w:val="bullet"/>
+      <w:lvlText w:val=""/>
+      <w:lvlJc w:val="left"/>
+      <w:pPr>
+        <w:tabs>
+          <w:tab w:val="num" w:pos="6480"/>
+        </w:tabs>
+        <w:ind w:left="6480" w:hanging="360"/>
+      </w:pPr>
+      <w:rPr>
+        <w:rFonts w:ascii="Wingdings" w:hAnsi="Wingdings" w:hint="default"/>
+        <w:sz w:val="20"/>
+      </w:rPr>
+    </w:lvl>
+  </w:abstractNum>
+  <w:abstractNum w:abstractNumId="14">
+    <w:nsid w:val="63C7224A"/>
+    <w:multiLevelType w:val="multilevel"/>
+    <w:tmpl w:val="3544E7AC"/>
+    <w:lvl w:ilvl="0">
+      <w:start w:val="1"/>
+      <w:numFmt w:val="bullet"/>
+      <w:lvlText w:val=""/>
+      <w:lvlJc w:val="left"/>
+      <w:pPr>
+        <w:tabs>
+          <w:tab w:val="num" w:pos="720"/>
+        </w:tabs>
+        <w:ind w:left="720" w:hanging="360"/>
+      </w:pPr>
+      <w:rPr>
+        <w:rFonts w:ascii="Symbol" w:hAnsi="Symbol" w:hint="default"/>
+        <w:sz w:val="20"/>
+      </w:rPr>
+    </w:lvl>
+    <w:lvl w:ilvl="1" w:tentative="1">
+      <w:start w:val="1"/>
+      <w:numFmt w:val="bullet"/>
+      <w:lvlText w:val="o"/>
+      <w:lvlJc w:val="left"/>
+      <w:pPr>
+        <w:tabs>
+          <w:tab w:val="num" w:pos="1440"/>
+        </w:tabs>
+        <w:ind w:left="1440" w:hanging="360"/>
+      </w:pPr>
+      <w:rPr>
+        <w:rFonts w:ascii="Courier New" w:hAnsi="Courier New" w:hint="default"/>
+        <w:sz w:val="20"/>
+      </w:rPr>
+    </w:lvl>
+    <w:lvl w:ilvl="2" w:tentative="1">
+      <w:start w:val="1"/>
+      <w:numFmt w:val="bullet"/>
+      <w:lvlText w:val=""/>
+      <w:lvlJc w:val="left"/>
+      <w:pPr>
+        <w:tabs>
+          <w:tab w:val="num" w:pos="2160"/>
+        </w:tabs>
+        <w:ind w:left="2160" w:hanging="360"/>
+      </w:pPr>
+      <w:rPr>
+        <w:rFonts w:ascii="Wingdings" w:hAnsi="Wingdings" w:hint="default"/>
+        <w:sz w:val="20"/>
+      </w:rPr>
+    </w:lvl>
+    <w:lvl w:ilvl="3" w:tentative="1">
+      <w:start w:val="1"/>
+      <w:numFmt w:val="bullet"/>
+      <w:lvlText w:val=""/>
+      <w:lvlJc w:val="left"/>
+      <w:pPr>
+        <w:tabs>
+          <w:tab w:val="num" w:pos="2880"/>
+        </w:tabs>
+        <w:ind w:left="2880" w:hanging="360"/>
+      </w:pPr>
+      <w:rPr>
+        <w:rFonts w:ascii="Wingdings" w:hAnsi="Wingdings" w:hint="default"/>
+        <w:sz w:val="20"/>
+      </w:rPr>
+    </w:lvl>
+    <w:lvl w:ilvl="4" w:tentative="1">
+      <w:start w:val="1"/>
+      <w:numFmt w:val="bullet"/>
+      <w:lvlText w:val=""/>
+      <w:lvlJc w:val="left"/>
+      <w:pPr>
+        <w:tabs>
+          <w:tab w:val="num" w:pos="3600"/>
+        </w:tabs>
+        <w:ind w:left="3600" w:hanging="360"/>
+      </w:pPr>
+      <w:rPr>
+        <w:rFonts w:ascii="Wingdings" w:hAnsi="Wingdings" w:hint="default"/>
+        <w:sz w:val="20"/>
+      </w:rPr>
+    </w:lvl>
+    <w:lvl w:ilvl="5" w:tentative="1">
+      <w:start w:val="1"/>
+      <w:numFmt w:val="bullet"/>
+      <w:lvlText w:val=""/>
+      <w:lvlJc w:val="left"/>
+      <w:pPr>
+        <w:tabs>
+          <w:tab w:val="num" w:pos="4320"/>
+        </w:tabs>
+        <w:ind w:left="4320" w:hanging="360"/>
+      </w:pPr>
+      <w:rPr>
+        <w:rFonts w:ascii="Wingdings" w:hAnsi="Wingdings" w:hint="default"/>
+        <w:sz w:val="20"/>
+      </w:rPr>
+    </w:lvl>
+    <w:lvl w:ilvl="6" w:tentative="1">
+      <w:start w:val="1"/>
+      <w:numFmt w:val="bullet"/>
+      <w:lvlText w:val=""/>
+      <w:lvlJc w:val="left"/>
+      <w:pPr>
+        <w:tabs>
+          <w:tab w:val="num" w:pos="5040"/>
+        </w:tabs>
+        <w:ind w:left="5040" w:hanging="360"/>
+      </w:pPr>
+      <w:rPr>
+        <w:rFonts w:ascii="Wingdings" w:hAnsi="Wingdings" w:hint="default"/>
+        <w:sz w:val="20"/>
+      </w:rPr>
+    </w:lvl>
+    <w:lvl w:ilvl="7" w:tentative="1">
+      <w:start w:val="1"/>
+      <w:numFmt w:val="bullet"/>
+      <w:lvlText w:val=""/>
+      <w:lvlJc w:val="left"/>
+      <w:pPr>
+        <w:tabs>
+          <w:tab w:val="num" w:pos="5760"/>
+        </w:tabs>
+        <w:ind w:left="5760" w:hanging="360"/>
+      </w:pPr>
+      <w:rPr>
+        <w:rFonts w:ascii="Wingdings" w:hAnsi="Wingdings" w:hint="default"/>
+        <w:sz w:val="20"/>
+      </w:rPr>
+    </w:lvl>
+    <w:lvl w:ilvl="8" w:tentative="1">
+      <w:start w:val="1"/>
+      <w:numFmt w:val="bullet"/>
+      <w:lvlText w:val=""/>
+      <w:lvlJc w:val="left"/>
+      <w:pPr>
+        <w:tabs>
+          <w:tab w:val="num" w:pos="6480"/>
+        </w:tabs>
+        <w:ind w:left="6480" w:hanging="360"/>
+      </w:pPr>
+      <w:rPr>
+        <w:rFonts w:ascii="Wingdings" w:hAnsi="Wingdings" w:hint="default"/>
+        <w:sz w:val="20"/>
+      </w:rPr>
+    </w:lvl>
+  </w:abstractNum>
+  <w:abstractNum w:abstractNumId="15">
+    <w:nsid w:val="6D244017"/>
+    <w:multiLevelType w:val="multilevel"/>
+    <w:tmpl w:val="E716BF2C"/>
+    <w:lvl w:ilvl="0">
+      <w:start w:val="1"/>
+      <w:numFmt w:val="bullet"/>
+      <w:lvlText w:val=""/>
+      <w:lvlJc w:val="left"/>
+      <w:pPr>
+        <w:tabs>
+          <w:tab w:val="num" w:pos="720"/>
+        </w:tabs>
+        <w:ind w:left="720" w:hanging="360"/>
+      </w:pPr>
+      <w:rPr>
+        <w:rFonts w:ascii="Symbol" w:hAnsi="Symbol" w:hint="default"/>
+        <w:sz w:val="20"/>
+      </w:rPr>
+    </w:lvl>
+    <w:lvl w:ilvl="1" w:tentative="1">
+      <w:start w:val="1"/>
+      <w:numFmt w:val="bullet"/>
+      <w:lvlText w:val="o"/>
+      <w:lvlJc w:val="left"/>
+      <w:pPr>
+        <w:tabs>
+          <w:tab w:val="num" w:pos="1440"/>
+        </w:tabs>
+        <w:ind w:left="1440" w:hanging="360"/>
+      </w:pPr>
+      <w:rPr>
+        <w:rFonts w:ascii="Courier New" w:hAnsi="Courier New" w:hint="default"/>
+        <w:sz w:val="20"/>
+      </w:rPr>
+    </w:lvl>
+    <w:lvl w:ilvl="2" w:tentative="1">
+      <w:start w:val="1"/>
+      <w:numFmt w:val="bullet"/>
+      <w:lvlText w:val=""/>
+      <w:lvlJc w:val="left"/>
+      <w:pPr>
+        <w:tabs>
+          <w:tab w:val="num" w:pos="2160"/>
+        </w:tabs>
+        <w:ind w:left="2160" w:hanging="360"/>
+      </w:pPr>
+      <w:rPr>
+        <w:rFonts w:ascii="Wingdings" w:hAnsi="Wingdings" w:hint="default"/>
+        <w:sz w:val="20"/>
+      </w:rPr>
+    </w:lvl>
+    <w:lvl w:ilvl="3" w:tentative="1">
+      <w:start w:val="1"/>
+      <w:numFmt w:val="bullet"/>
+      <w:lvlText w:val=""/>
+      <w:lvlJc w:val="left"/>
+      <w:pPr>
+        <w:tabs>
+          <w:tab w:val="num" w:pos="2880"/>
+        </w:tabs>
+        <w:ind w:left="2880" w:hanging="360"/>
+      </w:pPr>
+      <w:rPr>
+        <w:rFonts w:ascii="Wingdings" w:hAnsi="Wingdings" w:hint="default"/>
+        <w:sz w:val="20"/>
+      </w:rPr>
+    </w:lvl>
+    <w:lvl w:ilvl="4" w:tentative="1">
+      <w:start w:val="1"/>
+      <w:numFmt w:val="bullet"/>
+      <w:lvlText w:val=""/>
+      <w:lvlJc w:val="left"/>
+      <w:pPr>
+        <w:tabs>
+          <w:tab w:val="num" w:pos="3600"/>
+        </w:tabs>
+        <w:ind w:left="3600" w:hanging="360"/>
+      </w:pPr>
+      <w:rPr>
+        <w:rFonts w:ascii="Wingdings" w:hAnsi="Wingdings" w:hint="default"/>
+        <w:sz w:val="20"/>
+      </w:rPr>
+    </w:lvl>
+    <w:lvl w:ilvl="5" w:tentative="1">
+      <w:start w:val="1"/>
+      <w:numFmt w:val="bullet"/>
+      <w:lvlText w:val=""/>
+      <w:lvlJc w:val="left"/>
+      <w:pPr>
+        <w:tabs>
+          <w:tab w:val="num" w:pos="4320"/>
+        </w:tabs>
+        <w:ind w:left="4320" w:hanging="360"/>
+      </w:pPr>
+      <w:rPr>
+        <w:rFonts w:ascii="Wingdings" w:hAnsi="Wingdings" w:hint="default"/>
+        <w:sz w:val="20"/>
+      </w:rPr>
+    </w:lvl>
+    <w:lvl w:ilvl="6" w:tentative="1">
+      <w:start w:val="1"/>
+      <w:numFmt w:val="bullet"/>
+      <w:lvlText w:val=""/>
+      <w:lvlJc w:val="left"/>
+      <w:pPr>
+        <w:tabs>
+          <w:tab w:val="num" w:pos="5040"/>
+        </w:tabs>
+        <w:ind w:left="5040" w:hanging="360"/>
+      </w:pPr>
+      <w:rPr>
+        <w:rFonts w:ascii="Wingdings" w:hAnsi="Wingdings" w:hint="default"/>
+        <w:sz w:val="20"/>
+      </w:rPr>
+    </w:lvl>
+    <w:lvl w:ilvl="7" w:tentative="1">
+      <w:start w:val="1"/>
+      <w:numFmt w:val="bullet"/>
+      <w:lvlText w:val=""/>
+      <w:lvlJc w:val="left"/>
+      <w:pPr>
+        <w:tabs>
+          <w:tab w:val="num" w:pos="5760"/>
+        </w:tabs>
+        <w:ind w:left="5760" w:hanging="360"/>
+      </w:pPr>
+      <w:rPr>
+        <w:rFonts w:ascii="Wingdings" w:hAnsi="Wingdings" w:hint="default"/>
+        <w:sz w:val="20"/>
+      </w:rPr>
+    </w:lvl>
+    <w:lvl w:ilvl="8" w:tentative="1">
+      <w:start w:val="1"/>
+      <w:numFmt w:val="bullet"/>
+      <w:lvlText w:val=""/>
+      <w:lvlJc w:val="left"/>
+      <w:pPr>
+        <w:tabs>
+          <w:tab w:val="num" w:pos="6480"/>
+        </w:tabs>
+        <w:ind w:left="6480" w:hanging="360"/>
+      </w:pPr>
+      <w:rPr>
+        <w:rFonts w:ascii="Wingdings" w:hAnsi="Wingdings" w:hint="default"/>
+        <w:sz w:val="20"/>
+      </w:rPr>
+    </w:lvl>
+  </w:abstractNum>
+  <w:abstractNum w:abstractNumId="16">
+    <w:nsid w:val="70B6474F"/>
+    <w:multiLevelType w:val="multilevel"/>
+    <w:tmpl w:val="A650D278"/>
+    <w:lvl w:ilvl="0">
+      <w:start w:val="1"/>
+      <w:numFmt w:val="bullet"/>
+      <w:lvlText w:val=""/>
+      <w:lvlJc w:val="left"/>
+      <w:pPr>
+        <w:tabs>
+          <w:tab w:val="num" w:pos="720"/>
+        </w:tabs>
+        <w:ind w:left="720" w:hanging="360"/>
+      </w:pPr>
+      <w:rPr>
+        <w:rFonts w:ascii="Symbol" w:hAnsi="Symbol" w:hint="default"/>
+        <w:sz w:val="20"/>
+      </w:rPr>
+    </w:lvl>
+    <w:lvl w:ilvl="1" w:tentative="1">
+      <w:start w:val="1"/>
+      <w:numFmt w:val="bullet"/>
+      <w:lvlText w:val="o"/>
+      <w:lvlJc w:val="left"/>
+      <w:pPr>
+        <w:tabs>
+          <w:tab w:val="num" w:pos="1440"/>
+        </w:tabs>
+        <w:ind w:left="1440" w:hanging="360"/>
+      </w:pPr>
+      <w:rPr>
+        <w:rFonts w:ascii="Courier New" w:hAnsi="Courier New" w:hint="default"/>
+        <w:sz w:val="20"/>
+      </w:rPr>
+    </w:lvl>
+    <w:lvl w:ilvl="2" w:tentative="1">
+      <w:start w:val="1"/>
+      <w:numFmt w:val="bullet"/>
+      <w:lvlText w:val=""/>
+      <w:lvlJc w:val="left"/>
+      <w:pPr>
+        <w:tabs>
+          <w:tab w:val="num" w:pos="2160"/>
+        </w:tabs>
+        <w:ind w:left="2160" w:hanging="360"/>
+      </w:pPr>
+      <w:rPr>
+        <w:rFonts w:ascii="Wingdings" w:hAnsi="Wingdings" w:hint="default"/>
+        <w:sz w:val="20"/>
+      </w:rPr>
+    </w:lvl>
+    <w:lvl w:ilvl="3" w:tentative="1">
+      <w:start w:val="1"/>
+      <w:numFmt w:val="bullet"/>
+      <w:lvlText w:val=""/>
+      <w:lvlJc w:val="left"/>
+      <w:pPr>
+        <w:tabs>
+          <w:tab w:val="num" w:pos="2880"/>
+        </w:tabs>
+        <w:ind w:left="2880" w:hanging="360"/>
+      </w:pPr>
+      <w:rPr>
+        <w:rFonts w:ascii="Wingdings" w:hAnsi="Wingdings" w:hint="default"/>
+        <w:sz w:val="20"/>
+      </w:rPr>
+    </w:lvl>
+    <w:lvl w:ilvl="4" w:tentative="1">
+      <w:start w:val="1"/>
+      <w:numFmt w:val="bullet"/>
+      <w:lvlText w:val=""/>
+      <w:lvlJc w:val="left"/>
+      <w:pPr>
+        <w:tabs>
+          <w:tab w:val="num" w:pos="3600"/>
+        </w:tabs>
+        <w:ind w:left="3600" w:hanging="360"/>
+      </w:pPr>
+      <w:rPr>
+        <w:rFonts w:ascii="Wingdings" w:hAnsi="Wingdings" w:hint="default"/>
+        <w:sz w:val="20"/>
+      </w:rPr>
+    </w:lvl>
+    <w:lvl w:ilvl="5" w:tentative="1">
+      <w:start w:val="1"/>
+      <w:numFmt w:val="bullet"/>
+      <w:lvlText w:val=""/>
+      <w:lvlJc w:val="left"/>
+      <w:pPr>
+        <w:tabs>
+          <w:tab w:val="num" w:pos="4320"/>
+        </w:tabs>
+        <w:ind w:left="4320" w:hanging="360"/>
+      </w:pPr>
+      <w:rPr>
+        <w:rFonts w:ascii="Wingdings" w:hAnsi="Wingdings" w:hint="default"/>
+        <w:sz w:val="20"/>
+      </w:rPr>
+    </w:lvl>
+    <w:lvl w:ilvl="6" w:tentative="1">
+      <w:start w:val="1"/>
+      <w:numFmt w:val="bullet"/>
+      <w:lvlText w:val=""/>
+      <w:lvlJc w:val="left"/>
+      <w:pPr>
+        <w:tabs>
+          <w:tab w:val="num" w:pos="5040"/>
+        </w:tabs>
+        <w:ind w:left="5040" w:hanging="360"/>
+      </w:pPr>
+      <w:rPr>
+        <w:rFonts w:ascii="Wingdings" w:hAnsi="Wingdings" w:hint="default"/>
+        <w:sz w:val="20"/>
+      </w:rPr>
+    </w:lvl>
+    <w:lvl w:ilvl="7" w:tentative="1">
+      <w:start w:val="1"/>
+      <w:numFmt w:val="bullet"/>
+      <w:lvlText w:val=""/>
+      <w:lvlJc w:val="left"/>
+      <w:pPr>
+        <w:tabs>
+          <w:tab w:val="num" w:pos="5760"/>
+        </w:tabs>
+        <w:ind w:left="5760" w:hanging="360"/>
+      </w:pPr>
+      <w:rPr>
+        <w:rFonts w:ascii="Wingdings" w:hAnsi="Wingdings" w:hint="default"/>
+        <w:sz w:val="20"/>
+      </w:rPr>
+    </w:lvl>
+    <w:lvl w:ilvl="8" w:tentative="1">
+      <w:start w:val="1"/>
+      <w:numFmt w:val="bullet"/>
+      <w:lvlText w:val=""/>
+      <w:lvlJc w:val="left"/>
+      <w:pPr>
+        <w:tabs>
+          <w:tab w:val="num" w:pos="6480"/>
+        </w:tabs>
+        <w:ind w:left="6480" w:hanging="360"/>
+      </w:pPr>
+      <w:rPr>
+        <w:rFonts w:ascii="Wingdings" w:hAnsi="Wingdings" w:hint="default"/>
+        <w:sz w:val="20"/>
+      </w:rPr>
+    </w:lvl>
+  </w:abstractNum>
+  <w:abstractNum w:abstractNumId="17">
+    <w:nsid w:val="72F31BC5"/>
+    <w:multiLevelType w:val="multilevel"/>
+    <w:tmpl w:val="27765062"/>
     <w:lvl w:ilvl="0">
       <w:start w:val="1"/>
       <w:numFmt w:val="bullet"/>
@@ -2830,31 +3871,160 @@
     </w:lvl>
   </w:abstractNum>
   <w:num w:numId="1">
-    <w:abstractNumId w:val="2"/>
+    <w:abstractNumId w:val="16"/>
   </w:num>
   <w:num w:numId="2">
-    <w:abstractNumId w:val="3"/>
+    <w:abstractNumId w:val="0"/>
+    <w:lvlOverride w:ilvl="0">
+      <w:lvl w:ilvl="0">
+        <w:numFmt w:val="bullet"/>
+        <w:lvlText w:val="o"/>
+        <w:lvlJc w:val="left"/>
+        <w:pPr>
+          <w:tabs>
+            <w:tab w:val="num" w:pos="720"/>
+          </w:tabs>
+          <w:ind w:left="720" w:hanging="360"/>
+        </w:pPr>
+        <w:rPr>
+          <w:rFonts w:ascii="Courier New" w:hAnsi="Courier New" w:hint="default"/>
+          <w:sz w:val="20"/>
+        </w:rPr>
+      </w:lvl>
+    </w:lvlOverride>
   </w:num>
   <w:num w:numId="3">
-    <w:abstractNumId w:val="0"/>
+    <w:abstractNumId w:val="8"/>
   </w:num>
   <w:num w:numId="4">
-    <w:abstractNumId w:val="7"/>
+    <w:abstractNumId w:val="12"/>
   </w:num>
   <w:num w:numId="5">
-    <w:abstractNumId w:val="4"/>
+    <w:abstractNumId w:val="7"/>
+    <w:lvlOverride w:ilvl="0">
+      <w:lvl w:ilvl="0">
+        <w:numFmt w:val="bullet"/>
+        <w:lvlText w:val="o"/>
+        <w:lvlJc w:val="left"/>
+        <w:pPr>
+          <w:tabs>
+            <w:tab w:val="num" w:pos="720"/>
+          </w:tabs>
+          <w:ind w:left="720" w:hanging="360"/>
+        </w:pPr>
+        <w:rPr>
+          <w:rFonts w:ascii="Courier New" w:hAnsi="Courier New" w:hint="default"/>
+          <w:sz w:val="20"/>
+        </w:rPr>
+      </w:lvl>
+    </w:lvlOverride>
   </w:num>
   <w:num w:numId="6">
-    <w:abstractNumId w:val="6"/>
+    <w:abstractNumId w:val="17"/>
   </w:num>
   <w:num w:numId="7">
-    <w:abstractNumId w:val="8"/>
+    <w:abstractNumId w:val="4"/>
+    <w:lvlOverride w:ilvl="0">
+      <w:lvl w:ilvl="0">
+        <w:numFmt w:val="bullet"/>
+        <w:lvlText w:val="o"/>
+        <w:lvlJc w:val="left"/>
+        <w:pPr>
+          <w:tabs>
+            <w:tab w:val="num" w:pos="720"/>
+          </w:tabs>
+          <w:ind w:left="720" w:hanging="360"/>
+        </w:pPr>
+        <w:rPr>
+          <w:rFonts w:ascii="Courier New" w:hAnsi="Courier New" w:hint="default"/>
+          <w:sz w:val="20"/>
+        </w:rPr>
+      </w:lvl>
+    </w:lvlOverride>
   </w:num>
   <w:num w:numId="8">
-    <w:abstractNumId w:val="1"/>
+    <w:abstractNumId w:val="11"/>
   </w:num>
   <w:num w:numId="9">
     <w:abstractNumId w:val="5"/>
+  </w:num>
+  <w:num w:numId="10">
+    <w:abstractNumId w:val="13"/>
+    <w:lvlOverride w:ilvl="0">
+      <w:lvl w:ilvl="0">
+        <w:numFmt w:val="bullet"/>
+        <w:lvlText w:val="o"/>
+        <w:lvlJc w:val="left"/>
+        <w:pPr>
+          <w:tabs>
+            <w:tab w:val="num" w:pos="720"/>
+          </w:tabs>
+          <w:ind w:left="720" w:hanging="360"/>
+        </w:pPr>
+        <w:rPr>
+          <w:rFonts w:ascii="Courier New" w:hAnsi="Courier New" w:hint="default"/>
+          <w:sz w:val="20"/>
+        </w:rPr>
+      </w:lvl>
+    </w:lvlOverride>
+  </w:num>
+  <w:num w:numId="11">
+    <w:abstractNumId w:val="15"/>
+  </w:num>
+  <w:num w:numId="12">
+    <w:abstractNumId w:val="9"/>
+  </w:num>
+  <w:num w:numId="13">
+    <w:abstractNumId w:val="3"/>
+    <w:lvlOverride w:ilvl="0">
+      <w:lvl w:ilvl="0">
+        <w:numFmt w:val="bullet"/>
+        <w:lvlText w:val="o"/>
+        <w:lvlJc w:val="left"/>
+        <w:pPr>
+          <w:tabs>
+            <w:tab w:val="num" w:pos="720"/>
+          </w:tabs>
+          <w:ind w:left="720" w:hanging="360"/>
+        </w:pPr>
+        <w:rPr>
+          <w:rFonts w:ascii="Courier New" w:hAnsi="Courier New" w:hint="default"/>
+          <w:sz w:val="20"/>
+        </w:rPr>
+      </w:lvl>
+    </w:lvlOverride>
+  </w:num>
+  <w:num w:numId="14">
+    <w:abstractNumId w:val="10"/>
+  </w:num>
+  <w:num w:numId="15">
+    <w:abstractNumId w:val="14"/>
+    <w:lvlOverride w:ilvl="0">
+      <w:lvl w:ilvl="0">
+        <w:numFmt w:val="bullet"/>
+        <w:lvlText w:val="o"/>
+        <w:lvlJc w:val="left"/>
+        <w:pPr>
+          <w:tabs>
+            <w:tab w:val="num" w:pos="720"/>
+          </w:tabs>
+          <w:ind w:left="720" w:hanging="360"/>
+        </w:pPr>
+        <w:rPr>
+          <w:rFonts w:ascii="Courier New" w:hAnsi="Courier New" w:hint="default"/>
+          <w:sz w:val="20"/>
+        </w:rPr>
+      </w:lvl>
+    </w:lvlOverride>
+  </w:num>
+  <w:num w:numId="16">
+    <w:abstractNumId w:val="6"/>
+  </w:num>
+  <w:num w:numId="17">
+    <w:abstractNumId w:val="1"/>
+  </w:num>
+  <w:num w:numId="18">
+    <w:abstractNumId w:val="2"/>
   </w:num>
 </w:numbering>
 </file>
@@ -2864,15 +4034,15 @@
   <w:docDefaults>
     <w:rPrDefault>
       <w:rPr>
-        <w:rFonts w:asciiTheme="minorHAnsi" w:eastAsiaTheme="minorHAnsi" w:hAnsiTheme="minorHAnsi" w:cstheme="minorBidi"/>
+        <w:rFonts w:asciiTheme="minorHAnsi" w:eastAsiaTheme="minorEastAsia" w:hAnsiTheme="minorHAnsi" w:cstheme="minorBidi"/>
         <w:sz w:val="22"/>
         <w:szCs w:val="22"/>
-        <w:lang w:val="en-IN" w:eastAsia="en-US" w:bidi="ar-SA"/>
+        <w:lang w:val="en-US" w:eastAsia="en-US" w:bidi="en-US"/>
       </w:rPr>
     </w:rPrDefault>
     <w:pPrDefault>
       <w:pPr>
-        <w:spacing w:after="160" w:line="259" w:lineRule="auto"/>
+        <w:spacing w:before="200" w:after="200" w:line="276" w:lineRule="auto"/>
       </w:pPr>
     </w:pPrDefault>
   </w:docDefaults>
@@ -3018,26 +4188,233 @@
   <w:style w:type="paragraph" w:default="1" w:styleId="Normal">
     <w:name w:val="Normal"/>
     <w:qFormat/>
-    <w:rsid w:val="0027783C"/>
+    <w:rsid w:val="00AF037A"/>
+    <w:rPr>
+      <w:sz w:val="20"/>
+      <w:szCs w:val="20"/>
+    </w:rPr>
+  </w:style>
+  <w:style w:type="paragraph" w:styleId="Heading1">
+    <w:name w:val="heading 1"/>
+    <w:basedOn w:val="Normal"/>
+    <w:next w:val="Normal"/>
+    <w:link w:val="Heading1Char"/>
+    <w:uiPriority w:val="9"/>
+    <w:qFormat/>
+    <w:rsid w:val="00AF037A"/>
+    <w:pPr>
+      <w:pBdr>
+        <w:top w:val="single" w:sz="24" w:space="0" w:color="5B9BD5" w:themeColor="accent1"/>
+        <w:left w:val="single" w:sz="24" w:space="0" w:color="5B9BD5" w:themeColor="accent1"/>
+        <w:bottom w:val="single" w:sz="24" w:space="0" w:color="5B9BD5" w:themeColor="accent1"/>
+        <w:right w:val="single" w:sz="24" w:space="0" w:color="5B9BD5" w:themeColor="accent1"/>
+      </w:pBdr>
+      <w:shd w:val="clear" w:color="auto" w:fill="5B9BD5" w:themeFill="accent1"/>
+      <w:spacing w:after="0"/>
+      <w:outlineLvl w:val="0"/>
+    </w:pPr>
+    <w:rPr>
+      <w:b/>
+      <w:bCs/>
+      <w:caps/>
+      <w:color w:val="FFFFFF" w:themeColor="background1"/>
+      <w:spacing w:val="15"/>
+      <w:sz w:val="22"/>
+      <w:szCs w:val="22"/>
+    </w:rPr>
+  </w:style>
+  <w:style w:type="paragraph" w:styleId="Heading2">
+    <w:name w:val="heading 2"/>
+    <w:basedOn w:val="Normal"/>
+    <w:next w:val="Normal"/>
+    <w:link w:val="Heading2Char"/>
+    <w:uiPriority w:val="9"/>
+    <w:unhideWhenUsed/>
+    <w:qFormat/>
+    <w:rsid w:val="00AF037A"/>
+    <w:pPr>
+      <w:pBdr>
+        <w:top w:val="single" w:sz="24" w:space="0" w:color="DEEAF6" w:themeColor="accent1" w:themeTint="33"/>
+        <w:left w:val="single" w:sz="24" w:space="0" w:color="DEEAF6" w:themeColor="accent1" w:themeTint="33"/>
+        <w:bottom w:val="single" w:sz="24" w:space="0" w:color="DEEAF6" w:themeColor="accent1" w:themeTint="33"/>
+        <w:right w:val="single" w:sz="24" w:space="0" w:color="DEEAF6" w:themeColor="accent1" w:themeTint="33"/>
+      </w:pBdr>
+      <w:shd w:val="clear" w:color="auto" w:fill="DEEAF6" w:themeFill="accent1" w:themeFillTint="33"/>
+      <w:spacing w:after="0"/>
+      <w:outlineLvl w:val="1"/>
+    </w:pPr>
+    <w:rPr>
+      <w:caps/>
+      <w:spacing w:val="15"/>
+      <w:sz w:val="22"/>
+      <w:szCs w:val="22"/>
+    </w:rPr>
   </w:style>
   <w:style w:type="paragraph" w:styleId="Heading3">
     <w:name w:val="heading 3"/>
     <w:basedOn w:val="Normal"/>
+    <w:next w:val="Normal"/>
     <w:link w:val="Heading3Char"/>
     <w:uiPriority w:val="9"/>
+    <w:semiHidden/>
+    <w:unhideWhenUsed/>
     <w:qFormat/>
-    <w:rsid w:val="006751B2"/>
+    <w:rsid w:val="00AF037A"/>
     <w:pPr>
-      <w:spacing w:before="100" w:beforeAutospacing="1" w:after="100" w:afterAutospacing="1" w:line="240" w:lineRule="auto"/>
+      <w:pBdr>
+        <w:top w:val="single" w:sz="6" w:space="2" w:color="5B9BD5" w:themeColor="accent1"/>
+        <w:left w:val="single" w:sz="6" w:space="2" w:color="5B9BD5" w:themeColor="accent1"/>
+      </w:pBdr>
+      <w:spacing w:before="300" w:after="0"/>
       <w:outlineLvl w:val="2"/>
     </w:pPr>
     <w:rPr>
-      <w:rFonts w:ascii="Times New Roman" w:eastAsia="Times New Roman" w:hAnsi="Times New Roman" w:cs="Times New Roman"/>
-      <w:b/>
-      <w:bCs/>
-      <w:sz w:val="27"/>
-      <w:szCs w:val="27"/>
-      <w:lang w:val="en-US"/>
+      <w:caps/>
+      <w:color w:val="1F4D78" w:themeColor="accent1" w:themeShade="7F"/>
+      <w:spacing w:val="15"/>
+      <w:sz w:val="22"/>
+      <w:szCs w:val="22"/>
+    </w:rPr>
+  </w:style>
+  <w:style w:type="paragraph" w:styleId="Heading4">
+    <w:name w:val="heading 4"/>
+    <w:basedOn w:val="Normal"/>
+    <w:next w:val="Normal"/>
+    <w:link w:val="Heading4Char"/>
+    <w:uiPriority w:val="9"/>
+    <w:semiHidden/>
+    <w:unhideWhenUsed/>
+    <w:qFormat/>
+    <w:rsid w:val="00AF037A"/>
+    <w:pPr>
+      <w:pBdr>
+        <w:top w:val="dotted" w:sz="6" w:space="2" w:color="5B9BD5" w:themeColor="accent1"/>
+        <w:left w:val="dotted" w:sz="6" w:space="2" w:color="5B9BD5" w:themeColor="accent1"/>
+      </w:pBdr>
+      <w:spacing w:before="300" w:after="0"/>
+      <w:outlineLvl w:val="3"/>
+    </w:pPr>
+    <w:rPr>
+      <w:caps/>
+      <w:color w:val="2E74B5" w:themeColor="accent1" w:themeShade="BF"/>
+      <w:spacing w:val="10"/>
+      <w:sz w:val="22"/>
+      <w:szCs w:val="22"/>
+    </w:rPr>
+  </w:style>
+  <w:style w:type="paragraph" w:styleId="Heading5">
+    <w:name w:val="heading 5"/>
+    <w:basedOn w:val="Normal"/>
+    <w:next w:val="Normal"/>
+    <w:link w:val="Heading5Char"/>
+    <w:uiPriority w:val="9"/>
+    <w:semiHidden/>
+    <w:unhideWhenUsed/>
+    <w:qFormat/>
+    <w:rsid w:val="00AF037A"/>
+    <w:pPr>
+      <w:pBdr>
+        <w:bottom w:val="single" w:sz="6" w:space="1" w:color="5B9BD5" w:themeColor="accent1"/>
+      </w:pBdr>
+      <w:spacing w:before="300" w:after="0"/>
+      <w:outlineLvl w:val="4"/>
+    </w:pPr>
+    <w:rPr>
+      <w:caps/>
+      <w:color w:val="2E74B5" w:themeColor="accent1" w:themeShade="BF"/>
+      <w:spacing w:val="10"/>
+      <w:sz w:val="22"/>
+      <w:szCs w:val="22"/>
+    </w:rPr>
+  </w:style>
+  <w:style w:type="paragraph" w:styleId="Heading6">
+    <w:name w:val="heading 6"/>
+    <w:basedOn w:val="Normal"/>
+    <w:next w:val="Normal"/>
+    <w:link w:val="Heading6Char"/>
+    <w:uiPriority w:val="9"/>
+    <w:semiHidden/>
+    <w:unhideWhenUsed/>
+    <w:qFormat/>
+    <w:rsid w:val="00AF037A"/>
+    <w:pPr>
+      <w:pBdr>
+        <w:bottom w:val="dotted" w:sz="6" w:space="1" w:color="5B9BD5" w:themeColor="accent1"/>
+      </w:pBdr>
+      <w:spacing w:before="300" w:after="0"/>
+      <w:outlineLvl w:val="5"/>
+    </w:pPr>
+    <w:rPr>
+      <w:caps/>
+      <w:color w:val="2E74B5" w:themeColor="accent1" w:themeShade="BF"/>
+      <w:spacing w:val="10"/>
+      <w:sz w:val="22"/>
+      <w:szCs w:val="22"/>
+    </w:rPr>
+  </w:style>
+  <w:style w:type="paragraph" w:styleId="Heading7">
+    <w:name w:val="heading 7"/>
+    <w:basedOn w:val="Normal"/>
+    <w:next w:val="Normal"/>
+    <w:link w:val="Heading7Char"/>
+    <w:uiPriority w:val="9"/>
+    <w:semiHidden/>
+    <w:unhideWhenUsed/>
+    <w:qFormat/>
+    <w:rsid w:val="00AF037A"/>
+    <w:pPr>
+      <w:spacing w:before="300" w:after="0"/>
+      <w:outlineLvl w:val="6"/>
+    </w:pPr>
+    <w:rPr>
+      <w:caps/>
+      <w:color w:val="2E74B5" w:themeColor="accent1" w:themeShade="BF"/>
+      <w:spacing w:val="10"/>
+      <w:sz w:val="22"/>
+      <w:szCs w:val="22"/>
+    </w:rPr>
+  </w:style>
+  <w:style w:type="paragraph" w:styleId="Heading8">
+    <w:name w:val="heading 8"/>
+    <w:basedOn w:val="Normal"/>
+    <w:next w:val="Normal"/>
+    <w:link w:val="Heading8Char"/>
+    <w:uiPriority w:val="9"/>
+    <w:semiHidden/>
+    <w:unhideWhenUsed/>
+    <w:qFormat/>
+    <w:rsid w:val="00AF037A"/>
+    <w:pPr>
+      <w:spacing w:before="300" w:after="0"/>
+      <w:outlineLvl w:val="7"/>
+    </w:pPr>
+    <w:rPr>
+      <w:caps/>
+      <w:spacing w:val="10"/>
+      <w:sz w:val="18"/>
+      <w:szCs w:val="18"/>
+    </w:rPr>
+  </w:style>
+  <w:style w:type="paragraph" w:styleId="Heading9">
+    <w:name w:val="heading 9"/>
+    <w:basedOn w:val="Normal"/>
+    <w:next w:val="Normal"/>
+    <w:link w:val="Heading9Char"/>
+    <w:uiPriority w:val="9"/>
+    <w:semiHidden/>
+    <w:unhideWhenUsed/>
+    <w:qFormat/>
+    <w:rsid w:val="00AF037A"/>
+    <w:pPr>
+      <w:spacing w:before="300" w:after="0"/>
+      <w:outlineLvl w:val="8"/>
+    </w:pPr>
+    <w:rPr>
+      <w:i/>
+      <w:caps/>
+      <w:spacing w:val="10"/>
+      <w:sz w:val="18"/>
+      <w:szCs w:val="18"/>
     </w:rPr>
   </w:style>
   <w:style w:type="character" w:default="1" w:styleId="DefaultParagraphFont">
@@ -3068,19 +4445,31 @@
     <w:semiHidden/>
     <w:unhideWhenUsed/>
   </w:style>
-  <w:style w:type="character" w:customStyle="1" w:styleId="Heading3Char">
-    <w:name w:val="Heading 3 Char"/>
+  <w:style w:type="character" w:customStyle="1" w:styleId="Heading1Char">
+    <w:name w:val="Heading 1 Char"/>
     <w:basedOn w:val="DefaultParagraphFont"/>
-    <w:link w:val="Heading3"/>
+    <w:link w:val="Heading1"/>
     <w:uiPriority w:val="9"/>
-    <w:rsid w:val="006751B2"/>
+    <w:rsid w:val="00AF037A"/>
     <w:rPr>
-      <w:rFonts w:ascii="Times New Roman" w:eastAsia="Times New Roman" w:hAnsi="Times New Roman" w:cs="Times New Roman"/>
       <w:b/>
       <w:bCs/>
-      <w:sz w:val="27"/>
-      <w:szCs w:val="27"/>
-      <w:lang w:val="en-US"/>
+      <w:caps/>
+      <w:color w:val="FFFFFF" w:themeColor="background1"/>
+      <w:spacing w:val="15"/>
+      <w:shd w:val="clear" w:color="auto" w:fill="5B9BD5" w:themeFill="accent1"/>
+    </w:rPr>
+  </w:style>
+  <w:style w:type="character" w:customStyle="1" w:styleId="Heading2Char">
+    <w:name w:val="Heading 2 Char"/>
+    <w:basedOn w:val="DefaultParagraphFont"/>
+    <w:link w:val="Heading2"/>
+    <w:uiPriority w:val="9"/>
+    <w:rsid w:val="00AF037A"/>
+    <w:rPr>
+      <w:caps/>
+      <w:spacing w:val="15"/>
+      <w:shd w:val="clear" w:color="auto" w:fill="DEEAF6" w:themeFill="accent1" w:themeFillTint="33"/>
     </w:rPr>
   </w:style>
   <w:style w:type="paragraph" w:styleId="NormalWeb">
@@ -3089,29 +4478,384 @@
     <w:uiPriority w:val="99"/>
     <w:semiHidden/>
     <w:unhideWhenUsed/>
-    <w:rsid w:val="006751B2"/>
+    <w:rsid w:val="00324E41"/>
     <w:pPr>
       <w:spacing w:before="100" w:beforeAutospacing="1" w:after="100" w:afterAutospacing="1" w:line="240" w:lineRule="auto"/>
     </w:pPr>
     <w:rPr>
       <w:rFonts w:ascii="Times New Roman" w:eastAsia="Times New Roman" w:hAnsi="Times New Roman" w:cs="Times New Roman"/>
+    </w:rPr>
+  </w:style>
+  <w:style w:type="character" w:styleId="BookTitle">
+    <w:name w:val="Book Title"/>
+    <w:uiPriority w:val="33"/>
+    <w:qFormat/>
+    <w:rsid w:val="00AF037A"/>
+    <w:rPr>
+      <w:b/>
+      <w:bCs/>
+      <w:i/>
+      <w:iCs/>
+      <w:spacing w:val="9"/>
+    </w:rPr>
+  </w:style>
+  <w:style w:type="character" w:customStyle="1" w:styleId="Heading3Char">
+    <w:name w:val="Heading 3 Char"/>
+    <w:basedOn w:val="DefaultParagraphFont"/>
+    <w:link w:val="Heading3"/>
+    <w:uiPriority w:val="9"/>
+    <w:semiHidden/>
+    <w:rsid w:val="00AF037A"/>
+    <w:rPr>
+      <w:caps/>
+      <w:color w:val="1F4D78" w:themeColor="accent1" w:themeShade="7F"/>
+      <w:spacing w:val="15"/>
+    </w:rPr>
+  </w:style>
+  <w:style w:type="character" w:customStyle="1" w:styleId="Heading4Char">
+    <w:name w:val="Heading 4 Char"/>
+    <w:basedOn w:val="DefaultParagraphFont"/>
+    <w:link w:val="Heading4"/>
+    <w:uiPriority w:val="9"/>
+    <w:semiHidden/>
+    <w:rsid w:val="00AF037A"/>
+    <w:rPr>
+      <w:caps/>
+      <w:color w:val="2E74B5" w:themeColor="accent1" w:themeShade="BF"/>
+      <w:spacing w:val="10"/>
+    </w:rPr>
+  </w:style>
+  <w:style w:type="character" w:customStyle="1" w:styleId="Heading5Char">
+    <w:name w:val="Heading 5 Char"/>
+    <w:basedOn w:val="DefaultParagraphFont"/>
+    <w:link w:val="Heading5"/>
+    <w:uiPriority w:val="9"/>
+    <w:semiHidden/>
+    <w:rsid w:val="00AF037A"/>
+    <w:rPr>
+      <w:caps/>
+      <w:color w:val="2E74B5" w:themeColor="accent1" w:themeShade="BF"/>
+      <w:spacing w:val="10"/>
+    </w:rPr>
+  </w:style>
+  <w:style w:type="character" w:customStyle="1" w:styleId="Heading6Char">
+    <w:name w:val="Heading 6 Char"/>
+    <w:basedOn w:val="DefaultParagraphFont"/>
+    <w:link w:val="Heading6"/>
+    <w:uiPriority w:val="9"/>
+    <w:semiHidden/>
+    <w:rsid w:val="00AF037A"/>
+    <w:rPr>
+      <w:caps/>
+      <w:color w:val="2E74B5" w:themeColor="accent1" w:themeShade="BF"/>
+      <w:spacing w:val="10"/>
+    </w:rPr>
+  </w:style>
+  <w:style w:type="character" w:customStyle="1" w:styleId="Heading7Char">
+    <w:name w:val="Heading 7 Char"/>
+    <w:basedOn w:val="DefaultParagraphFont"/>
+    <w:link w:val="Heading7"/>
+    <w:uiPriority w:val="9"/>
+    <w:semiHidden/>
+    <w:rsid w:val="00AF037A"/>
+    <w:rPr>
+      <w:caps/>
+      <w:color w:val="2E74B5" w:themeColor="accent1" w:themeShade="BF"/>
+      <w:spacing w:val="10"/>
+    </w:rPr>
+  </w:style>
+  <w:style w:type="character" w:customStyle="1" w:styleId="Heading8Char">
+    <w:name w:val="Heading 8 Char"/>
+    <w:basedOn w:val="DefaultParagraphFont"/>
+    <w:link w:val="Heading8"/>
+    <w:uiPriority w:val="9"/>
+    <w:semiHidden/>
+    <w:rsid w:val="00AF037A"/>
+    <w:rPr>
+      <w:caps/>
+      <w:spacing w:val="10"/>
+      <w:sz w:val="18"/>
+      <w:szCs w:val="18"/>
+    </w:rPr>
+  </w:style>
+  <w:style w:type="character" w:customStyle="1" w:styleId="Heading9Char">
+    <w:name w:val="Heading 9 Char"/>
+    <w:basedOn w:val="DefaultParagraphFont"/>
+    <w:link w:val="Heading9"/>
+    <w:uiPriority w:val="9"/>
+    <w:semiHidden/>
+    <w:rsid w:val="00AF037A"/>
+    <w:rPr>
+      <w:i/>
+      <w:caps/>
+      <w:spacing w:val="10"/>
+      <w:sz w:val="18"/>
+      <w:szCs w:val="18"/>
+    </w:rPr>
+  </w:style>
+  <w:style w:type="paragraph" w:styleId="Caption">
+    <w:name w:val="caption"/>
+    <w:basedOn w:val="Normal"/>
+    <w:next w:val="Normal"/>
+    <w:uiPriority w:val="35"/>
+    <w:semiHidden/>
+    <w:unhideWhenUsed/>
+    <w:qFormat/>
+    <w:rsid w:val="00AF037A"/>
+    <w:rPr>
+      <w:b/>
+      <w:bCs/>
+      <w:color w:val="2E74B5" w:themeColor="accent1" w:themeShade="BF"/>
+      <w:sz w:val="16"/>
+      <w:szCs w:val="16"/>
+    </w:rPr>
+  </w:style>
+  <w:style w:type="paragraph" w:styleId="Title">
+    <w:name w:val="Title"/>
+    <w:basedOn w:val="Normal"/>
+    <w:next w:val="Normal"/>
+    <w:link w:val="TitleChar"/>
+    <w:uiPriority w:val="10"/>
+    <w:qFormat/>
+    <w:rsid w:val="00AF037A"/>
+    <w:pPr>
+      <w:spacing w:before="720"/>
+    </w:pPr>
+    <w:rPr>
+      <w:caps/>
+      <w:color w:val="5B9BD5" w:themeColor="accent1"/>
+      <w:spacing w:val="10"/>
+      <w:kern w:val="28"/>
+      <w:sz w:val="52"/>
+      <w:szCs w:val="52"/>
+    </w:rPr>
+  </w:style>
+  <w:style w:type="character" w:customStyle="1" w:styleId="TitleChar">
+    <w:name w:val="Title Char"/>
+    <w:basedOn w:val="DefaultParagraphFont"/>
+    <w:link w:val="Title"/>
+    <w:uiPriority w:val="10"/>
+    <w:rsid w:val="00AF037A"/>
+    <w:rPr>
+      <w:caps/>
+      <w:color w:val="5B9BD5" w:themeColor="accent1"/>
+      <w:spacing w:val="10"/>
+      <w:kern w:val="28"/>
+      <w:sz w:val="52"/>
+      <w:szCs w:val="52"/>
+    </w:rPr>
+  </w:style>
+  <w:style w:type="paragraph" w:styleId="Subtitle">
+    <w:name w:val="Subtitle"/>
+    <w:basedOn w:val="Normal"/>
+    <w:next w:val="Normal"/>
+    <w:link w:val="SubtitleChar"/>
+    <w:uiPriority w:val="11"/>
+    <w:qFormat/>
+    <w:rsid w:val="00AF037A"/>
+    <w:pPr>
+      <w:spacing w:after="1000" w:line="240" w:lineRule="auto"/>
+    </w:pPr>
+    <w:rPr>
+      <w:caps/>
+      <w:color w:val="595959" w:themeColor="text1" w:themeTint="A6"/>
+      <w:spacing w:val="10"/>
       <w:sz w:val="24"/>
       <w:szCs w:val="24"/>
-      <w:lang w:val="en-US"/>
     </w:rPr>
   </w:style>
-  <w:style w:type="character" w:styleId="HTMLCode">
-    <w:name w:val="HTML Code"/>
+  <w:style w:type="character" w:customStyle="1" w:styleId="SubtitleChar">
+    <w:name w:val="Subtitle Char"/>
     <w:basedOn w:val="DefaultParagraphFont"/>
-    <w:uiPriority w:val="99"/>
-    <w:semiHidden/>
-    <w:unhideWhenUsed/>
-    <w:rsid w:val="006751B2"/>
+    <w:link w:val="Subtitle"/>
+    <w:uiPriority w:val="11"/>
+    <w:rsid w:val="00AF037A"/>
     <w:rPr>
-      <w:rFonts w:ascii="Courier New" w:eastAsia="Times New Roman" w:hAnsi="Courier New" w:cs="Courier New"/>
+      <w:caps/>
+      <w:color w:val="595959" w:themeColor="text1" w:themeTint="A6"/>
+      <w:spacing w:val="10"/>
+      <w:sz w:val="24"/>
+      <w:szCs w:val="24"/>
+    </w:rPr>
+  </w:style>
+  <w:style w:type="character" w:styleId="Strong">
+    <w:name w:val="Strong"/>
+    <w:uiPriority w:val="22"/>
+    <w:qFormat/>
+    <w:rsid w:val="00AF037A"/>
+    <w:rPr>
+      <w:b/>
+      <w:bCs/>
+    </w:rPr>
+  </w:style>
+  <w:style w:type="character" w:styleId="Emphasis">
+    <w:name w:val="Emphasis"/>
+    <w:uiPriority w:val="20"/>
+    <w:qFormat/>
+    <w:rsid w:val="00AF037A"/>
+    <w:rPr>
+      <w:caps/>
+      <w:color w:val="1F4D78" w:themeColor="accent1" w:themeShade="7F"/>
+      <w:spacing w:val="5"/>
+    </w:rPr>
+  </w:style>
+  <w:style w:type="paragraph" w:styleId="NoSpacing">
+    <w:name w:val="No Spacing"/>
+    <w:basedOn w:val="Normal"/>
+    <w:link w:val="NoSpacingChar"/>
+    <w:uiPriority w:val="1"/>
+    <w:qFormat/>
+    <w:rsid w:val="00AF037A"/>
+    <w:pPr>
+      <w:spacing w:before="0" w:after="0" w:line="240" w:lineRule="auto"/>
+    </w:pPr>
+  </w:style>
+  <w:style w:type="character" w:customStyle="1" w:styleId="NoSpacingChar">
+    <w:name w:val="No Spacing Char"/>
+    <w:basedOn w:val="DefaultParagraphFont"/>
+    <w:link w:val="NoSpacing"/>
+    <w:uiPriority w:val="1"/>
+    <w:rsid w:val="00AF037A"/>
+    <w:rPr>
       <w:sz w:val="20"/>
       <w:szCs w:val="20"/>
     </w:rPr>
+  </w:style>
+  <w:style w:type="paragraph" w:styleId="ListParagraph">
+    <w:name w:val="List Paragraph"/>
+    <w:basedOn w:val="Normal"/>
+    <w:uiPriority w:val="34"/>
+    <w:qFormat/>
+    <w:rsid w:val="00AF037A"/>
+    <w:pPr>
+      <w:ind w:left="720"/>
+      <w:contextualSpacing/>
+    </w:pPr>
+  </w:style>
+  <w:style w:type="paragraph" w:styleId="Quote">
+    <w:name w:val="Quote"/>
+    <w:basedOn w:val="Normal"/>
+    <w:next w:val="Normal"/>
+    <w:link w:val="QuoteChar"/>
+    <w:uiPriority w:val="29"/>
+    <w:qFormat/>
+    <w:rsid w:val="00AF037A"/>
+    <w:rPr>
+      <w:i/>
+      <w:iCs/>
+    </w:rPr>
+  </w:style>
+  <w:style w:type="character" w:customStyle="1" w:styleId="QuoteChar">
+    <w:name w:val="Quote Char"/>
+    <w:basedOn w:val="DefaultParagraphFont"/>
+    <w:link w:val="Quote"/>
+    <w:uiPriority w:val="29"/>
+    <w:rsid w:val="00AF037A"/>
+    <w:rPr>
+      <w:i/>
+      <w:iCs/>
+      <w:sz w:val="20"/>
+      <w:szCs w:val="20"/>
+    </w:rPr>
+  </w:style>
+  <w:style w:type="paragraph" w:styleId="IntenseQuote">
+    <w:name w:val="Intense Quote"/>
+    <w:basedOn w:val="Normal"/>
+    <w:next w:val="Normal"/>
+    <w:link w:val="IntenseQuoteChar"/>
+    <w:uiPriority w:val="30"/>
+    <w:qFormat/>
+    <w:rsid w:val="00AF037A"/>
+    <w:pPr>
+      <w:pBdr>
+        <w:top w:val="single" w:sz="4" w:space="10" w:color="5B9BD5" w:themeColor="accent1"/>
+        <w:left w:val="single" w:sz="4" w:space="10" w:color="5B9BD5" w:themeColor="accent1"/>
+      </w:pBdr>
+      <w:spacing w:after="0"/>
+      <w:ind w:left="1296" w:right="1152"/>
+      <w:jc w:val="both"/>
+    </w:pPr>
+    <w:rPr>
+      <w:i/>
+      <w:iCs/>
+      <w:color w:val="5B9BD5" w:themeColor="accent1"/>
+    </w:rPr>
+  </w:style>
+  <w:style w:type="character" w:customStyle="1" w:styleId="IntenseQuoteChar">
+    <w:name w:val="Intense Quote Char"/>
+    <w:basedOn w:val="DefaultParagraphFont"/>
+    <w:link w:val="IntenseQuote"/>
+    <w:uiPriority w:val="30"/>
+    <w:rsid w:val="00AF037A"/>
+    <w:rPr>
+      <w:i/>
+      <w:iCs/>
+      <w:color w:val="5B9BD5" w:themeColor="accent1"/>
+      <w:sz w:val="20"/>
+      <w:szCs w:val="20"/>
+    </w:rPr>
+  </w:style>
+  <w:style w:type="character" w:styleId="SubtleEmphasis">
+    <w:name w:val="Subtle Emphasis"/>
+    <w:uiPriority w:val="19"/>
+    <w:qFormat/>
+    <w:rsid w:val="00AF037A"/>
+    <w:rPr>
+      <w:i/>
+      <w:iCs/>
+      <w:color w:val="1F4D78" w:themeColor="accent1" w:themeShade="7F"/>
+    </w:rPr>
+  </w:style>
+  <w:style w:type="character" w:styleId="IntenseEmphasis">
+    <w:name w:val="Intense Emphasis"/>
+    <w:uiPriority w:val="21"/>
+    <w:qFormat/>
+    <w:rsid w:val="00AF037A"/>
+    <w:rPr>
+      <w:b/>
+      <w:bCs/>
+      <w:caps/>
+      <w:color w:val="1F4D78" w:themeColor="accent1" w:themeShade="7F"/>
+      <w:spacing w:val="10"/>
+    </w:rPr>
+  </w:style>
+  <w:style w:type="character" w:styleId="SubtleReference">
+    <w:name w:val="Subtle Reference"/>
+    <w:uiPriority w:val="31"/>
+    <w:qFormat/>
+    <w:rsid w:val="00AF037A"/>
+    <w:rPr>
+      <w:b/>
+      <w:bCs/>
+      <w:color w:val="5B9BD5" w:themeColor="accent1"/>
+    </w:rPr>
+  </w:style>
+  <w:style w:type="character" w:styleId="IntenseReference">
+    <w:name w:val="Intense Reference"/>
+    <w:uiPriority w:val="32"/>
+    <w:qFormat/>
+    <w:rsid w:val="00AF037A"/>
+    <w:rPr>
+      <w:b/>
+      <w:bCs/>
+      <w:i/>
+      <w:iCs/>
+      <w:caps/>
+      <w:color w:val="5B9BD5" w:themeColor="accent1"/>
+    </w:rPr>
+  </w:style>
+  <w:style w:type="paragraph" w:styleId="TOCHeading">
+    <w:name w:val="TOC Heading"/>
+    <w:basedOn w:val="Heading1"/>
+    <w:next w:val="Normal"/>
+    <w:uiPriority w:val="39"/>
+    <w:semiHidden/>
+    <w:unhideWhenUsed/>
+    <w:qFormat/>
+    <w:rsid w:val="00AF037A"/>
+    <w:pPr>
+      <w:outlineLvl w:val="9"/>
+    </w:pPr>
   </w:style>
 </w:styles>
 </file>
